--- a/web/transcricoes/2026-10-13_primeira_turma_transcricao_revisada.docx
+++ b/web/transcricoes/2026-10-13_primeira_turma_transcricao_revisada.docx
@@ -186,6 +186,47 @@
                 <w:color w:val="0A2540"/>
                 <w:sz w:val="20"/>
               </w:rPr>
+              <w:t>Pauta Oficial (STJ):</w:t>
+            </w:r>
+          </w:p>
+        </w:tc>
+        <w:tc>
+          <w:tcPr>
+            <w:tcW w:type="dxa" w:w="6480"/>
+            <w:shd w:fill="FFFFFF"/>
+          </w:tcPr>
+          <w:p>
+            <w:pPr>
+              <w:spacing w:after="40" w:before="40"/>
+            </w:pPr>
+            <w:hyperlink r:id="rId12">
+              <w:r>
+                <w:rPr>
+                  <w:color w:val="1D4ED8"/>
+                  <w:u w:val="single"/>
+                </w:rPr>
+                <w:t>Abrir Pauta Oficial em PDF (34 itens na Ordem do Dia)</w:t>
+              </w:r>
+            </w:hyperlink>
+          </w:p>
+        </w:tc>
+      </w:tr>
+      <w:tr>
+        <w:tc>
+          <w:tcPr>
+            <w:tcW w:type="dxa" w:w="2592"/>
+            <w:shd w:fill="F8FAFC"/>
+          </w:tcPr>
+          <w:p>
+            <w:pPr>
+              <w:spacing w:after="40" w:before="40"/>
+            </w:pPr>
+            <w:r>
+              <w:rPr>
+                <w:b/>
+                <w:color w:val="0A2540"/>
+                <w:sz w:val="20"/>
+              </w:rPr>
               <w:t>Padrão Editorial:</w:t>
             </w:r>
           </w:p>
@@ -193,7 +234,7 @@
         <w:tc>
           <w:tcPr>
             <w:tcW w:type="dxa" w:w="6480"/>
-            <w:shd w:fill="FFFFFF"/>
+            <w:shd w:fill="F8FAFC"/>
           </w:tcPr>
           <w:p>
             <w:pPr>
@@ -218,7 +259,7 @@
     <w:p>
       <w:pPr>
         <w:keepNext/>
-        <w:spacing w:before="320" w:after="120"/>
+        <w:spacing w:before="200" w:after="120"/>
       </w:pPr>
       <w:r>
         <w:rPr>
@@ -226,6 +267,3333 @@
           <w:color w:val="0A2540"/>
           <w:sz w:val="26"/>
         </w:rPr>
+        <w:t>Pauta e Ordem do Dia Oficial (34 processos)</w:t>
+      </w:r>
+    </w:p>
+    <w:tbl>
+      <w:tblPr>
+        <w:tblW w:type="auto" w:w="0"/>
+        <w:jc w:val="center"/>
+        <w:tblLayout w:type="fixed"/>
+        <w:tblLook w:firstColumn="1" w:firstRow="1" w:lastColumn="0" w:lastRow="0" w:noHBand="0" w:noVBand="1" w:val="04A0"/>
+      </w:tblPr>
+      <w:tblGrid>
+        <w:gridCol w:w="1817"/>
+        <w:gridCol w:w="1817"/>
+        <w:gridCol w:w="1817"/>
+        <w:gridCol w:w="1817"/>
+        <w:gridCol w:w="1817"/>
+      </w:tblGrid>
+      <w:tr>
+        <w:tc>
+          <w:tcPr>
+            <w:tcW w:type="dxa" w:w="720"/>
+            <w:shd w:fill="0A2540"/>
+          </w:tcPr>
+          <w:p>
+            <w:pPr>
+              <w:spacing w:before="40" w:after="40"/>
+            </w:pPr>
+            <w:r>
+              <w:rPr>
+                <w:b/>
+                <w:color w:val="FFFFFF"/>
+                <w:sz w:val="18"/>
+              </w:rPr>
+              <w:t>Item</w:t>
+            </w:r>
+          </w:p>
+        </w:tc>
+        <w:tc>
+          <w:tcPr>
+            <w:tcW w:type="dxa" w:w="2520"/>
+            <w:shd w:fill="0A2540"/>
+          </w:tcPr>
+          <w:p>
+            <w:pPr>
+              <w:spacing w:before="40" w:after="40"/>
+            </w:pPr>
+            <w:r>
+              <w:rPr>
+                <w:b/>
+                <w:color w:val="FFFFFF"/>
+                <w:sz w:val="18"/>
+              </w:rPr>
+              <w:t>Processo</w:t>
+            </w:r>
+          </w:p>
+        </w:tc>
+        <w:tc>
+          <w:tcPr>
+            <w:tcW w:type="dxa" w:w="2088"/>
+            <w:shd w:fill="0A2540"/>
+          </w:tcPr>
+          <w:p>
+            <w:pPr>
+              <w:spacing w:before="40" w:after="40"/>
+            </w:pPr>
+            <w:r>
+              <w:rPr>
+                <w:b/>
+                <w:color w:val="FFFFFF"/>
+                <w:sz w:val="18"/>
+              </w:rPr>
+              <w:t>Relator / Vistor</w:t>
+            </w:r>
+          </w:p>
+        </w:tc>
+        <w:tc>
+          <w:tcPr>
+            <w:tcW w:type="dxa" w:w="1944"/>
+            <w:shd w:fill="0A2540"/>
+          </w:tcPr>
+          <w:p>
+            <w:pPr>
+              <w:spacing w:before="40" w:after="40"/>
+            </w:pPr>
+            <w:r>
+              <w:rPr>
+                <w:b/>
+                <w:color w:val="FFFFFF"/>
+                <w:sz w:val="18"/>
+              </w:rPr>
+              <w:t>Assunto</w:t>
+            </w:r>
+          </w:p>
+        </w:tc>
+        <w:tc>
+          <w:tcPr>
+            <w:tcW w:type="dxa" w:w="1800"/>
+            <w:shd w:fill="0A2540"/>
+          </w:tcPr>
+          <w:p>
+            <w:pPr>
+              <w:spacing w:before="40" w:after="40"/>
+            </w:pPr>
+            <w:r>
+              <w:rPr>
+                <w:b/>
+                <w:color w:val="FFFFFF"/>
+                <w:sz w:val="18"/>
+              </w:rPr>
+              <w:t>Resultado</w:t>
+            </w:r>
+          </w:p>
+        </w:tc>
+      </w:tr>
+      <w:tr>
+        <w:tc>
+          <w:tcPr>
+            <w:tcW w:type="dxa" w:w="720"/>
+            <w:shd w:fill="F8FAFC"/>
+          </w:tcPr>
+          <w:p>
+            <w:pPr>
+              <w:spacing w:before="30" w:after="30"/>
+            </w:pPr>
+            <w:r>
+              <w:rPr>
+                <w:b/>
+                <w:color w:val="0A2540"/>
+                <w:sz w:val="17"/>
+              </w:rPr>
+              <w:t>01</w:t>
+            </w:r>
+          </w:p>
+        </w:tc>
+        <w:tc>
+          <w:tcPr>
+            <w:tcW w:type="dxa" w:w="2520"/>
+            <w:shd w:fill="F8FAFC"/>
+          </w:tcPr>
+          <w:p>
+            <w:pPr>
+              <w:spacing w:before="30" w:after="30"/>
+            </w:pPr>
+            <w:r>
+              <w:rPr>
+                <w:b/>
+                <w:color w:val="0A2540"/>
+                <w:sz w:val="17"/>
+              </w:rPr>
+              <w:t>AREsp 2.683.537/MS</w:t>
+            </w:r>
+          </w:p>
+        </w:tc>
+        <w:tc>
+          <w:tcPr>
+            <w:tcW w:type="dxa" w:w="2088"/>
+            <w:shd w:fill="F8FAFC"/>
+          </w:tcPr>
+          <w:p>
+            <w:pPr>
+              <w:spacing w:before="30" w:after="30"/>
+            </w:pPr>
+            <w:r>
+              <w:rPr>
+                <w:color w:val="1F2937"/>
+                <w:sz w:val="17"/>
+              </w:rPr>
+              <w:t>Min. Gurgel de Faria</w:t>
+            </w:r>
+          </w:p>
+        </w:tc>
+        <w:tc>
+          <w:tcPr>
+            <w:tcW w:type="dxa" w:w="1944"/>
+            <w:shd w:fill="F8FAFC"/>
+          </w:tcPr>
+          <w:p>
+            <w:pPr>
+              <w:spacing w:before="30" w:after="30"/>
+            </w:pPr>
+            <w:r>
+              <w:rPr>
+                <w:color w:val="1F2937"/>
+                <w:sz w:val="17"/>
+              </w:rPr>
+              <w:t>PIS</w:t>
+            </w:r>
+          </w:p>
+        </w:tc>
+        <w:tc>
+          <w:tcPr>
+            <w:tcW w:type="dxa" w:w="1800"/>
+            <w:shd w:fill="F8FAFC"/>
+          </w:tcPr>
+          <w:p>
+            <w:pPr>
+              <w:spacing w:before="30" w:after="30"/>
+            </w:pPr>
+            <w:r>
+              <w:rPr>
+                <w:color w:val="1F2937"/>
+                <w:sz w:val="17"/>
+              </w:rPr>
+              <w:t>CONHECEU DO RECURSO MAS LHE NEGOU PROVIMENTO</w:t>
+            </w:r>
+          </w:p>
+        </w:tc>
+      </w:tr>
+      <w:tr>
+        <w:tc>
+          <w:tcPr>
+            <w:tcW w:type="dxa" w:w="720"/>
+            <w:shd w:fill="FFFFFF"/>
+          </w:tcPr>
+          <w:p>
+            <w:pPr>
+              <w:spacing w:before="30" w:after="30"/>
+            </w:pPr>
+            <w:r>
+              <w:rPr>
+                <w:b/>
+                <w:color w:val="0A2540"/>
+                <w:sz w:val="17"/>
+              </w:rPr>
+              <w:t>02</w:t>
+            </w:r>
+          </w:p>
+        </w:tc>
+        <w:tc>
+          <w:tcPr>
+            <w:tcW w:type="dxa" w:w="2520"/>
+            <w:shd w:fill="FFFFFF"/>
+          </w:tcPr>
+          <w:p>
+            <w:pPr>
+              <w:spacing w:before="30" w:after="30"/>
+            </w:pPr>
+            <w:r>
+              <w:rPr>
+                <w:b/>
+                <w:color w:val="0A2540"/>
+                <w:sz w:val="17"/>
+              </w:rPr>
+              <w:t>AREsp 3.220.567/SE</w:t>
+            </w:r>
+          </w:p>
+        </w:tc>
+        <w:tc>
+          <w:tcPr>
+            <w:tcW w:type="dxa" w:w="2088"/>
+            <w:shd w:fill="FFFFFF"/>
+          </w:tcPr>
+          <w:p>
+            <w:pPr>
+              <w:spacing w:before="30" w:after="30"/>
+            </w:pPr>
+            <w:r>
+              <w:rPr>
+                <w:color w:val="1F2937"/>
+                <w:sz w:val="17"/>
+              </w:rPr>
+              <w:t>Min. Sérgio Kukina</w:t>
+            </w:r>
+          </w:p>
+        </w:tc>
+        <w:tc>
+          <w:tcPr>
+            <w:tcW w:type="dxa" w:w="1944"/>
+            <w:shd w:fill="FFFFFF"/>
+          </w:tcPr>
+          <w:p>
+            <w:pPr>
+              <w:spacing w:before="30" w:after="30"/>
+            </w:pPr>
+            <w:r>
+              <w:rPr>
+                <w:color w:val="1F2937"/>
+                <w:sz w:val="17"/>
+              </w:rPr>
+              <w:t>Afastamento do Cargo</w:t>
+            </w:r>
+          </w:p>
+        </w:tc>
+        <w:tc>
+          <w:tcPr>
+            <w:tcW w:type="dxa" w:w="1800"/>
+            <w:shd w:fill="FFFFFF"/>
+          </w:tcPr>
+          <w:p>
+            <w:pPr>
+              <w:spacing w:before="30" w:after="30"/>
+            </w:pPr>
+            <w:r>
+              <w:rPr>
+                <w:color w:val="1F2937"/>
+                <w:sz w:val="17"/>
+              </w:rPr>
+              <w:t>CONHECEU PARCIALMENTE DO RECURSO, MAS LHE NEGOU PROVIMENTO</w:t>
+            </w:r>
+          </w:p>
+        </w:tc>
+      </w:tr>
+      <w:tr>
+        <w:tc>
+          <w:tcPr>
+            <w:tcW w:type="dxa" w:w="720"/>
+            <w:shd w:fill="F8FAFC"/>
+          </w:tcPr>
+          <w:p>
+            <w:pPr>
+              <w:spacing w:before="30" w:after="30"/>
+            </w:pPr>
+            <w:r>
+              <w:rPr>
+                <w:b/>
+                <w:color w:val="0A2540"/>
+                <w:sz w:val="17"/>
+              </w:rPr>
+              <w:t>03</w:t>
+            </w:r>
+          </w:p>
+        </w:tc>
+        <w:tc>
+          <w:tcPr>
+            <w:tcW w:type="dxa" w:w="2520"/>
+            <w:shd w:fill="F8FAFC"/>
+          </w:tcPr>
+          <w:p>
+            <w:pPr>
+              <w:spacing w:before="30" w:after="30"/>
+            </w:pPr>
+            <w:r>
+              <w:rPr>
+                <w:b/>
+                <w:color w:val="0A2540"/>
+                <w:sz w:val="17"/>
+              </w:rPr>
+              <w:t>AgInt no REsp 2.220.538/PR</w:t>
+            </w:r>
+          </w:p>
+        </w:tc>
+        <w:tc>
+          <w:tcPr>
+            <w:tcW w:type="dxa" w:w="2088"/>
+            <w:shd w:fill="F8FAFC"/>
+          </w:tcPr>
+          <w:p>
+            <w:pPr>
+              <w:spacing w:before="30" w:after="30"/>
+            </w:pPr>
+            <w:r>
+              <w:rPr>
+                <w:color w:val="1F2937"/>
+                <w:sz w:val="17"/>
+              </w:rPr>
+              <w:t>Min. Sérgio Kukina</w:t>
+            </w:r>
+          </w:p>
+        </w:tc>
+        <w:tc>
+          <w:tcPr>
+            <w:tcW w:type="dxa" w:w="1944"/>
+            <w:shd w:fill="F8FAFC"/>
+          </w:tcPr>
+          <w:p>
+            <w:pPr>
+              <w:spacing w:before="30" w:after="30"/>
+            </w:pPr>
+            <w:r>
+              <w:rPr>
+                <w:color w:val="1F2937"/>
+                <w:sz w:val="17"/>
+              </w:rPr>
+              <w:t>IRPJ/Imposto de Renda de Pessoa Jurídica</w:t>
+            </w:r>
+          </w:p>
+        </w:tc>
+        <w:tc>
+          <w:tcPr>
+            <w:tcW w:type="dxa" w:w="1800"/>
+            <w:shd w:fill="F8FAFC"/>
+          </w:tcPr>
+          <w:p>
+            <w:pPr>
+              <w:spacing w:before="30" w:after="30"/>
+            </w:pPr>
+            <w:r>
+              <w:rPr>
+                <w:color w:val="1F2937"/>
+                <w:sz w:val="17"/>
+              </w:rPr>
+              <w:t>NEGOU PROVIMENTO AO AGRAVO INTERNO</w:t>
+            </w:r>
+          </w:p>
+        </w:tc>
+      </w:tr>
+      <w:tr>
+        <w:tc>
+          <w:tcPr>
+            <w:tcW w:type="dxa" w:w="720"/>
+            <w:shd w:fill="FFFFFF"/>
+          </w:tcPr>
+          <w:p>
+            <w:pPr>
+              <w:spacing w:before="30" w:after="30"/>
+            </w:pPr>
+            <w:r>
+              <w:rPr>
+                <w:b/>
+                <w:color w:val="0A2540"/>
+                <w:sz w:val="17"/>
+              </w:rPr>
+              <w:t>04</w:t>
+            </w:r>
+          </w:p>
+        </w:tc>
+        <w:tc>
+          <w:tcPr>
+            <w:tcW w:type="dxa" w:w="2520"/>
+            <w:shd w:fill="FFFFFF"/>
+          </w:tcPr>
+          <w:p>
+            <w:pPr>
+              <w:spacing w:before="30" w:after="30"/>
+            </w:pPr>
+            <w:r>
+              <w:rPr>
+                <w:b/>
+                <w:color w:val="0A2540"/>
+                <w:sz w:val="17"/>
+              </w:rPr>
+              <w:t>REsp 2.160.450/RJ</w:t>
+            </w:r>
+          </w:p>
+        </w:tc>
+        <w:tc>
+          <w:tcPr>
+            <w:tcW w:type="dxa" w:w="2088"/>
+            <w:shd w:fill="FFFFFF"/>
+          </w:tcPr>
+          <w:p>
+            <w:pPr>
+              <w:spacing w:before="30" w:after="30"/>
+            </w:pPr>
+            <w:r>
+              <w:rPr>
+                <w:color w:val="1F2937"/>
+                <w:sz w:val="17"/>
+              </w:rPr>
+              <w:t>Min. Sérgio Kukina</w:t>
+            </w:r>
+          </w:p>
+        </w:tc>
+        <w:tc>
+          <w:tcPr>
+            <w:tcW w:type="dxa" w:w="1944"/>
+            <w:shd w:fill="FFFFFF"/>
+          </w:tcPr>
+          <w:p>
+            <w:pPr>
+              <w:spacing w:before="30" w:after="30"/>
+            </w:pPr>
+            <w:r>
+              <w:rPr>
+                <w:color w:val="1F2937"/>
+                <w:sz w:val="17"/>
+              </w:rPr>
+              <w:t>Reserva de Vagas para Pessoas com Deficiência</w:t>
+            </w:r>
+          </w:p>
+        </w:tc>
+        <w:tc>
+          <w:tcPr>
+            <w:tcW w:type="dxa" w:w="1800"/>
+            <w:shd w:fill="FFFFFF"/>
+          </w:tcPr>
+          <w:p>
+            <w:pPr>
+              <w:spacing w:before="30" w:after="30"/>
+            </w:pPr>
+            <w:r>
+              <w:rPr>
+                <w:color w:val="1F2937"/>
+                <w:sz w:val="17"/>
+              </w:rPr>
+              <w:t>ADIAMENTO DE JULGAMENTO</w:t>
+            </w:r>
+          </w:p>
+        </w:tc>
+      </w:tr>
+      <w:tr>
+        <w:tc>
+          <w:tcPr>
+            <w:tcW w:type="dxa" w:w="720"/>
+            <w:shd w:fill="F8FAFC"/>
+          </w:tcPr>
+          <w:p>
+            <w:pPr>
+              <w:spacing w:before="30" w:after="30"/>
+            </w:pPr>
+            <w:r>
+              <w:rPr>
+                <w:b/>
+                <w:color w:val="0A2540"/>
+                <w:sz w:val="17"/>
+              </w:rPr>
+              <w:t>05</w:t>
+            </w:r>
+          </w:p>
+        </w:tc>
+        <w:tc>
+          <w:tcPr>
+            <w:tcW w:type="dxa" w:w="2520"/>
+            <w:shd w:fill="F8FAFC"/>
+          </w:tcPr>
+          <w:p>
+            <w:pPr>
+              <w:spacing w:before="30" w:after="30"/>
+            </w:pPr>
+            <w:r>
+              <w:rPr>
+                <w:b/>
+                <w:color w:val="0A2540"/>
+                <w:sz w:val="17"/>
+              </w:rPr>
+              <w:t>REsp 2.277.513/PR</w:t>
+            </w:r>
+          </w:p>
+        </w:tc>
+        <w:tc>
+          <w:tcPr>
+            <w:tcW w:type="dxa" w:w="2088"/>
+            <w:shd w:fill="F8FAFC"/>
+          </w:tcPr>
+          <w:p>
+            <w:pPr>
+              <w:spacing w:before="30" w:after="30"/>
+            </w:pPr>
+            <w:r>
+              <w:rPr>
+                <w:color w:val="1F2937"/>
+                <w:sz w:val="17"/>
+              </w:rPr>
+              <w:t>Min. Gurgel de Faria</w:t>
+            </w:r>
+          </w:p>
+        </w:tc>
+        <w:tc>
+          <w:tcPr>
+            <w:tcW w:type="dxa" w:w="1944"/>
+            <w:shd w:fill="F8FAFC"/>
+          </w:tcPr>
+          <w:p>
+            <w:pPr>
+              <w:spacing w:before="30" w:after="30"/>
+            </w:pPr>
+            <w:r>
+              <w:rPr>
+                <w:color w:val="1F2937"/>
+                <w:sz w:val="17"/>
+              </w:rPr>
+              <w:t>IRPJ/Imposto de Renda de Pessoa Jurídica</w:t>
+            </w:r>
+          </w:p>
+        </w:tc>
+        <w:tc>
+          <w:tcPr>
+            <w:tcW w:type="dxa" w:w="1800"/>
+            <w:shd w:fill="F8FAFC"/>
+          </w:tcPr>
+          <w:p>
+            <w:pPr>
+              <w:spacing w:before="30" w:after="30"/>
+            </w:pPr>
+            <w:r>
+              <w:rPr>
+                <w:color w:val="1F2937"/>
+                <w:sz w:val="17"/>
+              </w:rPr>
+              <w:t>RETIRADA DE PAUTA</w:t>
+            </w:r>
+          </w:p>
+        </w:tc>
+      </w:tr>
+      <w:tr>
+        <w:tc>
+          <w:tcPr>
+            <w:tcW w:type="dxa" w:w="720"/>
+            <w:shd w:fill="FFFFFF"/>
+          </w:tcPr>
+          <w:p>
+            <w:pPr>
+              <w:spacing w:before="30" w:after="30"/>
+            </w:pPr>
+            <w:r>
+              <w:rPr>
+                <w:b/>
+                <w:color w:val="0A2540"/>
+                <w:sz w:val="17"/>
+              </w:rPr>
+              <w:t>06</w:t>
+            </w:r>
+          </w:p>
+        </w:tc>
+        <w:tc>
+          <w:tcPr>
+            <w:tcW w:type="dxa" w:w="2520"/>
+            <w:shd w:fill="FFFFFF"/>
+          </w:tcPr>
+          <w:p>
+            <w:pPr>
+              <w:spacing w:before="30" w:after="30"/>
+            </w:pPr>
+            <w:r>
+              <w:rPr>
+                <w:b/>
+                <w:color w:val="0A2540"/>
+                <w:sz w:val="17"/>
+              </w:rPr>
+              <w:t>AgInt no REsp 2.240.061/RJ</w:t>
+            </w:r>
+          </w:p>
+        </w:tc>
+        <w:tc>
+          <w:tcPr>
+            <w:tcW w:type="dxa" w:w="2088"/>
+            <w:shd w:fill="FFFFFF"/>
+          </w:tcPr>
+          <w:p>
+            <w:pPr>
+              <w:spacing w:before="30" w:after="30"/>
+            </w:pPr>
+            <w:r>
+              <w:rPr>
+                <w:color w:val="1F2937"/>
+                <w:sz w:val="17"/>
+              </w:rPr>
+              <w:t>Min. Sérgio Kukina</w:t>
+            </w:r>
+          </w:p>
+        </w:tc>
+        <w:tc>
+          <w:tcPr>
+            <w:tcW w:type="dxa" w:w="1944"/>
+            <w:shd w:fill="FFFFFF"/>
+          </w:tcPr>
+          <w:p>
+            <w:pPr>
+              <w:spacing w:before="30" w:after="30"/>
+            </w:pPr>
+            <w:r>
+              <w:rPr>
+                <w:color w:val="1F2937"/>
+                <w:sz w:val="17"/>
+              </w:rPr>
+              <w:t>Dívida Ativa (Execução Fiscal)</w:t>
+            </w:r>
+          </w:p>
+        </w:tc>
+        <w:tc>
+          <w:tcPr>
+            <w:tcW w:type="dxa" w:w="1800"/>
+            <w:shd w:fill="FFFFFF"/>
+          </w:tcPr>
+          <w:p>
+            <w:pPr>
+              <w:spacing w:before="30" w:after="30"/>
+            </w:pPr>
+            <w:r>
+              <w:rPr>
+                <w:color w:val="1F2937"/>
+                <w:sz w:val="17"/>
+              </w:rPr>
+              <w:t>NEGOU PROVIMENTO AO AGRAVO INTERNO</w:t>
+            </w:r>
+          </w:p>
+        </w:tc>
+      </w:tr>
+      <w:tr>
+        <w:tc>
+          <w:tcPr>
+            <w:tcW w:type="dxa" w:w="720"/>
+            <w:shd w:fill="F8FAFC"/>
+          </w:tcPr>
+          <w:p>
+            <w:pPr>
+              <w:spacing w:before="30" w:after="30"/>
+            </w:pPr>
+            <w:r>
+              <w:rPr>
+                <w:b/>
+                <w:color w:val="0A2540"/>
+                <w:sz w:val="17"/>
+              </w:rPr>
+              <w:t>07</w:t>
+            </w:r>
+          </w:p>
+        </w:tc>
+        <w:tc>
+          <w:tcPr>
+            <w:tcW w:type="dxa" w:w="2520"/>
+            <w:shd w:fill="F8FAFC"/>
+          </w:tcPr>
+          <w:p>
+            <w:pPr>
+              <w:spacing w:before="30" w:after="30"/>
+            </w:pPr>
+            <w:r>
+              <w:rPr>
+                <w:b/>
+                <w:color w:val="0A2540"/>
+                <w:sz w:val="17"/>
+              </w:rPr>
+              <w:t>REsp 2.093.860/RS</w:t>
+            </w:r>
+          </w:p>
+        </w:tc>
+        <w:tc>
+          <w:tcPr>
+            <w:tcW w:type="dxa" w:w="2088"/>
+            <w:shd w:fill="F8FAFC"/>
+          </w:tcPr>
+          <w:p>
+            <w:pPr>
+              <w:spacing w:before="30" w:after="30"/>
+            </w:pPr>
+            <w:r>
+              <w:rPr>
+                <w:color w:val="1F2937"/>
+                <w:sz w:val="17"/>
+              </w:rPr>
+              <w:t>Min. Gurgel de Faria</w:t>
+            </w:r>
+          </w:p>
+        </w:tc>
+        <w:tc>
+          <w:tcPr>
+            <w:tcW w:type="dxa" w:w="1944"/>
+            <w:shd w:fill="F8FAFC"/>
+          </w:tcPr>
+          <w:p>
+            <w:pPr>
+              <w:spacing w:before="30" w:after="30"/>
+            </w:pPr>
+            <w:r>
+              <w:rPr>
+                <w:color w:val="1F2937"/>
+                <w:sz w:val="17"/>
+              </w:rPr>
+              <w:t>Compensação de Prejuízo</w:t>
+            </w:r>
+          </w:p>
+        </w:tc>
+        <w:tc>
+          <w:tcPr>
+            <w:tcW w:type="dxa" w:w="1800"/>
+            <w:shd w:fill="F8FAFC"/>
+          </w:tcPr>
+          <w:p>
+            <w:pPr>
+              <w:spacing w:before="30" w:after="30"/>
+            </w:pPr>
+            <w:r>
+              <w:rPr>
+                <w:color w:val="1F2937"/>
+                <w:sz w:val="17"/>
+              </w:rPr>
+              <w:t>ACOLHEU REQUERIMENTO DE PRORROGAÇÃO DE PRAZO DE PEDIDO DE VISTA</w:t>
+            </w:r>
+          </w:p>
+        </w:tc>
+      </w:tr>
+      <w:tr>
+        <w:tc>
+          <w:tcPr>
+            <w:tcW w:type="dxa" w:w="720"/>
+            <w:shd w:fill="FFFFFF"/>
+          </w:tcPr>
+          <w:p>
+            <w:pPr>
+              <w:spacing w:before="30" w:after="30"/>
+            </w:pPr>
+            <w:r>
+              <w:rPr>
+                <w:b/>
+                <w:color w:val="0A2540"/>
+                <w:sz w:val="17"/>
+              </w:rPr>
+              <w:t>08</w:t>
+            </w:r>
+          </w:p>
+        </w:tc>
+        <w:tc>
+          <w:tcPr>
+            <w:tcW w:type="dxa" w:w="2520"/>
+            <w:shd w:fill="FFFFFF"/>
+          </w:tcPr>
+          <w:p>
+            <w:pPr>
+              <w:spacing w:before="30" w:after="30"/>
+            </w:pPr>
+            <w:r>
+              <w:rPr>
+                <w:b/>
+                <w:color w:val="0A2540"/>
+                <w:sz w:val="17"/>
+              </w:rPr>
+              <w:t>AREsp 1.365.238</w:t>
+            </w:r>
+          </w:p>
+        </w:tc>
+        <w:tc>
+          <w:tcPr>
+            <w:tcW w:type="dxa" w:w="2088"/>
+            <w:shd w:fill="FFFFFF"/>
+          </w:tcPr>
+          <w:p>
+            <w:pPr>
+              <w:spacing w:before="30" w:after="30"/>
+            </w:pPr>
+            <w:r>
+              <w:rPr>
+                <w:color w:val="1F2937"/>
+                <w:sz w:val="17"/>
+              </w:rPr>
+              <w:t>Min. Paulo Sérgio Domingues</w:t>
+            </w:r>
+          </w:p>
+        </w:tc>
+        <w:tc>
+          <w:tcPr>
+            <w:tcW w:type="dxa" w:w="1944"/>
+            <w:shd w:fill="FFFFFF"/>
+          </w:tcPr>
+          <w:p>
+            <w:pPr>
+              <w:spacing w:before="30" w:after="30"/>
+            </w:pPr>
+            <w:r>
+              <w:rPr>
+                <w:color w:val="1F2937"/>
+                <w:sz w:val="17"/>
+              </w:rPr>
+              <w:t>Improbidade Administrativa</w:t>
+            </w:r>
+          </w:p>
+        </w:tc>
+        <w:tc>
+          <w:tcPr>
+            <w:tcW w:type="dxa" w:w="1800"/>
+            <w:shd w:fill="FFFFFF"/>
+          </w:tcPr>
+          <w:p>
+            <w:pPr>
+              <w:spacing w:before="30" w:after="30"/>
+            </w:pPr>
+            <w:r>
+              <w:rPr>
+                <w:color w:val="1F2937"/>
+                <w:sz w:val="17"/>
+              </w:rPr>
+              <w:t>ACOLHEU REQUERIMENTO DE PRORROGAÇÃO DE PRAZO DE PEDIDO DE VISTA</w:t>
+            </w:r>
+          </w:p>
+        </w:tc>
+      </w:tr>
+      <w:tr>
+        <w:tc>
+          <w:tcPr>
+            <w:tcW w:type="dxa" w:w="720"/>
+            <w:shd w:fill="F8FAFC"/>
+          </w:tcPr>
+          <w:p>
+            <w:pPr>
+              <w:spacing w:before="30" w:after="30"/>
+            </w:pPr>
+            <w:r>
+              <w:rPr>
+                <w:b/>
+                <w:color w:val="0A2540"/>
+                <w:sz w:val="17"/>
+              </w:rPr>
+              <w:t>09</w:t>
+            </w:r>
+          </w:p>
+        </w:tc>
+        <w:tc>
+          <w:tcPr>
+            <w:tcW w:type="dxa" w:w="2520"/>
+            <w:shd w:fill="F8FAFC"/>
+          </w:tcPr>
+          <w:p>
+            <w:pPr>
+              <w:spacing w:before="30" w:after="30"/>
+            </w:pPr>
+            <w:r>
+              <w:rPr>
+                <w:b/>
+                <w:color w:val="0A2540"/>
+                <w:sz w:val="17"/>
+              </w:rPr>
+              <w:t>AREsp 1.365.238</w:t>
+            </w:r>
+          </w:p>
+        </w:tc>
+        <w:tc>
+          <w:tcPr>
+            <w:tcW w:type="dxa" w:w="2088"/>
+            <w:shd w:fill="F8FAFC"/>
+          </w:tcPr>
+          <w:p>
+            <w:pPr>
+              <w:spacing w:before="30" w:after="30"/>
+            </w:pPr>
+            <w:r>
+              <w:rPr>
+                <w:color w:val="1F2937"/>
+                <w:sz w:val="17"/>
+              </w:rPr>
+              <w:t>Min. Paulo Sérgio Domingues</w:t>
+            </w:r>
+          </w:p>
+        </w:tc>
+        <w:tc>
+          <w:tcPr>
+            <w:tcW w:type="dxa" w:w="1944"/>
+            <w:shd w:fill="F8FAFC"/>
+          </w:tcPr>
+          <w:p>
+            <w:pPr>
+              <w:spacing w:before="30" w:after="30"/>
+            </w:pPr>
+            <w:r>
+              <w:rPr>
+                <w:color w:val="1F2937"/>
+                <w:sz w:val="17"/>
+              </w:rPr>
+              <w:t>Improbidade Administrativa</w:t>
+            </w:r>
+          </w:p>
+        </w:tc>
+        <w:tc>
+          <w:tcPr>
+            <w:tcW w:type="dxa" w:w="1800"/>
+            <w:shd w:fill="F8FAFC"/>
+          </w:tcPr>
+          <w:p>
+            <w:pPr>
+              <w:spacing w:before="30" w:after="30"/>
+            </w:pPr>
+            <w:r>
+              <w:rPr>
+                <w:color w:val="1F2937"/>
+                <w:sz w:val="17"/>
+              </w:rPr>
+              <w:t>ACOLHEU REQUERIMENTO DE PRORROGAÇÃO DE PRAZO DE PEDIDO DE VISTA</w:t>
+            </w:r>
+          </w:p>
+        </w:tc>
+      </w:tr>
+      <w:tr>
+        <w:tc>
+          <w:tcPr>
+            <w:tcW w:type="dxa" w:w="720"/>
+            <w:shd w:fill="FFFFFF"/>
+          </w:tcPr>
+          <w:p>
+            <w:pPr>
+              <w:spacing w:before="30" w:after="30"/>
+            </w:pPr>
+            <w:r>
+              <w:rPr>
+                <w:b/>
+                <w:color w:val="0A2540"/>
+                <w:sz w:val="17"/>
+              </w:rPr>
+              <w:t>10</w:t>
+            </w:r>
+          </w:p>
+        </w:tc>
+        <w:tc>
+          <w:tcPr>
+            <w:tcW w:type="dxa" w:w="2520"/>
+            <w:shd w:fill="FFFFFF"/>
+          </w:tcPr>
+          <w:p>
+            <w:pPr>
+              <w:spacing w:before="30" w:after="30"/>
+            </w:pPr>
+            <w:r>
+              <w:rPr>
+                <w:b/>
+                <w:color w:val="0A2540"/>
+                <w:sz w:val="17"/>
+              </w:rPr>
+              <w:t>AREsp 2.624.387</w:t>
+            </w:r>
+          </w:p>
+        </w:tc>
+        <w:tc>
+          <w:tcPr>
+            <w:tcW w:type="dxa" w:w="2088"/>
+            <w:shd w:fill="FFFFFF"/>
+          </w:tcPr>
+          <w:p>
+            <w:pPr>
+              <w:spacing w:before="30" w:after="30"/>
+            </w:pPr>
+            <w:r>
+              <w:rPr>
+                <w:color w:val="1F2937"/>
+                <w:sz w:val="17"/>
+              </w:rPr>
+              <w:t>Min. Paulo Sérgio Domingues</w:t>
+            </w:r>
+          </w:p>
+        </w:tc>
+        <w:tc>
+          <w:tcPr>
+            <w:tcW w:type="dxa" w:w="1944"/>
+            <w:shd w:fill="FFFFFF"/>
+          </w:tcPr>
+          <w:p>
+            <w:pPr>
+              <w:spacing w:before="30" w:after="30"/>
+            </w:pPr>
+            <w:r>
+              <w:rPr>
+                <w:color w:val="1F2937"/>
+                <w:sz w:val="17"/>
+              </w:rPr>
+              <w:t>Educação Infantil - Creche</w:t>
+            </w:r>
+          </w:p>
+        </w:tc>
+        <w:tc>
+          <w:tcPr>
+            <w:tcW w:type="dxa" w:w="1800"/>
+            <w:shd w:fill="FFFFFF"/>
+          </w:tcPr>
+          <w:p>
+            <w:pPr>
+              <w:spacing w:before="30" w:after="30"/>
+            </w:pPr>
+            <w:r>
+              <w:rPr>
+                <w:color w:val="1F2937"/>
+                <w:sz w:val="17"/>
+              </w:rPr>
+              <w:t>ACOLHEU REQUERIMENTO DE PRORROGAÇÃO DE PRAZO DE PEDIDO DE VISTA</w:t>
+            </w:r>
+          </w:p>
+        </w:tc>
+      </w:tr>
+      <w:tr>
+        <w:tc>
+          <w:tcPr>
+            <w:tcW w:type="dxa" w:w="720"/>
+            <w:shd w:fill="F8FAFC"/>
+          </w:tcPr>
+          <w:p>
+            <w:pPr>
+              <w:spacing w:before="30" w:after="30"/>
+            </w:pPr>
+            <w:r>
+              <w:rPr>
+                <w:b/>
+                <w:color w:val="0A2540"/>
+                <w:sz w:val="17"/>
+              </w:rPr>
+              <w:t>11</w:t>
+            </w:r>
+          </w:p>
+        </w:tc>
+        <w:tc>
+          <w:tcPr>
+            <w:tcW w:type="dxa" w:w="2520"/>
+            <w:shd w:fill="F8FAFC"/>
+          </w:tcPr>
+          <w:p>
+            <w:pPr>
+              <w:spacing w:before="30" w:after="30"/>
+            </w:pPr>
+            <w:r>
+              <w:rPr>
+                <w:b/>
+                <w:color w:val="0A2540"/>
+                <w:sz w:val="17"/>
+              </w:rPr>
+              <w:t>RMS 76.452</w:t>
+            </w:r>
+          </w:p>
+        </w:tc>
+        <w:tc>
+          <w:tcPr>
+            <w:tcW w:type="dxa" w:w="2088"/>
+            <w:shd w:fill="F8FAFC"/>
+          </w:tcPr>
+          <w:p>
+            <w:pPr>
+              <w:spacing w:before="30" w:after="30"/>
+            </w:pPr>
+            <w:r>
+              <w:rPr>
+                <w:color w:val="1F2937"/>
+                <w:sz w:val="17"/>
+              </w:rPr>
+              <w:t>Min. Paulo Sérgio Domingues</w:t>
+            </w:r>
+          </w:p>
+        </w:tc>
+        <w:tc>
+          <w:tcPr>
+            <w:tcW w:type="dxa" w:w="1944"/>
+            <w:shd w:fill="F8FAFC"/>
+          </w:tcPr>
+          <w:p>
+            <w:pPr>
+              <w:spacing w:before="30" w:after="30"/>
+            </w:pPr>
+            <w:r>
+              <w:rPr>
+                <w:color w:val="1F2937"/>
+                <w:sz w:val="17"/>
+              </w:rPr>
+              <w:t>Retido na fonte</w:t>
+            </w:r>
+          </w:p>
+        </w:tc>
+        <w:tc>
+          <w:tcPr>
+            <w:tcW w:type="dxa" w:w="1800"/>
+            <w:shd w:fill="F8FAFC"/>
+          </w:tcPr>
+          <w:p>
+            <w:pPr>
+              <w:spacing w:before="30" w:after="30"/>
+            </w:pPr>
+            <w:r>
+              <w:rPr>
+                <w:color w:val="1F2937"/>
+                <w:sz w:val="17"/>
+              </w:rPr>
+              <w:t>ACOLHEU REQUERIMENTO DE PRORROGAÇÃO DE PRAZO DE PEDIDO DE VISTA</w:t>
+            </w:r>
+          </w:p>
+        </w:tc>
+      </w:tr>
+      <w:tr>
+        <w:tc>
+          <w:tcPr>
+            <w:tcW w:type="dxa" w:w="720"/>
+            <w:shd w:fill="FFFFFF"/>
+          </w:tcPr>
+          <w:p>
+            <w:pPr>
+              <w:spacing w:before="30" w:after="30"/>
+            </w:pPr>
+            <w:r>
+              <w:rPr>
+                <w:b/>
+                <w:color w:val="0A2540"/>
+                <w:sz w:val="17"/>
+              </w:rPr>
+              <w:t>12</w:t>
+            </w:r>
+          </w:p>
+        </w:tc>
+        <w:tc>
+          <w:tcPr>
+            <w:tcW w:type="dxa" w:w="2520"/>
+            <w:shd w:fill="FFFFFF"/>
+          </w:tcPr>
+          <w:p>
+            <w:pPr>
+              <w:spacing w:before="30" w:after="30"/>
+            </w:pPr>
+            <w:r>
+              <w:rPr>
+                <w:b/>
+                <w:color w:val="0A2540"/>
+                <w:sz w:val="17"/>
+              </w:rPr>
+              <w:t>AgInt no AgInt no AgInt nos EDcl no AREsp 1.067.449/RN</w:t>
+            </w:r>
+          </w:p>
+        </w:tc>
+        <w:tc>
+          <w:tcPr>
+            <w:tcW w:type="dxa" w:w="2088"/>
+            <w:shd w:fill="FFFFFF"/>
+          </w:tcPr>
+          <w:p>
+            <w:pPr>
+              <w:spacing w:before="30" w:after="30"/>
+            </w:pPr>
+            <w:r>
+              <w:rPr>
+                <w:color w:val="1F2937"/>
+                <w:sz w:val="17"/>
+              </w:rPr>
+              <w:t>Min. Paulo Sérgio Domingues</w:t>
+            </w:r>
+          </w:p>
+        </w:tc>
+        <w:tc>
+          <w:tcPr>
+            <w:tcW w:type="dxa" w:w="1944"/>
+            <w:shd w:fill="FFFFFF"/>
+          </w:tcPr>
+          <w:p>
+            <w:pPr>
+              <w:spacing w:before="30" w:after="30"/>
+            </w:pPr>
+            <w:r>
+              <w:rPr>
+                <w:color w:val="1F2937"/>
+                <w:sz w:val="17"/>
+              </w:rPr>
+              <w:t>Sistema Remuneratório e Benefícios</w:t>
+            </w:r>
+          </w:p>
+        </w:tc>
+        <w:tc>
+          <w:tcPr>
+            <w:tcW w:type="dxa" w:w="1800"/>
+            <w:shd w:fill="FFFFFF"/>
+          </w:tcPr>
+          <w:p>
+            <w:pPr>
+              <w:spacing w:before="30" w:after="30"/>
+            </w:pPr>
+            <w:r>
+              <w:rPr>
+                <w:color w:val="1F2937"/>
+                <w:sz w:val="17"/>
+              </w:rPr>
+              <w:t>RETIRADA DE PAUTA</w:t>
+            </w:r>
+          </w:p>
+        </w:tc>
+      </w:tr>
+      <w:tr>
+        <w:tc>
+          <w:tcPr>
+            <w:tcW w:type="dxa" w:w="720"/>
+            <w:shd w:fill="F8FAFC"/>
+          </w:tcPr>
+          <w:p>
+            <w:pPr>
+              <w:spacing w:before="30" w:after="30"/>
+            </w:pPr>
+            <w:r>
+              <w:rPr>
+                <w:b/>
+                <w:color w:val="0A2540"/>
+                <w:sz w:val="17"/>
+              </w:rPr>
+              <w:t>13</w:t>
+            </w:r>
+          </w:p>
+        </w:tc>
+        <w:tc>
+          <w:tcPr>
+            <w:tcW w:type="dxa" w:w="2520"/>
+            <w:shd w:fill="F8FAFC"/>
+          </w:tcPr>
+          <w:p>
+            <w:pPr>
+              <w:spacing w:before="30" w:after="30"/>
+            </w:pPr>
+            <w:r>
+              <w:rPr>
+                <w:b/>
+                <w:color w:val="0A2540"/>
+                <w:sz w:val="17"/>
+              </w:rPr>
+              <w:t>AgInt no AREsp 2.726.591/RS</w:t>
+            </w:r>
+          </w:p>
+        </w:tc>
+        <w:tc>
+          <w:tcPr>
+            <w:tcW w:type="dxa" w:w="2088"/>
+            <w:shd w:fill="F8FAFC"/>
+          </w:tcPr>
+          <w:p>
+            <w:pPr>
+              <w:spacing w:before="30" w:after="30"/>
+            </w:pPr>
+            <w:r>
+              <w:rPr>
+                <w:color w:val="1F2937"/>
+                <w:sz w:val="17"/>
+              </w:rPr>
+              <w:t>Min. Sérgio Kukina</w:t>
+            </w:r>
+          </w:p>
+        </w:tc>
+        <w:tc>
+          <w:tcPr>
+            <w:tcW w:type="dxa" w:w="1944"/>
+            <w:shd w:fill="F8FAFC"/>
+          </w:tcPr>
+          <w:p>
+            <w:pPr>
+              <w:spacing w:before="30" w:after="30"/>
+            </w:pPr>
+            <w:r>
+              <w:rPr>
+                <w:color w:val="1F2937"/>
+                <w:sz w:val="17"/>
+              </w:rPr>
+              <w:t>Cofins</w:t>
+            </w:r>
+          </w:p>
+        </w:tc>
+        <w:tc>
+          <w:tcPr>
+            <w:tcW w:type="dxa" w:w="1800"/>
+            <w:shd w:fill="F8FAFC"/>
+          </w:tcPr>
+          <w:p>
+            <w:pPr>
+              <w:spacing w:before="30" w:after="30"/>
+            </w:pPr>
+            <w:r>
+              <w:rPr>
+                <w:color w:val="1F2937"/>
+                <w:sz w:val="17"/>
+              </w:rPr>
+              <w:t>NEGOU PROVIMENTO AO AGRAVO INTERNO</w:t>
+            </w:r>
+          </w:p>
+        </w:tc>
+      </w:tr>
+      <w:tr>
+        <w:tc>
+          <w:tcPr>
+            <w:tcW w:type="dxa" w:w="720"/>
+            <w:shd w:fill="FFFFFF"/>
+          </w:tcPr>
+          <w:p>
+            <w:pPr>
+              <w:spacing w:before="30" w:after="30"/>
+            </w:pPr>
+            <w:r>
+              <w:rPr>
+                <w:b/>
+                <w:color w:val="0A2540"/>
+                <w:sz w:val="17"/>
+              </w:rPr>
+              <w:t>14</w:t>
+            </w:r>
+          </w:p>
+        </w:tc>
+        <w:tc>
+          <w:tcPr>
+            <w:tcW w:type="dxa" w:w="2520"/>
+            <w:shd w:fill="FFFFFF"/>
+          </w:tcPr>
+          <w:p>
+            <w:pPr>
+              <w:spacing w:before="30" w:after="30"/>
+            </w:pPr>
+            <w:r>
+              <w:rPr>
+                <w:b/>
+                <w:color w:val="0A2540"/>
+                <w:sz w:val="17"/>
+              </w:rPr>
+              <w:t>AgInt no AREsp 3.091.396/RJ</w:t>
+            </w:r>
+          </w:p>
+        </w:tc>
+        <w:tc>
+          <w:tcPr>
+            <w:tcW w:type="dxa" w:w="2088"/>
+            <w:shd w:fill="FFFFFF"/>
+          </w:tcPr>
+          <w:p>
+            <w:pPr>
+              <w:spacing w:before="30" w:after="30"/>
+            </w:pPr>
+            <w:r>
+              <w:rPr>
+                <w:color w:val="1F2937"/>
+                <w:sz w:val="17"/>
+              </w:rPr>
+              <w:t>Min. Benedito Gonçalves (Vista: Min. Gurgel de Faria)</w:t>
+            </w:r>
+          </w:p>
+        </w:tc>
+        <w:tc>
+          <w:tcPr>
+            <w:tcW w:type="dxa" w:w="1944"/>
+            <w:shd w:fill="FFFFFF"/>
+          </w:tcPr>
+          <w:p>
+            <w:pPr>
+              <w:spacing w:before="30" w:after="30"/>
+            </w:pPr>
+            <w:r>
+              <w:rPr>
+                <w:color w:val="1F2937"/>
+                <w:sz w:val="17"/>
+              </w:rPr>
+              <w:t>Violação dos Princípios Administrativos</w:t>
+            </w:r>
+          </w:p>
+        </w:tc>
+        <w:tc>
+          <w:tcPr>
+            <w:tcW w:type="dxa" w:w="1800"/>
+            <w:shd w:fill="FFFFFF"/>
+          </w:tcPr>
+          <w:p>
+            <w:pPr>
+              <w:spacing w:before="30" w:after="30"/>
+            </w:pPr>
+            <w:r>
+              <w:rPr>
+                <w:color w:val="1F2937"/>
+                <w:sz w:val="17"/>
+              </w:rPr>
+              <w:t>NEGOU PROVIMENTO AO AGRAVO INTERNO</w:t>
+            </w:r>
+          </w:p>
+        </w:tc>
+      </w:tr>
+      <w:tr>
+        <w:tc>
+          <w:tcPr>
+            <w:tcW w:type="dxa" w:w="720"/>
+            <w:shd w:fill="F8FAFC"/>
+          </w:tcPr>
+          <w:p>
+            <w:pPr>
+              <w:spacing w:before="30" w:after="30"/>
+            </w:pPr>
+            <w:r>
+              <w:rPr>
+                <w:b/>
+                <w:color w:val="0A2540"/>
+                <w:sz w:val="17"/>
+              </w:rPr>
+              <w:t>15</w:t>
+            </w:r>
+          </w:p>
+        </w:tc>
+        <w:tc>
+          <w:tcPr>
+            <w:tcW w:type="dxa" w:w="2520"/>
+            <w:shd w:fill="F8FAFC"/>
+          </w:tcPr>
+          <w:p>
+            <w:pPr>
+              <w:spacing w:before="30" w:after="30"/>
+            </w:pPr>
+            <w:r>
+              <w:rPr>
+                <w:b/>
+                <w:color w:val="0A2540"/>
+                <w:sz w:val="17"/>
+              </w:rPr>
+              <w:t>AgInt no AgInt no AREsp 2.745.473/GO</w:t>
+            </w:r>
+          </w:p>
+        </w:tc>
+        <w:tc>
+          <w:tcPr>
+            <w:tcW w:type="dxa" w:w="2088"/>
+            <w:shd w:fill="F8FAFC"/>
+          </w:tcPr>
+          <w:p>
+            <w:pPr>
+              <w:spacing w:before="30" w:after="30"/>
+            </w:pPr>
+            <w:r>
+              <w:rPr>
+                <w:color w:val="1F2937"/>
+                <w:sz w:val="17"/>
+              </w:rPr>
+              <w:t>Min. Benedito Gonçalves (Vista: Min. Gurgel de Faria)</w:t>
+            </w:r>
+          </w:p>
+        </w:tc>
+        <w:tc>
+          <w:tcPr>
+            <w:tcW w:type="dxa" w:w="1944"/>
+            <w:shd w:fill="F8FAFC"/>
+          </w:tcPr>
+          <w:p>
+            <w:pPr>
+              <w:spacing w:before="30" w:after="30"/>
+            </w:pPr>
+            <w:r>
+              <w:rPr>
+                <w:color w:val="1F2937"/>
+                <w:sz w:val="17"/>
+              </w:rPr>
+              <w:t>Dívida Ativa (Execução Fiscal)</w:t>
+            </w:r>
+          </w:p>
+        </w:tc>
+        <w:tc>
+          <w:tcPr>
+            <w:tcW w:type="dxa" w:w="1800"/>
+            <w:shd w:fill="F8FAFC"/>
+          </w:tcPr>
+          <w:p>
+            <w:pPr>
+              <w:spacing w:before="30" w:after="30"/>
+            </w:pPr>
+            <w:r>
+              <w:rPr>
+                <w:color w:val="1F2937"/>
+                <w:sz w:val="17"/>
+              </w:rPr>
+              <w:t>NEGOU PROVIMENTO AO AGRAVO INTERNO</w:t>
+            </w:r>
+          </w:p>
+        </w:tc>
+      </w:tr>
+      <w:tr>
+        <w:tc>
+          <w:tcPr>
+            <w:tcW w:type="dxa" w:w="720"/>
+            <w:shd w:fill="FFFFFF"/>
+          </w:tcPr>
+          <w:p>
+            <w:pPr>
+              <w:spacing w:before="30" w:after="30"/>
+            </w:pPr>
+            <w:r>
+              <w:rPr>
+                <w:b/>
+                <w:color w:val="0A2540"/>
+                <w:sz w:val="17"/>
+              </w:rPr>
+              <w:t>16</w:t>
+            </w:r>
+          </w:p>
+        </w:tc>
+        <w:tc>
+          <w:tcPr>
+            <w:tcW w:type="dxa" w:w="2520"/>
+            <w:shd w:fill="FFFFFF"/>
+          </w:tcPr>
+          <w:p>
+            <w:pPr>
+              <w:spacing w:before="30" w:after="30"/>
+            </w:pPr>
+            <w:r>
+              <w:rPr>
+                <w:b/>
+                <w:color w:val="0A2540"/>
+                <w:sz w:val="17"/>
+              </w:rPr>
+              <w:t>AgInt no AgInt no AREsp 1.214.884</w:t>
+            </w:r>
+          </w:p>
+        </w:tc>
+        <w:tc>
+          <w:tcPr>
+            <w:tcW w:type="dxa" w:w="2088"/>
+            <w:shd w:fill="FFFFFF"/>
+          </w:tcPr>
+          <w:p>
+            <w:pPr>
+              <w:spacing w:before="30" w:after="30"/>
+            </w:pPr>
+            <w:r>
+              <w:rPr>
+                <w:color w:val="1F2937"/>
+                <w:sz w:val="17"/>
+              </w:rPr>
+              <w:t>Min. Sérgio Kukina</w:t>
+            </w:r>
+          </w:p>
+        </w:tc>
+        <w:tc>
+          <w:tcPr>
+            <w:tcW w:type="dxa" w:w="1944"/>
+            <w:shd w:fill="FFFFFF"/>
+          </w:tcPr>
+          <w:p>
+            <w:pPr>
+              <w:spacing w:before="30" w:after="30"/>
+            </w:pPr>
+            <w:r>
+              <w:rPr>
+                <w:color w:val="1F2937"/>
+                <w:sz w:val="17"/>
+              </w:rPr>
+              <w:t>Improbidade Administrativa</w:t>
+            </w:r>
+          </w:p>
+        </w:tc>
+        <w:tc>
+          <w:tcPr>
+            <w:tcW w:type="dxa" w:w="1800"/>
+            <w:shd w:fill="FFFFFF"/>
+          </w:tcPr>
+          <w:p>
+            <w:pPr>
+              <w:spacing w:before="30" w:after="30"/>
+            </w:pPr>
+            <w:r>
+              <w:rPr>
+                <w:color w:val="1F2937"/>
+                <w:sz w:val="17"/>
+              </w:rPr>
+              <w:t>ADIAMENTO DE JULGAMENTO</w:t>
+            </w:r>
+          </w:p>
+        </w:tc>
+      </w:tr>
+      <w:tr>
+        <w:tc>
+          <w:tcPr>
+            <w:tcW w:type="dxa" w:w="720"/>
+            <w:shd w:fill="F8FAFC"/>
+          </w:tcPr>
+          <w:p>
+            <w:pPr>
+              <w:spacing w:before="30" w:after="30"/>
+            </w:pPr>
+            <w:r>
+              <w:rPr>
+                <w:b/>
+                <w:color w:val="0A2540"/>
+                <w:sz w:val="17"/>
+              </w:rPr>
+              <w:t>17</w:t>
+            </w:r>
+          </w:p>
+        </w:tc>
+        <w:tc>
+          <w:tcPr>
+            <w:tcW w:type="dxa" w:w="2520"/>
+            <w:shd w:fill="F8FAFC"/>
+          </w:tcPr>
+          <w:p>
+            <w:pPr>
+              <w:spacing w:before="30" w:after="30"/>
+            </w:pPr>
+            <w:r>
+              <w:rPr>
+                <w:b/>
+                <w:color w:val="0A2540"/>
+                <w:sz w:val="17"/>
+              </w:rPr>
+              <w:t>REsp 2.256.188</w:t>
+            </w:r>
+          </w:p>
+        </w:tc>
+        <w:tc>
+          <w:tcPr>
+            <w:tcW w:type="dxa" w:w="2088"/>
+            <w:shd w:fill="F8FAFC"/>
+          </w:tcPr>
+          <w:p>
+            <w:pPr>
+              <w:spacing w:before="30" w:after="30"/>
+            </w:pPr>
+            <w:r>
+              <w:rPr>
+                <w:color w:val="1F2937"/>
+                <w:sz w:val="17"/>
+              </w:rPr>
+              <w:t>Min. Herman Benjamin</w:t>
+            </w:r>
+          </w:p>
+        </w:tc>
+        <w:tc>
+          <w:tcPr>
+            <w:tcW w:type="dxa" w:w="1944"/>
+            <w:shd w:fill="F8FAFC"/>
+          </w:tcPr>
+          <w:p>
+            <w:pPr>
+              <w:spacing w:before="30" w:after="30"/>
+            </w:pPr>
+            <w:r>
+              <w:rPr>
+                <w:color w:val="1F2937"/>
+                <w:sz w:val="17"/>
+              </w:rPr>
+              <w:t>Improbidade Administrativa</w:t>
+            </w:r>
+          </w:p>
+        </w:tc>
+        <w:tc>
+          <w:tcPr>
+            <w:tcW w:type="dxa" w:w="1800"/>
+            <w:shd w:fill="F8FAFC"/>
+          </w:tcPr>
+          <w:p>
+            <w:pPr>
+              <w:spacing w:before="30" w:after="30"/>
+            </w:pPr>
+            <w:r>
+              <w:rPr>
+                <w:color w:val="1F2937"/>
+                <w:sz w:val="17"/>
+              </w:rPr>
+              <w:t>CONHECEU PARCIALMENTE DO RECURSO E, NESSA PARTE DEU-LHE PROVIMENTO</w:t>
+            </w:r>
+          </w:p>
+        </w:tc>
+      </w:tr>
+      <w:tr>
+        <w:tc>
+          <w:tcPr>
+            <w:tcW w:type="dxa" w:w="720"/>
+            <w:shd w:fill="FFFFFF"/>
+          </w:tcPr>
+          <w:p>
+            <w:pPr>
+              <w:spacing w:before="30" w:after="30"/>
+            </w:pPr>
+            <w:r>
+              <w:rPr>
+                <w:b/>
+                <w:color w:val="0A2540"/>
+                <w:sz w:val="17"/>
+              </w:rPr>
+              <w:t>18</w:t>
+            </w:r>
+          </w:p>
+        </w:tc>
+        <w:tc>
+          <w:tcPr>
+            <w:tcW w:type="dxa" w:w="2520"/>
+            <w:shd w:fill="FFFFFF"/>
+          </w:tcPr>
+          <w:p>
+            <w:pPr>
+              <w:spacing w:before="30" w:after="30"/>
+            </w:pPr>
+            <w:r>
+              <w:rPr>
+                <w:b/>
+                <w:color w:val="0A2540"/>
+                <w:sz w:val="17"/>
+              </w:rPr>
+              <w:t>AgInt nos EDcl no AREsp 1.872.598/AM</w:t>
+            </w:r>
+          </w:p>
+        </w:tc>
+        <w:tc>
+          <w:tcPr>
+            <w:tcW w:type="dxa" w:w="2088"/>
+            <w:shd w:fill="FFFFFF"/>
+          </w:tcPr>
+          <w:p>
+            <w:pPr>
+              <w:spacing w:before="30" w:after="30"/>
+            </w:pPr>
+            <w:r>
+              <w:rPr>
+                <w:color w:val="1F2937"/>
+                <w:sz w:val="17"/>
+              </w:rPr>
+              <w:t>Min. Paulo Sérgio Domingues</w:t>
+            </w:r>
+          </w:p>
+        </w:tc>
+        <w:tc>
+          <w:tcPr>
+            <w:tcW w:type="dxa" w:w="1944"/>
+            <w:shd w:fill="FFFFFF"/>
+          </w:tcPr>
+          <w:p>
+            <w:pPr>
+              <w:spacing w:before="30" w:after="30"/>
+            </w:pPr>
+            <w:r>
+              <w:rPr>
+                <w:color w:val="1F2937"/>
+                <w:sz w:val="17"/>
+              </w:rPr>
+              <w:t>Improbidade Administrativa</w:t>
+            </w:r>
+          </w:p>
+        </w:tc>
+        <w:tc>
+          <w:tcPr>
+            <w:tcW w:type="dxa" w:w="1800"/>
+            <w:shd w:fill="FFFFFF"/>
+          </w:tcPr>
+          <w:p>
+            <w:pPr>
+              <w:spacing w:before="30" w:after="30"/>
+            </w:pPr>
+            <w:r>
+              <w:rPr>
+                <w:color w:val="1F2937"/>
+                <w:sz w:val="17"/>
+              </w:rPr>
+              <w:t>DEU PARCIAL PROVIMENTO AO AGRAVO INTERNO</w:t>
+            </w:r>
+          </w:p>
+        </w:tc>
+      </w:tr>
+      <w:tr>
+        <w:tc>
+          <w:tcPr>
+            <w:tcW w:type="dxa" w:w="720"/>
+            <w:shd w:fill="F8FAFC"/>
+          </w:tcPr>
+          <w:p>
+            <w:pPr>
+              <w:spacing w:before="30" w:after="30"/>
+            </w:pPr>
+            <w:r>
+              <w:rPr>
+                <w:b/>
+                <w:color w:val="0A2540"/>
+                <w:sz w:val="17"/>
+              </w:rPr>
+              <w:t>19</w:t>
+            </w:r>
+          </w:p>
+        </w:tc>
+        <w:tc>
+          <w:tcPr>
+            <w:tcW w:type="dxa" w:w="2520"/>
+            <w:shd w:fill="F8FAFC"/>
+          </w:tcPr>
+          <w:p>
+            <w:pPr>
+              <w:spacing w:before="30" w:after="30"/>
+            </w:pPr>
+            <w:r>
+              <w:rPr>
+                <w:b/>
+                <w:color w:val="0A2540"/>
+                <w:sz w:val="17"/>
+              </w:rPr>
+              <w:t>AgInt nos EDcl no AREsp 1.872.598/AM</w:t>
+            </w:r>
+          </w:p>
+        </w:tc>
+        <w:tc>
+          <w:tcPr>
+            <w:tcW w:type="dxa" w:w="2088"/>
+            <w:shd w:fill="F8FAFC"/>
+          </w:tcPr>
+          <w:p>
+            <w:pPr>
+              <w:spacing w:before="30" w:after="30"/>
+            </w:pPr>
+            <w:r>
+              <w:rPr>
+                <w:color w:val="1F2937"/>
+                <w:sz w:val="17"/>
+              </w:rPr>
+              <w:t>Min. Paulo Sérgio Domingues</w:t>
+            </w:r>
+          </w:p>
+        </w:tc>
+        <w:tc>
+          <w:tcPr>
+            <w:tcW w:type="dxa" w:w="1944"/>
+            <w:shd w:fill="F8FAFC"/>
+          </w:tcPr>
+          <w:p>
+            <w:pPr>
+              <w:spacing w:before="30" w:after="30"/>
+            </w:pPr>
+            <w:r>
+              <w:rPr>
+                <w:color w:val="1F2937"/>
+                <w:sz w:val="17"/>
+              </w:rPr>
+              <w:t>Improbidade Administrativa</w:t>
+            </w:r>
+          </w:p>
+        </w:tc>
+        <w:tc>
+          <w:tcPr>
+            <w:tcW w:type="dxa" w:w="1800"/>
+            <w:shd w:fill="F8FAFC"/>
+          </w:tcPr>
+          <w:p>
+            <w:pPr>
+              <w:spacing w:before="30" w:after="30"/>
+            </w:pPr>
+            <w:r>
+              <w:rPr>
+                <w:color w:val="1F2937"/>
+                <w:sz w:val="17"/>
+              </w:rPr>
+              <w:t>DEU PARCIAL PROVIMENTO AO AGRAVO INTERNO</w:t>
+            </w:r>
+          </w:p>
+        </w:tc>
+      </w:tr>
+      <w:tr>
+        <w:tc>
+          <w:tcPr>
+            <w:tcW w:type="dxa" w:w="720"/>
+            <w:shd w:fill="FFFFFF"/>
+          </w:tcPr>
+          <w:p>
+            <w:pPr>
+              <w:spacing w:before="30" w:after="30"/>
+            </w:pPr>
+            <w:r>
+              <w:rPr>
+                <w:b/>
+                <w:color w:val="0A2540"/>
+                <w:sz w:val="17"/>
+              </w:rPr>
+              <w:t>20</w:t>
+            </w:r>
+          </w:p>
+        </w:tc>
+        <w:tc>
+          <w:tcPr>
+            <w:tcW w:type="dxa" w:w="2520"/>
+            <w:shd w:fill="FFFFFF"/>
+          </w:tcPr>
+          <w:p>
+            <w:pPr>
+              <w:spacing w:before="30" w:after="30"/>
+            </w:pPr>
+            <w:r>
+              <w:rPr>
+                <w:b/>
+                <w:color w:val="0A2540"/>
+                <w:sz w:val="17"/>
+              </w:rPr>
+              <w:t>AgInt no RMS 78.564/BA</w:t>
+            </w:r>
+          </w:p>
+        </w:tc>
+        <w:tc>
+          <w:tcPr>
+            <w:tcW w:type="dxa" w:w="2088"/>
+            <w:shd w:fill="FFFFFF"/>
+          </w:tcPr>
+          <w:p>
+            <w:pPr>
+              <w:spacing w:before="30" w:after="30"/>
+            </w:pPr>
+            <w:r>
+              <w:rPr>
+                <w:color w:val="1F2937"/>
+                <w:sz w:val="17"/>
+              </w:rPr>
+              <w:t>Min. Sérgio Kukina</w:t>
+            </w:r>
+          </w:p>
+        </w:tc>
+        <w:tc>
+          <w:tcPr>
+            <w:tcW w:type="dxa" w:w="1944"/>
+            <w:shd w:fill="FFFFFF"/>
+          </w:tcPr>
+          <w:p>
+            <w:pPr>
+              <w:spacing w:before="30" w:after="30"/>
+            </w:pPr>
+            <w:r>
+              <w:rPr>
+                <w:color w:val="1F2937"/>
+                <w:sz w:val="17"/>
+              </w:rPr>
+              <w:t>Gratificações e Adicionais</w:t>
+            </w:r>
+          </w:p>
+        </w:tc>
+        <w:tc>
+          <w:tcPr>
+            <w:tcW w:type="dxa" w:w="1800"/>
+            <w:shd w:fill="FFFFFF"/>
+          </w:tcPr>
+          <w:p>
+            <w:pPr>
+              <w:spacing w:before="30" w:after="30"/>
+            </w:pPr>
+            <w:r>
+              <w:rPr>
+                <w:color w:val="1F2937"/>
+                <w:sz w:val="17"/>
+              </w:rPr>
+              <w:t>ADIAMENTO DE JULGAMENTO</w:t>
+            </w:r>
+          </w:p>
+        </w:tc>
+      </w:tr>
+      <w:tr>
+        <w:tc>
+          <w:tcPr>
+            <w:tcW w:type="dxa" w:w="720"/>
+            <w:shd w:fill="F8FAFC"/>
+          </w:tcPr>
+          <w:p>
+            <w:pPr>
+              <w:spacing w:before="30" w:after="30"/>
+            </w:pPr>
+            <w:r>
+              <w:rPr>
+                <w:b/>
+                <w:color w:val="0A2540"/>
+                <w:sz w:val="17"/>
+              </w:rPr>
+              <w:t>21</w:t>
+            </w:r>
+          </w:p>
+        </w:tc>
+        <w:tc>
+          <w:tcPr>
+            <w:tcW w:type="dxa" w:w="2520"/>
+            <w:shd w:fill="F8FAFC"/>
+          </w:tcPr>
+          <w:p>
+            <w:pPr>
+              <w:spacing w:before="30" w:after="30"/>
+            </w:pPr>
+            <w:r>
+              <w:rPr>
+                <w:b/>
+                <w:color w:val="0A2540"/>
+                <w:sz w:val="17"/>
+              </w:rPr>
+              <w:t>AgInt no AREsp 3.153.809/SE</w:t>
+            </w:r>
+          </w:p>
+        </w:tc>
+        <w:tc>
+          <w:tcPr>
+            <w:tcW w:type="dxa" w:w="2088"/>
+            <w:shd w:fill="F8FAFC"/>
+          </w:tcPr>
+          <w:p>
+            <w:pPr>
+              <w:spacing w:before="30" w:after="30"/>
+            </w:pPr>
+            <w:r>
+              <w:rPr>
+                <w:color w:val="1F2937"/>
+                <w:sz w:val="17"/>
+              </w:rPr>
+              <w:t>Min. Gurgel de Faria</w:t>
+            </w:r>
+          </w:p>
+        </w:tc>
+        <w:tc>
+          <w:tcPr>
+            <w:tcW w:type="dxa" w:w="1944"/>
+            <w:shd w:fill="F8FAFC"/>
+          </w:tcPr>
+          <w:p>
+            <w:pPr>
+              <w:spacing w:before="30" w:after="30"/>
+            </w:pPr>
+            <w:r>
+              <w:rPr>
+                <w:color w:val="1F2937"/>
+                <w:sz w:val="17"/>
+              </w:rPr>
+              <w:t>Lançamento</w:t>
+            </w:r>
+          </w:p>
+        </w:tc>
+        <w:tc>
+          <w:tcPr>
+            <w:tcW w:type="dxa" w:w="1800"/>
+            <w:shd w:fill="F8FAFC"/>
+          </w:tcPr>
+          <w:p>
+            <w:pPr>
+              <w:spacing w:before="30" w:after="30"/>
+            </w:pPr>
+            <w:r>
+              <w:rPr>
+                <w:color w:val="1F2937"/>
+                <w:sz w:val="17"/>
+              </w:rPr>
+              <w:t>PEDIDO DE VISTA</w:t>
+            </w:r>
+          </w:p>
+        </w:tc>
+      </w:tr>
+      <w:tr>
+        <w:tc>
+          <w:tcPr>
+            <w:tcW w:type="dxa" w:w="720"/>
+            <w:shd w:fill="FFFFFF"/>
+          </w:tcPr>
+          <w:p>
+            <w:pPr>
+              <w:spacing w:before="30" w:after="30"/>
+            </w:pPr>
+            <w:r>
+              <w:rPr>
+                <w:b/>
+                <w:color w:val="0A2540"/>
+                <w:sz w:val="17"/>
+              </w:rPr>
+              <w:t>22</w:t>
+            </w:r>
+          </w:p>
+        </w:tc>
+        <w:tc>
+          <w:tcPr>
+            <w:tcW w:type="dxa" w:w="2520"/>
+            <w:shd w:fill="FFFFFF"/>
+          </w:tcPr>
+          <w:p>
+            <w:pPr>
+              <w:spacing w:before="30" w:after="30"/>
+            </w:pPr>
+            <w:r>
+              <w:rPr>
+                <w:b/>
+                <w:color w:val="0A2540"/>
+                <w:sz w:val="17"/>
+              </w:rPr>
+              <w:t>AgInt no AgInt no AgInt nos EDcl no AREsp 1.067.449/RN</w:t>
+            </w:r>
+          </w:p>
+        </w:tc>
+        <w:tc>
+          <w:tcPr>
+            <w:tcW w:type="dxa" w:w="2088"/>
+            <w:shd w:fill="FFFFFF"/>
+          </w:tcPr>
+          <w:p>
+            <w:pPr>
+              <w:spacing w:before="30" w:after="30"/>
+            </w:pPr>
+            <w:r>
+              <w:rPr>
+                <w:color w:val="1F2937"/>
+                <w:sz w:val="17"/>
+              </w:rPr>
+              <w:t>Min. Paulo Sérgio Domingues</w:t>
+            </w:r>
+          </w:p>
+        </w:tc>
+        <w:tc>
+          <w:tcPr>
+            <w:tcW w:type="dxa" w:w="1944"/>
+            <w:shd w:fill="FFFFFF"/>
+          </w:tcPr>
+          <w:p>
+            <w:pPr>
+              <w:spacing w:before="30" w:after="30"/>
+            </w:pPr>
+            <w:r>
+              <w:rPr>
+                <w:color w:val="1F2937"/>
+                <w:sz w:val="17"/>
+              </w:rPr>
+              <w:t>Sistema Remuneratório e Benefícios</w:t>
+            </w:r>
+          </w:p>
+        </w:tc>
+        <w:tc>
+          <w:tcPr>
+            <w:tcW w:type="dxa" w:w="1800"/>
+            <w:shd w:fill="FFFFFF"/>
+          </w:tcPr>
+          <w:p>
+            <w:pPr>
+              <w:spacing w:before="30" w:after="30"/>
+            </w:pPr>
+            <w:r>
+              <w:rPr>
+                <w:color w:val="1F2937"/>
+                <w:sz w:val="17"/>
+              </w:rPr>
+              <w:t>RETIRADA DE PAUTA</w:t>
+            </w:r>
+          </w:p>
+        </w:tc>
+      </w:tr>
+      <w:tr>
+        <w:tc>
+          <w:tcPr>
+            <w:tcW w:type="dxa" w:w="720"/>
+            <w:shd w:fill="F8FAFC"/>
+          </w:tcPr>
+          <w:p>
+            <w:pPr>
+              <w:spacing w:before="30" w:after="30"/>
+            </w:pPr>
+            <w:r>
+              <w:rPr>
+                <w:b/>
+                <w:color w:val="0A2540"/>
+                <w:sz w:val="17"/>
+              </w:rPr>
+              <w:t>23</w:t>
+            </w:r>
+          </w:p>
+        </w:tc>
+        <w:tc>
+          <w:tcPr>
+            <w:tcW w:type="dxa" w:w="2520"/>
+            <w:shd w:fill="F8FAFC"/>
+          </w:tcPr>
+          <w:p>
+            <w:pPr>
+              <w:spacing w:before="30" w:after="30"/>
+            </w:pPr>
+            <w:r>
+              <w:rPr>
+                <w:b/>
+                <w:color w:val="0A2540"/>
+                <w:sz w:val="17"/>
+              </w:rPr>
+              <w:t>AgInt no AgInt no AgInt nos EDcl no AREsp 1.067.449/RN</w:t>
+            </w:r>
+          </w:p>
+        </w:tc>
+        <w:tc>
+          <w:tcPr>
+            <w:tcW w:type="dxa" w:w="2088"/>
+            <w:shd w:fill="F8FAFC"/>
+          </w:tcPr>
+          <w:p>
+            <w:pPr>
+              <w:spacing w:before="30" w:after="30"/>
+            </w:pPr>
+            <w:r>
+              <w:rPr>
+                <w:color w:val="1F2937"/>
+                <w:sz w:val="17"/>
+              </w:rPr>
+              <w:t>Min. Paulo Sérgio Domingues</w:t>
+            </w:r>
+          </w:p>
+        </w:tc>
+        <w:tc>
+          <w:tcPr>
+            <w:tcW w:type="dxa" w:w="1944"/>
+            <w:shd w:fill="F8FAFC"/>
+          </w:tcPr>
+          <w:p>
+            <w:pPr>
+              <w:spacing w:before="30" w:after="30"/>
+            </w:pPr>
+            <w:r>
+              <w:rPr>
+                <w:color w:val="1F2937"/>
+                <w:sz w:val="17"/>
+              </w:rPr>
+              <w:t>Sistema Remuneratório e Benefícios</w:t>
+            </w:r>
+          </w:p>
+        </w:tc>
+        <w:tc>
+          <w:tcPr>
+            <w:tcW w:type="dxa" w:w="1800"/>
+            <w:shd w:fill="F8FAFC"/>
+          </w:tcPr>
+          <w:p>
+            <w:pPr>
+              <w:spacing w:before="30" w:after="30"/>
+            </w:pPr>
+            <w:r>
+              <w:rPr>
+                <w:color w:val="1F2937"/>
+                <w:sz w:val="17"/>
+              </w:rPr>
+              <w:t>RETIRADA DE PAUTA</w:t>
+            </w:r>
+          </w:p>
+        </w:tc>
+      </w:tr>
+      <w:tr>
+        <w:tc>
+          <w:tcPr>
+            <w:tcW w:type="dxa" w:w="720"/>
+            <w:shd w:fill="FFFFFF"/>
+          </w:tcPr>
+          <w:p>
+            <w:pPr>
+              <w:spacing w:before="30" w:after="30"/>
+            </w:pPr>
+            <w:r>
+              <w:rPr>
+                <w:b/>
+                <w:color w:val="0A2540"/>
+                <w:sz w:val="17"/>
+              </w:rPr>
+              <w:t>24</w:t>
+            </w:r>
+          </w:p>
+        </w:tc>
+        <w:tc>
+          <w:tcPr>
+            <w:tcW w:type="dxa" w:w="2520"/>
+            <w:shd w:fill="FFFFFF"/>
+          </w:tcPr>
+          <w:p>
+            <w:pPr>
+              <w:spacing w:before="30" w:after="30"/>
+            </w:pPr>
+            <w:r>
+              <w:rPr>
+                <w:b/>
+                <w:color w:val="0A2540"/>
+                <w:sz w:val="17"/>
+              </w:rPr>
+              <w:t>AgInt no REsp 2.202.275/AL</w:t>
+            </w:r>
+          </w:p>
+        </w:tc>
+        <w:tc>
+          <w:tcPr>
+            <w:tcW w:type="dxa" w:w="2088"/>
+            <w:shd w:fill="FFFFFF"/>
+          </w:tcPr>
+          <w:p>
+            <w:pPr>
+              <w:spacing w:before="30" w:after="30"/>
+            </w:pPr>
+            <w:r>
+              <w:rPr>
+                <w:color w:val="1F2937"/>
+                <w:sz w:val="17"/>
+              </w:rPr>
+              <w:t>Min. Paulo Sérgio Domingues</w:t>
+            </w:r>
+          </w:p>
+        </w:tc>
+        <w:tc>
+          <w:tcPr>
+            <w:tcW w:type="dxa" w:w="1944"/>
+            <w:shd w:fill="FFFFFF"/>
+          </w:tcPr>
+          <w:p>
+            <w:pPr>
+              <w:spacing w:before="30" w:after="30"/>
+            </w:pPr>
+            <w:r>
+              <w:rPr>
+                <w:color w:val="1F2937"/>
+                <w:sz w:val="17"/>
+              </w:rPr>
+              <w:t>Dívida Ativa (Execução Fiscal)</w:t>
+            </w:r>
+          </w:p>
+        </w:tc>
+        <w:tc>
+          <w:tcPr>
+            <w:tcW w:type="dxa" w:w="1800"/>
+            <w:shd w:fill="FFFFFF"/>
+          </w:tcPr>
+          <w:p>
+            <w:pPr>
+              <w:spacing w:before="30" w:after="30"/>
+            </w:pPr>
+            <w:r>
+              <w:rPr>
+                <w:color w:val="1F2937"/>
+                <w:sz w:val="17"/>
+              </w:rPr>
+              <w:t>PEDIDO DE VISTA</w:t>
+            </w:r>
+          </w:p>
+        </w:tc>
+      </w:tr>
+      <w:tr>
+        <w:tc>
+          <w:tcPr>
+            <w:tcW w:type="dxa" w:w="720"/>
+            <w:shd w:fill="F8FAFC"/>
+          </w:tcPr>
+          <w:p>
+            <w:pPr>
+              <w:spacing w:before="30" w:after="30"/>
+            </w:pPr>
+            <w:r>
+              <w:rPr>
+                <w:b/>
+                <w:color w:val="0A2540"/>
+                <w:sz w:val="17"/>
+              </w:rPr>
+              <w:t>25</w:t>
+            </w:r>
+          </w:p>
+        </w:tc>
+        <w:tc>
+          <w:tcPr>
+            <w:tcW w:type="dxa" w:w="2520"/>
+            <w:shd w:fill="F8FAFC"/>
+          </w:tcPr>
+          <w:p>
+            <w:pPr>
+              <w:spacing w:before="30" w:after="30"/>
+            </w:pPr>
+            <w:r>
+              <w:rPr>
+                <w:b/>
+                <w:color w:val="0A2540"/>
+                <w:sz w:val="17"/>
+              </w:rPr>
+              <w:t>AgInt no REsp 2.208.220/SP</w:t>
+            </w:r>
+          </w:p>
+        </w:tc>
+        <w:tc>
+          <w:tcPr>
+            <w:tcW w:type="dxa" w:w="2088"/>
+            <w:shd w:fill="F8FAFC"/>
+          </w:tcPr>
+          <w:p>
+            <w:pPr>
+              <w:spacing w:before="30" w:after="30"/>
+            </w:pPr>
+            <w:r>
+              <w:rPr>
+                <w:color w:val="1F2937"/>
+                <w:sz w:val="17"/>
+              </w:rPr>
+              <w:t>Min. Paulo Sérgio Domingues</w:t>
+            </w:r>
+          </w:p>
+        </w:tc>
+        <w:tc>
+          <w:tcPr>
+            <w:tcW w:type="dxa" w:w="1944"/>
+            <w:shd w:fill="F8FAFC"/>
+          </w:tcPr>
+          <w:p>
+            <w:pPr>
+              <w:spacing w:before="30" w:after="30"/>
+            </w:pPr>
+            <w:r>
+              <w:rPr>
+                <w:color w:val="1F2937"/>
+                <w:sz w:val="17"/>
+              </w:rPr>
+              <w:t>Acidente de Trânsito</w:t>
+            </w:r>
+          </w:p>
+        </w:tc>
+        <w:tc>
+          <w:tcPr>
+            <w:tcW w:type="dxa" w:w="1800"/>
+            <w:shd w:fill="F8FAFC"/>
+          </w:tcPr>
+          <w:p>
+            <w:pPr>
+              <w:spacing w:before="30" w:after="30"/>
+            </w:pPr>
+            <w:r>
+              <w:rPr>
+                <w:color w:val="1F2937"/>
+                <w:sz w:val="17"/>
+              </w:rPr>
+              <w:t>PEDIDO DE VISTA</w:t>
+            </w:r>
+          </w:p>
+        </w:tc>
+      </w:tr>
+      <w:tr>
+        <w:tc>
+          <w:tcPr>
+            <w:tcW w:type="dxa" w:w="720"/>
+            <w:shd w:fill="FFFFFF"/>
+          </w:tcPr>
+          <w:p>
+            <w:pPr>
+              <w:spacing w:before="30" w:after="30"/>
+            </w:pPr>
+            <w:r>
+              <w:rPr>
+                <w:b/>
+                <w:color w:val="0A2540"/>
+                <w:sz w:val="17"/>
+              </w:rPr>
+              <w:t>26</w:t>
+            </w:r>
+          </w:p>
+        </w:tc>
+        <w:tc>
+          <w:tcPr>
+            <w:tcW w:type="dxa" w:w="2520"/>
+            <w:shd w:fill="FFFFFF"/>
+          </w:tcPr>
+          <w:p>
+            <w:pPr>
+              <w:spacing w:before="30" w:after="30"/>
+            </w:pPr>
+            <w:r>
+              <w:rPr>
+                <w:b/>
+                <w:color w:val="0A2540"/>
+                <w:sz w:val="17"/>
+              </w:rPr>
+              <w:t>REsp 2.293.252/MG</w:t>
+            </w:r>
+          </w:p>
+        </w:tc>
+        <w:tc>
+          <w:tcPr>
+            <w:tcW w:type="dxa" w:w="2088"/>
+            <w:shd w:fill="FFFFFF"/>
+          </w:tcPr>
+          <w:p>
+            <w:pPr>
+              <w:spacing w:before="30" w:after="30"/>
+            </w:pPr>
+            <w:r>
+              <w:rPr>
+                <w:color w:val="1F2937"/>
+                <w:sz w:val="17"/>
+              </w:rPr>
+              <w:t>Min. Paulo Sérgio Domingues</w:t>
+            </w:r>
+          </w:p>
+        </w:tc>
+        <w:tc>
+          <w:tcPr>
+            <w:tcW w:type="dxa" w:w="1944"/>
+            <w:shd w:fill="FFFFFF"/>
+          </w:tcPr>
+          <w:p>
+            <w:pPr>
+              <w:spacing w:before="30" w:after="30"/>
+            </w:pPr>
+            <w:r>
+              <w:rPr>
+                <w:color w:val="1F2937"/>
+                <w:sz w:val="17"/>
+              </w:rPr>
+              <w:t>Patrimônio Cultural</w:t>
+            </w:r>
+          </w:p>
+        </w:tc>
+        <w:tc>
+          <w:tcPr>
+            <w:tcW w:type="dxa" w:w="1800"/>
+            <w:shd w:fill="FFFFFF"/>
+          </w:tcPr>
+          <w:p>
+            <w:pPr>
+              <w:spacing w:before="30" w:after="30"/>
+            </w:pPr>
+            <w:r>
+              <w:rPr>
+                <w:color w:val="1F2937"/>
+                <w:sz w:val="17"/>
+              </w:rPr>
+              <w:t>DEU PROVIMENTO</w:t>
+            </w:r>
+          </w:p>
+        </w:tc>
+      </w:tr>
+      <w:tr>
+        <w:tc>
+          <w:tcPr>
+            <w:tcW w:type="dxa" w:w="720"/>
+            <w:shd w:fill="F8FAFC"/>
+          </w:tcPr>
+          <w:p>
+            <w:pPr>
+              <w:spacing w:before="30" w:after="30"/>
+            </w:pPr>
+            <w:r>
+              <w:rPr>
+                <w:b/>
+                <w:color w:val="0A2540"/>
+                <w:sz w:val="17"/>
+              </w:rPr>
+              <w:t>27</w:t>
+            </w:r>
+          </w:p>
+        </w:tc>
+        <w:tc>
+          <w:tcPr>
+            <w:tcW w:type="dxa" w:w="2520"/>
+            <w:shd w:fill="F8FAFC"/>
+          </w:tcPr>
+          <w:p>
+            <w:pPr>
+              <w:spacing w:before="30" w:after="30"/>
+            </w:pPr>
+            <w:r>
+              <w:rPr>
+                <w:b/>
+                <w:color w:val="0A2540"/>
+                <w:sz w:val="17"/>
+              </w:rPr>
+              <w:t>AgInt no AREsp 2.829.339/MT</w:t>
+            </w:r>
+          </w:p>
+        </w:tc>
+        <w:tc>
+          <w:tcPr>
+            <w:tcW w:type="dxa" w:w="2088"/>
+            <w:shd w:fill="F8FAFC"/>
+          </w:tcPr>
+          <w:p>
+            <w:pPr>
+              <w:spacing w:before="30" w:after="30"/>
+            </w:pPr>
+            <w:r>
+              <w:rPr>
+                <w:color w:val="1F2937"/>
+                <w:sz w:val="17"/>
+              </w:rPr>
+              <w:t>Min. Paulo Sérgio Domingues</w:t>
+            </w:r>
+          </w:p>
+        </w:tc>
+        <w:tc>
+          <w:tcPr>
+            <w:tcW w:type="dxa" w:w="1944"/>
+            <w:shd w:fill="F8FAFC"/>
+          </w:tcPr>
+          <w:p>
+            <w:pPr>
+              <w:spacing w:before="30" w:after="30"/>
+            </w:pPr>
+            <w:r>
+              <w:rPr>
+                <w:color w:val="1F2937"/>
+                <w:sz w:val="17"/>
+              </w:rPr>
+              <w:t>Multas e demais Sanções</w:t>
+            </w:r>
+          </w:p>
+        </w:tc>
+        <w:tc>
+          <w:tcPr>
+            <w:tcW w:type="dxa" w:w="1800"/>
+            <w:shd w:fill="F8FAFC"/>
+          </w:tcPr>
+          <w:p>
+            <w:pPr>
+              <w:spacing w:before="30" w:after="30"/>
+            </w:pPr>
+            <w:r>
+              <w:rPr>
+                <w:color w:val="1F2937"/>
+                <w:sz w:val="17"/>
+              </w:rPr>
+              <w:t>PEDIDO DE VISTA</w:t>
+            </w:r>
+          </w:p>
+        </w:tc>
+      </w:tr>
+      <w:tr>
+        <w:tc>
+          <w:tcPr>
+            <w:tcW w:type="dxa" w:w="720"/>
+            <w:shd w:fill="FFFFFF"/>
+          </w:tcPr>
+          <w:p>
+            <w:pPr>
+              <w:spacing w:before="30" w:after="30"/>
+            </w:pPr>
+            <w:r>
+              <w:rPr>
+                <w:b/>
+                <w:color w:val="0A2540"/>
+                <w:sz w:val="17"/>
+              </w:rPr>
+              <w:t>28</w:t>
+            </w:r>
+          </w:p>
+        </w:tc>
+        <w:tc>
+          <w:tcPr>
+            <w:tcW w:type="dxa" w:w="2520"/>
+            <w:shd w:fill="FFFFFF"/>
+          </w:tcPr>
+          <w:p>
+            <w:pPr>
+              <w:spacing w:before="30" w:after="30"/>
+            </w:pPr>
+            <w:r>
+              <w:rPr>
+                <w:b/>
+                <w:color w:val="0A2540"/>
+                <w:sz w:val="17"/>
+              </w:rPr>
+              <w:t>AgInt no AREsp 3.095.458/SP</w:t>
+            </w:r>
+          </w:p>
+        </w:tc>
+        <w:tc>
+          <w:tcPr>
+            <w:tcW w:type="dxa" w:w="2088"/>
+            <w:shd w:fill="FFFFFF"/>
+          </w:tcPr>
+          <w:p>
+            <w:pPr>
+              <w:spacing w:before="30" w:after="30"/>
+            </w:pPr>
+            <w:r>
+              <w:rPr>
+                <w:color w:val="1F2937"/>
+                <w:sz w:val="17"/>
+              </w:rPr>
+              <w:t>Min. Paulo Sérgio Domingues</w:t>
+            </w:r>
+          </w:p>
+        </w:tc>
+        <w:tc>
+          <w:tcPr>
+            <w:tcW w:type="dxa" w:w="1944"/>
+            <w:shd w:fill="FFFFFF"/>
+          </w:tcPr>
+          <w:p>
+            <w:pPr>
+              <w:spacing w:before="30" w:after="30"/>
+            </w:pPr>
+            <w:r>
+              <w:rPr>
+                <w:color w:val="1F2937"/>
+                <w:sz w:val="17"/>
+              </w:rPr>
+              <w:t>Pagamento Atrasado / Correção Monetária</w:t>
+            </w:r>
+          </w:p>
+        </w:tc>
+        <w:tc>
+          <w:tcPr>
+            <w:tcW w:type="dxa" w:w="1800"/>
+            <w:shd w:fill="FFFFFF"/>
+          </w:tcPr>
+          <w:p>
+            <w:pPr>
+              <w:spacing w:before="30" w:after="30"/>
+            </w:pPr>
+            <w:r>
+              <w:rPr>
+                <w:color w:val="1F2937"/>
+                <w:sz w:val="17"/>
+              </w:rPr>
+              <w:t>ADIAMENTO DE JULGAMENTO</w:t>
+            </w:r>
+          </w:p>
+        </w:tc>
+      </w:tr>
+      <w:tr>
+        <w:tc>
+          <w:tcPr>
+            <w:tcW w:type="dxa" w:w="720"/>
+            <w:shd w:fill="F8FAFC"/>
+          </w:tcPr>
+          <w:p>
+            <w:pPr>
+              <w:spacing w:before="30" w:after="30"/>
+            </w:pPr>
+            <w:r>
+              <w:rPr>
+                <w:b/>
+                <w:color w:val="0A2540"/>
+                <w:sz w:val="17"/>
+              </w:rPr>
+              <w:t>29</w:t>
+            </w:r>
+          </w:p>
+        </w:tc>
+        <w:tc>
+          <w:tcPr>
+            <w:tcW w:type="dxa" w:w="2520"/>
+            <w:shd w:fill="F8FAFC"/>
+          </w:tcPr>
+          <w:p>
+            <w:pPr>
+              <w:spacing w:before="30" w:after="30"/>
+            </w:pPr>
+            <w:r>
+              <w:rPr>
+                <w:b/>
+                <w:color w:val="0A2540"/>
+                <w:sz w:val="17"/>
+              </w:rPr>
+              <w:t>AgInt no AREsp 2.323.026/RN</w:t>
+            </w:r>
+          </w:p>
+        </w:tc>
+        <w:tc>
+          <w:tcPr>
+            <w:tcW w:type="dxa" w:w="2088"/>
+            <w:shd w:fill="F8FAFC"/>
+          </w:tcPr>
+          <w:p>
+            <w:pPr>
+              <w:spacing w:before="30" w:after="30"/>
+            </w:pPr>
+            <w:r>
+              <w:rPr>
+                <w:color w:val="1F2937"/>
+                <w:sz w:val="17"/>
+              </w:rPr>
+              <w:t>Min. Herman Benjamin</w:t>
+            </w:r>
+          </w:p>
+        </w:tc>
+        <w:tc>
+          <w:tcPr>
+            <w:tcW w:type="dxa" w:w="1944"/>
+            <w:shd w:fill="F8FAFC"/>
+          </w:tcPr>
+          <w:p>
+            <w:pPr>
+              <w:spacing w:before="30" w:after="30"/>
+            </w:pPr>
+            <w:r>
+              <w:rPr>
+                <w:color w:val="1F2937"/>
+                <w:sz w:val="17"/>
+              </w:rPr>
+              <w:t>Revogação/Concessão de Licença Ambiental</w:t>
+            </w:r>
+          </w:p>
+        </w:tc>
+        <w:tc>
+          <w:tcPr>
+            <w:tcW w:type="dxa" w:w="1800"/>
+            <w:shd w:fill="F8FAFC"/>
+          </w:tcPr>
+          <w:p>
+            <w:pPr>
+              <w:spacing w:before="30" w:after="30"/>
+            </w:pPr>
+            <w:r>
+              <w:rPr>
+                <w:color w:val="1F2937"/>
+                <w:sz w:val="17"/>
+              </w:rPr>
+              <w:t>NEGOU PROVIMENTO AO AGRAVO INTERNO</w:t>
+            </w:r>
+          </w:p>
+        </w:tc>
+      </w:tr>
+      <w:tr>
+        <w:tc>
+          <w:tcPr>
+            <w:tcW w:type="dxa" w:w="720"/>
+            <w:shd w:fill="FFFFFF"/>
+          </w:tcPr>
+          <w:p>
+            <w:pPr>
+              <w:spacing w:before="30" w:after="30"/>
+            </w:pPr>
+            <w:r>
+              <w:rPr>
+                <w:b/>
+                <w:color w:val="0A2540"/>
+                <w:sz w:val="17"/>
+              </w:rPr>
+              <w:t>30</w:t>
+            </w:r>
+          </w:p>
+        </w:tc>
+        <w:tc>
+          <w:tcPr>
+            <w:tcW w:type="dxa" w:w="2520"/>
+            <w:shd w:fill="FFFFFF"/>
+          </w:tcPr>
+          <w:p>
+            <w:pPr>
+              <w:spacing w:before="30" w:after="30"/>
+            </w:pPr>
+            <w:r>
+              <w:rPr>
+                <w:b/>
+                <w:color w:val="0A2540"/>
+                <w:sz w:val="17"/>
+              </w:rPr>
+              <w:t>AREsp 3.220.567/SE</w:t>
+            </w:r>
+          </w:p>
+        </w:tc>
+        <w:tc>
+          <w:tcPr>
+            <w:tcW w:type="dxa" w:w="2088"/>
+            <w:shd w:fill="FFFFFF"/>
+          </w:tcPr>
+          <w:p>
+            <w:pPr>
+              <w:spacing w:before="30" w:after="30"/>
+            </w:pPr>
+            <w:r>
+              <w:rPr>
+                <w:color w:val="1F2937"/>
+                <w:sz w:val="17"/>
+              </w:rPr>
+              <w:t>Min. Sérgio Kukina</w:t>
+            </w:r>
+          </w:p>
+        </w:tc>
+        <w:tc>
+          <w:tcPr>
+            <w:tcW w:type="dxa" w:w="1944"/>
+            <w:shd w:fill="FFFFFF"/>
+          </w:tcPr>
+          <w:p>
+            <w:pPr>
+              <w:spacing w:before="30" w:after="30"/>
+            </w:pPr>
+            <w:r>
+              <w:rPr>
+                <w:color w:val="1F2937"/>
+                <w:sz w:val="17"/>
+              </w:rPr>
+              <w:t>Afastamento do Cargo</w:t>
+            </w:r>
+          </w:p>
+        </w:tc>
+        <w:tc>
+          <w:tcPr>
+            <w:tcW w:type="dxa" w:w="1800"/>
+            <w:shd w:fill="FFFFFF"/>
+          </w:tcPr>
+          <w:p>
+            <w:pPr>
+              <w:spacing w:before="30" w:after="30"/>
+            </w:pPr>
+            <w:r>
+              <w:rPr>
+                <w:color w:val="1F2937"/>
+                <w:sz w:val="17"/>
+              </w:rPr>
+              <w:t>NEGOU PROVIMENTO AO AGRAVO INTERNO</w:t>
+            </w:r>
+          </w:p>
+        </w:tc>
+      </w:tr>
+      <w:tr>
+        <w:tc>
+          <w:tcPr>
+            <w:tcW w:type="dxa" w:w="720"/>
+            <w:shd w:fill="F8FAFC"/>
+          </w:tcPr>
+          <w:p>
+            <w:pPr>
+              <w:spacing w:before="30" w:after="30"/>
+            </w:pPr>
+            <w:r>
+              <w:rPr>
+                <w:b/>
+                <w:color w:val="0A2540"/>
+                <w:sz w:val="17"/>
+              </w:rPr>
+              <w:t>31</w:t>
+            </w:r>
+          </w:p>
+        </w:tc>
+        <w:tc>
+          <w:tcPr>
+            <w:tcW w:type="dxa" w:w="2520"/>
+            <w:shd w:fill="F8FAFC"/>
+          </w:tcPr>
+          <w:p>
+            <w:pPr>
+              <w:spacing w:before="30" w:after="30"/>
+            </w:pPr>
+            <w:r>
+              <w:rPr>
+                <w:b/>
+                <w:color w:val="0A2540"/>
+                <w:sz w:val="17"/>
+              </w:rPr>
+              <w:t>AgInt na TutCautAnt 1.326/SE</w:t>
+            </w:r>
+          </w:p>
+        </w:tc>
+        <w:tc>
+          <w:tcPr>
+            <w:tcW w:type="dxa" w:w="2088"/>
+            <w:shd w:fill="F8FAFC"/>
+          </w:tcPr>
+          <w:p>
+            <w:pPr>
+              <w:spacing w:before="30" w:after="30"/>
+            </w:pPr>
+            <w:r>
+              <w:rPr>
+                <w:color w:val="1F2937"/>
+                <w:sz w:val="17"/>
+              </w:rPr>
+              <w:t>Min. Sérgio Kukina</w:t>
+            </w:r>
+          </w:p>
+        </w:tc>
+        <w:tc>
+          <w:tcPr>
+            <w:tcW w:type="dxa" w:w="1944"/>
+            <w:shd w:fill="F8FAFC"/>
+          </w:tcPr>
+          <w:p>
+            <w:pPr>
+              <w:spacing w:before="30" w:after="30"/>
+            </w:pPr>
+            <w:r>
+              <w:rPr>
+                <w:color w:val="1F2937"/>
+                <w:sz w:val="17"/>
+              </w:rPr>
+              <w:t>Improbidade Administrativa</w:t>
+            </w:r>
+          </w:p>
+        </w:tc>
+        <w:tc>
+          <w:tcPr>
+            <w:tcW w:type="dxa" w:w="1800"/>
+            <w:shd w:fill="F8FAFC"/>
+          </w:tcPr>
+          <w:p>
+            <w:pPr>
+              <w:spacing w:before="30" w:after="30"/>
+            </w:pPr>
+            <w:r>
+              <w:rPr>
+                <w:color w:val="1F2937"/>
+                <w:sz w:val="17"/>
+              </w:rPr>
+              <w:t>DEU PROVIMENTO AO AGRAVO INTERNO</w:t>
+            </w:r>
+          </w:p>
+        </w:tc>
+      </w:tr>
+      <w:tr>
+        <w:tc>
+          <w:tcPr>
+            <w:tcW w:type="dxa" w:w="720"/>
+            <w:shd w:fill="FFFFFF"/>
+          </w:tcPr>
+          <w:p>
+            <w:pPr>
+              <w:spacing w:before="30" w:after="30"/>
+            </w:pPr>
+            <w:r>
+              <w:rPr>
+                <w:b/>
+                <w:color w:val="0A2540"/>
+                <w:sz w:val="17"/>
+              </w:rPr>
+              <w:t>32</w:t>
+            </w:r>
+          </w:p>
+        </w:tc>
+        <w:tc>
+          <w:tcPr>
+            <w:tcW w:type="dxa" w:w="2520"/>
+            <w:shd w:fill="FFFFFF"/>
+          </w:tcPr>
+          <w:p>
+            <w:pPr>
+              <w:spacing w:before="30" w:after="30"/>
+            </w:pPr>
+            <w:r>
+              <w:rPr>
+                <w:b/>
+                <w:color w:val="0A2540"/>
+                <w:sz w:val="17"/>
+              </w:rPr>
+              <w:t>REsp 2.169.995/RJ</w:t>
+            </w:r>
+          </w:p>
+        </w:tc>
+        <w:tc>
+          <w:tcPr>
+            <w:tcW w:type="dxa" w:w="2088"/>
+            <w:shd w:fill="FFFFFF"/>
+          </w:tcPr>
+          <w:p>
+            <w:pPr>
+              <w:spacing w:before="30" w:after="30"/>
+            </w:pPr>
+            <w:r>
+              <w:rPr>
+                <w:color w:val="1F2937"/>
+                <w:sz w:val="17"/>
+              </w:rPr>
+              <w:t>Min. Gurgel de Faria</w:t>
+            </w:r>
+          </w:p>
+        </w:tc>
+        <w:tc>
+          <w:tcPr>
+            <w:tcW w:type="dxa" w:w="1944"/>
+            <w:shd w:fill="FFFFFF"/>
+          </w:tcPr>
+          <w:p>
+            <w:pPr>
+              <w:spacing w:before="30" w:after="30"/>
+            </w:pPr>
+            <w:r>
+              <w:rPr>
+                <w:color w:val="1F2937"/>
+                <w:sz w:val="17"/>
+              </w:rPr>
+              <w:t>Dano Ambiental</w:t>
+            </w:r>
+          </w:p>
+        </w:tc>
+        <w:tc>
+          <w:tcPr>
+            <w:tcW w:type="dxa" w:w="1800"/>
+            <w:shd w:fill="FFFFFF"/>
+          </w:tcPr>
+          <w:p>
+            <w:pPr>
+              <w:spacing w:before="30" w:after="30"/>
+            </w:pPr>
+            <w:r>
+              <w:rPr>
+                <w:color w:val="1F2937"/>
+                <w:sz w:val="17"/>
+              </w:rPr>
+              <w:t>CONHECEU PARCIALMENTE DO RECURSO, MAS LHE NEGOU PROVIMENTO</w:t>
+            </w:r>
+          </w:p>
+        </w:tc>
+      </w:tr>
+      <w:tr>
+        <w:tc>
+          <w:tcPr>
+            <w:tcW w:type="dxa" w:w="720"/>
+            <w:shd w:fill="F8FAFC"/>
+          </w:tcPr>
+          <w:p>
+            <w:pPr>
+              <w:spacing w:before="30" w:after="30"/>
+            </w:pPr>
+            <w:r>
+              <w:rPr>
+                <w:b/>
+                <w:color w:val="0A2540"/>
+                <w:sz w:val="17"/>
+              </w:rPr>
+              <w:t>33</w:t>
+            </w:r>
+          </w:p>
+        </w:tc>
+        <w:tc>
+          <w:tcPr>
+            <w:tcW w:type="dxa" w:w="2520"/>
+            <w:shd w:fill="F8FAFC"/>
+          </w:tcPr>
+          <w:p>
+            <w:pPr>
+              <w:spacing w:before="30" w:after="30"/>
+            </w:pPr>
+            <w:r>
+              <w:rPr>
+                <w:b/>
+                <w:color w:val="0A2540"/>
+                <w:sz w:val="17"/>
+              </w:rPr>
+              <w:t>AgInt no REsp 2.128.888/CE</w:t>
+            </w:r>
+          </w:p>
+        </w:tc>
+        <w:tc>
+          <w:tcPr>
+            <w:tcW w:type="dxa" w:w="2088"/>
+            <w:shd w:fill="F8FAFC"/>
+          </w:tcPr>
+          <w:p>
+            <w:pPr>
+              <w:spacing w:before="30" w:after="30"/>
+            </w:pPr>
+            <w:r>
+              <w:rPr>
+                <w:color w:val="1F2937"/>
+                <w:sz w:val="17"/>
+              </w:rPr>
+              <w:t>Min. Paulo Sérgio Domingues</w:t>
+            </w:r>
+          </w:p>
+        </w:tc>
+        <w:tc>
+          <w:tcPr>
+            <w:tcW w:type="dxa" w:w="1944"/>
+            <w:shd w:fill="F8FAFC"/>
+          </w:tcPr>
+          <w:p>
+            <w:pPr>
+              <w:spacing w:before="30" w:after="30"/>
+            </w:pPr>
+            <w:r>
+              <w:rPr>
+                <w:color w:val="1F2937"/>
+                <w:sz w:val="17"/>
+              </w:rPr>
+              <w:t>Ambiental</w:t>
+            </w:r>
+          </w:p>
+        </w:tc>
+        <w:tc>
+          <w:tcPr>
+            <w:tcW w:type="dxa" w:w="1800"/>
+            <w:shd w:fill="F8FAFC"/>
+          </w:tcPr>
+          <w:p>
+            <w:pPr>
+              <w:spacing w:before="30" w:after="30"/>
+            </w:pPr>
+            <w:r>
+              <w:rPr>
+                <w:color w:val="1F2937"/>
+                <w:sz w:val="17"/>
+              </w:rPr>
+              <w:t>DEU PROVIMENTO AO AGRAVO INTERNO</w:t>
+            </w:r>
+          </w:p>
+        </w:tc>
+      </w:tr>
+      <w:tr>
+        <w:tc>
+          <w:tcPr>
+            <w:tcW w:type="dxa" w:w="720"/>
+            <w:shd w:fill="FFFFFF"/>
+          </w:tcPr>
+          <w:p>
+            <w:pPr>
+              <w:spacing w:before="30" w:after="30"/>
+            </w:pPr>
+            <w:r>
+              <w:rPr>
+                <w:b/>
+                <w:color w:val="0A2540"/>
+                <w:sz w:val="17"/>
+              </w:rPr>
+              <w:t>34</w:t>
+            </w:r>
+          </w:p>
+        </w:tc>
+        <w:tc>
+          <w:tcPr>
+            <w:tcW w:type="dxa" w:w="2520"/>
+            <w:shd w:fill="FFFFFF"/>
+          </w:tcPr>
+          <w:p>
+            <w:pPr>
+              <w:spacing w:before="30" w:after="30"/>
+            </w:pPr>
+            <w:r>
+              <w:rPr>
+                <w:b/>
+                <w:color w:val="0A2540"/>
+                <w:sz w:val="17"/>
+              </w:rPr>
+              <w:t>REsp 2.292.138/RS</w:t>
+            </w:r>
+          </w:p>
+        </w:tc>
+        <w:tc>
+          <w:tcPr>
+            <w:tcW w:type="dxa" w:w="2088"/>
+            <w:shd w:fill="FFFFFF"/>
+          </w:tcPr>
+          <w:p>
+            <w:pPr>
+              <w:spacing w:before="30" w:after="30"/>
+            </w:pPr>
+            <w:r>
+              <w:rPr>
+                <w:color w:val="1F2937"/>
+                <w:sz w:val="17"/>
+              </w:rPr>
+              <w:t>Min. Paulo Sérgio Domingues</w:t>
+            </w:r>
+          </w:p>
+        </w:tc>
+        <w:tc>
+          <w:tcPr>
+            <w:tcW w:type="dxa" w:w="1944"/>
+            <w:shd w:fill="FFFFFF"/>
+          </w:tcPr>
+          <w:p>
+            <w:pPr>
+              <w:spacing w:before="30" w:after="30"/>
+            </w:pPr>
+            <w:r>
+              <w:rPr>
+                <w:color w:val="1F2937"/>
+                <w:sz w:val="17"/>
+              </w:rPr>
+              <w:t>Área de Preservação Permanente</w:t>
+            </w:r>
+          </w:p>
+        </w:tc>
+        <w:tc>
+          <w:tcPr>
+            <w:tcW w:type="dxa" w:w="1800"/>
+            <w:shd w:fill="FFFFFF"/>
+          </w:tcPr>
+          <w:p>
+            <w:pPr>
+              <w:spacing w:before="30" w:after="30"/>
+            </w:pPr>
+            <w:r>
+              <w:rPr>
+                <w:color w:val="1F2937"/>
+                <w:sz w:val="17"/>
+              </w:rPr>
+              <w:t>CONHECEU DO RECURSO</w:t>
+            </w:r>
+          </w:p>
+        </w:tc>
+      </w:tr>
+    </w:tbl>
+    <w:p>
+      <w:pPr>
+        <w:spacing w:before="120" w:after="120"/>
+      </w:pPr>
+    </w:p>
+    <w:p>
+      <w:pPr>
+        <w:keepNext/>
+        <w:spacing w:before="320" w:after="120"/>
+      </w:pPr>
+      <w:r>
+        <w:rPr>
+          <w:b/>
+          <w:color w:val="0A2540"/>
+          <w:sz w:val="26"/>
+        </w:rPr>
         <w:t>Transcrição Organizada por Interlocutor e Minutagem</w:t>
       </w:r>
     </w:p>
@@ -233,7 +3601,7 @@
       <w:pPr>
         <w:spacing w:before="60" w:after="80"/>
       </w:pPr>
-      <w:hyperlink r:id="rId12">
+      <w:hyperlink r:id="rId13">
         <w:r>
           <w:rPr>
             <w:color w:val="6B7280"/>
@@ -262,7 +3630,7 @@
       <w:pPr>
         <w:spacing w:before="60" w:after="80"/>
       </w:pPr>
-      <w:hyperlink r:id="rId13">
+      <w:hyperlink r:id="rId14">
         <w:r>
           <w:rPr>
             <w:color w:val="6B7280"/>
@@ -291,7 +3659,7 @@
       <w:pPr>
         <w:spacing w:before="60" w:after="80"/>
       </w:pPr>
-      <w:hyperlink r:id="rId14">
+      <w:hyperlink r:id="rId15">
         <w:r>
           <w:rPr>
             <w:color w:val="6B7280"/>
@@ -320,7 +3688,7 @@
       <w:pPr>
         <w:spacing w:before="60" w:after="80"/>
       </w:pPr>
-      <w:hyperlink r:id="rId15">
+      <w:hyperlink r:id="rId16">
         <w:r>
           <w:rPr>
             <w:color w:val="6B7280"/>
@@ -349,7 +3717,7 @@
       <w:pPr>
         <w:spacing w:before="60" w:after="80"/>
       </w:pPr>
-      <w:hyperlink r:id="rId16">
+      <w:hyperlink r:id="rId17">
         <w:r>
           <w:rPr>
             <w:color w:val="6B7280"/>
@@ -378,7 +3746,7 @@
       <w:pPr>
         <w:spacing w:before="60" w:after="80"/>
       </w:pPr>
-      <w:hyperlink r:id="rId17">
+      <w:hyperlink r:id="rId18">
         <w:r>
           <w:rPr>
             <w:color w:val="6B7280"/>
@@ -407,7 +3775,7 @@
       <w:pPr>
         <w:spacing w:before="60" w:after="80"/>
       </w:pPr>
-      <w:hyperlink r:id="rId18">
+      <w:hyperlink r:id="rId19">
         <w:r>
           <w:rPr>
             <w:color w:val="6B7280"/>
@@ -436,7 +3804,7 @@
       <w:pPr>
         <w:spacing w:before="60" w:after="80"/>
       </w:pPr>
-      <w:hyperlink r:id="rId19">
+      <w:hyperlink r:id="rId20">
         <w:r>
           <w:rPr>
             <w:color w:val="6B7280"/>
@@ -465,7 +3833,7 @@
       <w:pPr>
         <w:spacing w:before="60" w:after="80"/>
       </w:pPr>
-      <w:hyperlink r:id="rId20">
+      <w:hyperlink r:id="rId21">
         <w:r>
           <w:rPr>
             <w:color w:val="6B7280"/>
@@ -494,7 +3862,7 @@
       <w:pPr>
         <w:spacing w:before="60" w:after="80"/>
       </w:pPr>
-      <w:hyperlink r:id="rId21">
+      <w:hyperlink r:id="rId22">
         <w:r>
           <w:rPr>
             <w:color w:val="6B7280"/>
@@ -523,7 +3891,7 @@
       <w:pPr>
         <w:spacing w:before="60" w:after="80"/>
       </w:pPr>
-      <w:hyperlink r:id="rId22">
+      <w:hyperlink r:id="rId23">
         <w:r>
           <w:rPr>
             <w:color w:val="6B7280"/>
@@ -556,7 +3924,7 @@
           <w:left w:val="single" w:sz="24" w:space="10" w:color="1E3A8A"/>
         </w:pBdr>
       </w:pPr>
-      <w:hyperlink r:id="rId23">
+      <w:hyperlink r:id="rId24">
         <w:r>
           <w:rPr>
             <w:color w:val="1E3A8A"/>
@@ -585,7 +3953,7 @@
       <w:pPr>
         <w:spacing w:before="60" w:after="80"/>
       </w:pPr>
-      <w:hyperlink r:id="rId24">
+      <w:hyperlink r:id="rId25">
         <w:r>
           <w:rPr>
             <w:color w:val="6B7280"/>
@@ -614,7 +3982,7 @@
       <w:pPr>
         <w:spacing w:before="60" w:after="80"/>
       </w:pPr>
-      <w:hyperlink r:id="rId24">
+      <w:hyperlink r:id="rId25">
         <w:r>
           <w:rPr>
             <w:color w:val="6B7280"/>
@@ -643,7 +4011,7 @@
       <w:pPr>
         <w:spacing w:before="60" w:after="80"/>
       </w:pPr>
-      <w:hyperlink r:id="rId25">
+      <w:hyperlink r:id="rId26">
         <w:r>
           <w:rPr>
             <w:color w:val="6B7280"/>
@@ -672,7 +4040,7 @@
       <w:pPr>
         <w:spacing w:before="60" w:after="80"/>
       </w:pPr>
-      <w:hyperlink r:id="rId26">
+      <w:hyperlink r:id="rId27">
         <w:r>
           <w:rPr>
             <w:color w:val="6B7280"/>
@@ -705,7 +4073,7 @@
           <w:left w:val="single" w:sz="24" w:space="10" w:color="1E3A8A"/>
         </w:pBdr>
       </w:pPr>
-      <w:hyperlink r:id="rId27">
+      <w:hyperlink r:id="rId28">
         <w:r>
           <w:rPr>
             <w:color w:val="1E3A8A"/>
@@ -734,7 +4102,7 @@
       <w:pPr>
         <w:spacing w:before="60" w:after="80"/>
       </w:pPr>
-      <w:hyperlink r:id="rId28">
+      <w:hyperlink r:id="rId29">
         <w:r>
           <w:rPr>
             <w:color w:val="6B7280"/>
@@ -763,7 +4131,7 @@
       <w:pPr>
         <w:spacing w:before="60" w:after="80"/>
       </w:pPr>
-      <w:hyperlink r:id="rId29">
+      <w:hyperlink r:id="rId30">
         <w:r>
           <w:rPr>
             <w:color w:val="6B7280"/>
@@ -792,7 +4160,7 @@
       <w:pPr>
         <w:spacing w:before="60" w:after="80"/>
       </w:pPr>
-      <w:hyperlink r:id="rId30">
+      <w:hyperlink r:id="rId31">
         <w:r>
           <w:rPr>
             <w:color w:val="6B7280"/>
@@ -821,7 +4189,7 @@
       <w:pPr>
         <w:spacing w:before="60" w:after="80"/>
       </w:pPr>
-      <w:hyperlink r:id="rId31">
+      <w:hyperlink r:id="rId32">
         <w:r>
           <w:rPr>
             <w:color w:val="6B7280"/>
@@ -850,7 +4218,7 @@
       <w:pPr>
         <w:spacing w:before="60" w:after="80"/>
       </w:pPr>
-      <w:hyperlink r:id="rId32">
+      <w:hyperlink r:id="rId33">
         <w:r>
           <w:rPr>
             <w:color w:val="6B7280"/>
@@ -879,7 +4247,7 @@
       <w:pPr>
         <w:spacing w:before="60" w:after="80"/>
       </w:pPr>
-      <w:hyperlink r:id="rId33">
+      <w:hyperlink r:id="rId34">
         <w:r>
           <w:rPr>
             <w:color w:val="6B7280"/>
@@ -908,7 +4276,7 @@
       <w:pPr>
         <w:spacing w:before="60" w:after="80"/>
       </w:pPr>
-      <w:hyperlink r:id="rId34">
+      <w:hyperlink r:id="rId35">
         <w:r>
           <w:rPr>
             <w:color w:val="6B7280"/>
@@ -937,7 +4305,7 @@
       <w:pPr>
         <w:spacing w:before="60" w:after="80"/>
       </w:pPr>
-      <w:hyperlink r:id="rId35">
+      <w:hyperlink r:id="rId36">
         <w:r>
           <w:rPr>
             <w:color w:val="6B7280"/>
@@ -966,7 +4334,7 @@
       <w:pPr>
         <w:spacing w:before="60" w:after="80"/>
       </w:pPr>
-      <w:hyperlink r:id="rId36">
+      <w:hyperlink r:id="rId37">
         <w:r>
           <w:rPr>
             <w:color w:val="6B7280"/>
@@ -995,7 +4363,7 @@
       <w:pPr>
         <w:spacing w:before="60" w:after="80"/>
       </w:pPr>
-      <w:hyperlink r:id="rId37">
+      <w:hyperlink r:id="rId38">
         <w:r>
           <w:rPr>
             <w:color w:val="6B7280"/>
@@ -1024,7 +4392,7 @@
       <w:pPr>
         <w:spacing w:before="60" w:after="80"/>
       </w:pPr>
-      <w:hyperlink r:id="rId38">
+      <w:hyperlink r:id="rId39">
         <w:r>
           <w:rPr>
             <w:color w:val="6B7280"/>
@@ -1053,7 +4421,7 @@
       <w:pPr>
         <w:spacing w:before="60" w:after="80"/>
       </w:pPr>
-      <w:hyperlink r:id="rId39">
+      <w:hyperlink r:id="rId40">
         <w:r>
           <w:rPr>
             <w:color w:val="6B7280"/>
@@ -1082,7 +4450,7 @@
       <w:pPr>
         <w:spacing w:before="60" w:after="80"/>
       </w:pPr>
-      <w:hyperlink r:id="rId40">
+      <w:hyperlink r:id="rId41">
         <w:r>
           <w:rPr>
             <w:color w:val="6B7280"/>
@@ -1111,7 +4479,7 @@
       <w:pPr>
         <w:spacing w:before="60" w:after="80"/>
       </w:pPr>
-      <w:hyperlink r:id="rId41">
+      <w:hyperlink r:id="rId42">
         <w:r>
           <w:rPr>
             <w:color w:val="6B7280"/>
@@ -1140,7 +4508,7 @@
       <w:pPr>
         <w:spacing w:before="60" w:after="80"/>
       </w:pPr>
-      <w:hyperlink r:id="rId42">
+      <w:hyperlink r:id="rId43">
         <w:r>
           <w:rPr>
             <w:color w:val="6B7280"/>
@@ -1169,7 +4537,7 @@
       <w:pPr>
         <w:spacing w:before="60" w:after="80"/>
       </w:pPr>
-      <w:hyperlink r:id="rId43">
+      <w:hyperlink r:id="rId44">
         <w:r>
           <w:rPr>
             <w:color w:val="6B7280"/>
@@ -1198,7 +4566,7 @@
       <w:pPr>
         <w:spacing w:before="60" w:after="80"/>
       </w:pPr>
-      <w:hyperlink r:id="rId44">
+      <w:hyperlink r:id="rId45">
         <w:r>
           <w:rPr>
             <w:color w:val="6B7280"/>
@@ -1227,7 +4595,7 @@
       <w:pPr>
         <w:spacing w:before="60" w:after="80"/>
       </w:pPr>
-      <w:hyperlink r:id="rId45">
+      <w:hyperlink r:id="rId46">
         <w:r>
           <w:rPr>
             <w:color w:val="6B7280"/>
@@ -1256,7 +4624,7 @@
       <w:pPr>
         <w:spacing w:before="60" w:after="80"/>
       </w:pPr>
-      <w:hyperlink r:id="rId46">
+      <w:hyperlink r:id="rId47">
         <w:r>
           <w:rPr>
             <w:color w:val="6B7280"/>
@@ -1285,7 +4653,7 @@
       <w:pPr>
         <w:spacing w:before="60" w:after="80"/>
       </w:pPr>
-      <w:hyperlink r:id="rId47">
+      <w:hyperlink r:id="rId48">
         <w:r>
           <w:rPr>
             <w:color w:val="6B7280"/>
@@ -1314,7 +4682,7 @@
       <w:pPr>
         <w:spacing w:before="60" w:after="80"/>
       </w:pPr>
-      <w:hyperlink r:id="rId48">
+      <w:hyperlink r:id="rId49">
         <w:r>
           <w:rPr>
             <w:color w:val="6B7280"/>
@@ -1343,7 +4711,7 @@
       <w:pPr>
         <w:spacing w:before="60" w:after="80"/>
       </w:pPr>
-      <w:hyperlink r:id="rId49">
+      <w:hyperlink r:id="rId50">
         <w:r>
           <w:rPr>
             <w:color w:val="6B7280"/>
@@ -1372,7 +4740,7 @@
       <w:pPr>
         <w:spacing w:before="60" w:after="80"/>
       </w:pPr>
-      <w:hyperlink r:id="rId50">
+      <w:hyperlink r:id="rId51">
         <w:r>
           <w:rPr>
             <w:color w:val="6B7280"/>
@@ -1401,7 +4769,7 @@
       <w:pPr>
         <w:spacing w:before="60" w:after="80"/>
       </w:pPr>
-      <w:hyperlink r:id="rId51">
+      <w:hyperlink r:id="rId52">
         <w:r>
           <w:rPr>
             <w:color w:val="6B7280"/>
@@ -1430,7 +4798,7 @@
       <w:pPr>
         <w:spacing w:before="60" w:after="80"/>
       </w:pPr>
-      <w:hyperlink r:id="rId52">
+      <w:hyperlink r:id="rId53">
         <w:r>
           <w:rPr>
             <w:color w:val="6B7280"/>
@@ -1459,7 +4827,7 @@
       <w:pPr>
         <w:spacing w:before="60" w:after="80"/>
       </w:pPr>
-      <w:hyperlink r:id="rId53">
+      <w:hyperlink r:id="rId54">
         <w:r>
           <w:rPr>
             <w:color w:val="6B7280"/>
@@ -1488,7 +4856,7 @@
       <w:pPr>
         <w:spacing w:before="60" w:after="80"/>
       </w:pPr>
-      <w:hyperlink r:id="rId54">
+      <w:hyperlink r:id="rId55">
         <w:r>
           <w:rPr>
             <w:color w:val="6B7280"/>
@@ -1517,7 +4885,7 @@
       <w:pPr>
         <w:spacing w:before="60" w:after="80"/>
       </w:pPr>
-      <w:hyperlink r:id="rId55">
+      <w:hyperlink r:id="rId56">
         <w:r>
           <w:rPr>
             <w:color w:val="6B7280"/>
@@ -1546,7 +4914,7 @@
       <w:pPr>
         <w:spacing w:before="60" w:after="80"/>
       </w:pPr>
-      <w:hyperlink r:id="rId56">
+      <w:hyperlink r:id="rId57">
         <w:r>
           <w:rPr>
             <w:color w:val="6B7280"/>
@@ -1575,7 +4943,7 @@
       <w:pPr>
         <w:spacing w:before="60" w:after="80"/>
       </w:pPr>
-      <w:hyperlink r:id="rId57">
+      <w:hyperlink r:id="rId58">
         <w:r>
           <w:rPr>
             <w:color w:val="6B7280"/>
@@ -1604,7 +4972,7 @@
       <w:pPr>
         <w:spacing w:before="60" w:after="80"/>
       </w:pPr>
-      <w:hyperlink r:id="rId58">
+      <w:hyperlink r:id="rId59">
         <w:r>
           <w:rPr>
             <w:color w:val="6B7280"/>
@@ -1633,7 +5001,7 @@
       <w:pPr>
         <w:spacing w:before="60" w:after="80"/>
       </w:pPr>
-      <w:hyperlink r:id="rId59">
+      <w:hyperlink r:id="rId60">
         <w:r>
           <w:rPr>
             <w:color w:val="6B7280"/>
@@ -1662,7 +5030,7 @@
       <w:pPr>
         <w:spacing w:before="60" w:after="80"/>
       </w:pPr>
-      <w:hyperlink r:id="rId60">
+      <w:hyperlink r:id="rId61">
         <w:r>
           <w:rPr>
             <w:color w:val="6B7280"/>
@@ -1691,7 +5059,7 @@
       <w:pPr>
         <w:spacing w:before="60" w:after="80"/>
       </w:pPr>
-      <w:hyperlink r:id="rId61">
+      <w:hyperlink r:id="rId62">
         <w:r>
           <w:rPr>
             <w:color w:val="6B7280"/>
@@ -1720,7 +5088,7 @@
       <w:pPr>
         <w:spacing w:before="60" w:after="80"/>
       </w:pPr>
-      <w:hyperlink r:id="rId62">
+      <w:hyperlink r:id="rId63">
         <w:r>
           <w:rPr>
             <w:color w:val="6B7280"/>
@@ -1749,7 +5117,7 @@
       <w:pPr>
         <w:spacing w:before="60" w:after="80"/>
       </w:pPr>
-      <w:hyperlink r:id="rId63">
+      <w:hyperlink r:id="rId64">
         <w:r>
           <w:rPr>
             <w:color w:val="6B7280"/>
@@ -1778,7 +5146,7 @@
       <w:pPr>
         <w:spacing w:before="60" w:after="80"/>
       </w:pPr>
-      <w:hyperlink r:id="rId64">
+      <w:hyperlink r:id="rId65">
         <w:r>
           <w:rPr>
             <w:color w:val="6B7280"/>
@@ -1807,7 +5175,7 @@
       <w:pPr>
         <w:spacing w:before="60" w:after="80"/>
       </w:pPr>
-      <w:hyperlink r:id="rId65">
+      <w:hyperlink r:id="rId66">
         <w:r>
           <w:rPr>
             <w:color w:val="6B7280"/>
@@ -1836,7 +5204,7 @@
       <w:pPr>
         <w:spacing w:before="60" w:after="80"/>
       </w:pPr>
-      <w:hyperlink r:id="rId66">
+      <w:hyperlink r:id="rId67">
         <w:r>
           <w:rPr>
             <w:color w:val="6B7280"/>
@@ -1865,7 +5233,7 @@
       <w:pPr>
         <w:spacing w:before="60" w:after="80"/>
       </w:pPr>
-      <w:hyperlink r:id="rId67">
+      <w:hyperlink r:id="rId68">
         <w:r>
           <w:rPr>
             <w:color w:val="6B7280"/>
@@ -1894,7 +5262,7 @@
       <w:pPr>
         <w:spacing w:before="60" w:after="80"/>
       </w:pPr>
-      <w:hyperlink r:id="rId68">
+      <w:hyperlink r:id="rId69">
         <w:r>
           <w:rPr>
             <w:color w:val="6B7280"/>
@@ -1923,7 +5291,7 @@
       <w:pPr>
         <w:spacing w:before="60" w:after="80"/>
       </w:pPr>
-      <w:hyperlink r:id="rId69">
+      <w:hyperlink r:id="rId70">
         <w:r>
           <w:rPr>
             <w:color w:val="6B7280"/>
@@ -1952,7 +5320,7 @@
       <w:pPr>
         <w:spacing w:before="60" w:after="80"/>
       </w:pPr>
-      <w:hyperlink r:id="rId70">
+      <w:hyperlink r:id="rId71">
         <w:r>
           <w:rPr>
             <w:color w:val="6B7280"/>
@@ -1981,7 +5349,7 @@
       <w:pPr>
         <w:spacing w:before="60" w:after="80"/>
       </w:pPr>
-      <w:hyperlink r:id="rId71">
+      <w:hyperlink r:id="rId72">
         <w:r>
           <w:rPr>
             <w:color w:val="6B7280"/>
@@ -2010,7 +5378,7 @@
       <w:pPr>
         <w:spacing w:before="60" w:after="80"/>
       </w:pPr>
-      <w:hyperlink r:id="rId72">
+      <w:hyperlink r:id="rId73">
         <w:r>
           <w:rPr>
             <w:color w:val="6B7280"/>
@@ -2039,7 +5407,7 @@
       <w:pPr>
         <w:spacing w:before="60" w:after="80"/>
       </w:pPr>
-      <w:hyperlink r:id="rId73">
+      <w:hyperlink r:id="rId74">
         <w:r>
           <w:rPr>
             <w:color w:val="6B7280"/>
@@ -2068,7 +5436,7 @@
       <w:pPr>
         <w:spacing w:before="60" w:after="80"/>
       </w:pPr>
-      <w:hyperlink r:id="rId74">
+      <w:hyperlink r:id="rId75">
         <w:r>
           <w:rPr>
             <w:color w:val="6B7280"/>
@@ -2097,7 +5465,7 @@
       <w:pPr>
         <w:spacing w:before="60" w:after="80"/>
       </w:pPr>
-      <w:hyperlink r:id="rId75">
+      <w:hyperlink r:id="rId76">
         <w:r>
           <w:rPr>
             <w:color w:val="6B7280"/>
@@ -2126,7 +5494,7 @@
       <w:pPr>
         <w:spacing w:before="60" w:after="80"/>
       </w:pPr>
-      <w:hyperlink r:id="rId76">
+      <w:hyperlink r:id="rId77">
         <w:r>
           <w:rPr>
             <w:color w:val="6B7280"/>
@@ -2155,7 +5523,7 @@
       <w:pPr>
         <w:spacing w:before="60" w:after="80"/>
       </w:pPr>
-      <w:hyperlink r:id="rId77">
+      <w:hyperlink r:id="rId78">
         <w:r>
           <w:rPr>
             <w:color w:val="6B7280"/>
@@ -2184,7 +5552,7 @@
       <w:pPr>
         <w:spacing w:before="60" w:after="80"/>
       </w:pPr>
-      <w:hyperlink r:id="rId78">
+      <w:hyperlink r:id="rId79">
         <w:r>
           <w:rPr>
             <w:color w:val="6B7280"/>
@@ -2213,7 +5581,7 @@
       <w:pPr>
         <w:spacing w:before="60" w:after="80"/>
       </w:pPr>
-      <w:hyperlink r:id="rId79">
+      <w:hyperlink r:id="rId80">
         <w:r>
           <w:rPr>
             <w:color w:val="6B7280"/>
@@ -2242,7 +5610,7 @@
       <w:pPr>
         <w:spacing w:before="60" w:after="80"/>
       </w:pPr>
-      <w:hyperlink r:id="rId80">
+      <w:hyperlink r:id="rId81">
         <w:r>
           <w:rPr>
             <w:color w:val="6B7280"/>
@@ -2271,7 +5639,7 @@
       <w:pPr>
         <w:spacing w:before="60" w:after="80"/>
       </w:pPr>
-      <w:hyperlink r:id="rId81">
+      <w:hyperlink r:id="rId82">
         <w:r>
           <w:rPr>
             <w:color w:val="6B7280"/>
@@ -2300,7 +5668,7 @@
       <w:pPr>
         <w:spacing w:before="60" w:after="80"/>
       </w:pPr>
-      <w:hyperlink r:id="rId82">
+      <w:hyperlink r:id="rId83">
         <w:r>
           <w:rPr>
             <w:color w:val="6B7280"/>
@@ -2329,7 +5697,7 @@
       <w:pPr>
         <w:spacing w:before="60" w:after="80"/>
       </w:pPr>
-      <w:hyperlink r:id="rId83">
+      <w:hyperlink r:id="rId84">
         <w:r>
           <w:rPr>
             <w:color w:val="6B7280"/>
@@ -2358,7 +5726,7 @@
       <w:pPr>
         <w:spacing w:before="60" w:after="80"/>
       </w:pPr>
-      <w:hyperlink r:id="rId84">
+      <w:hyperlink r:id="rId85">
         <w:r>
           <w:rPr>
             <w:color w:val="6B7280"/>
@@ -2387,7 +5755,7 @@
       <w:pPr>
         <w:spacing w:before="60" w:after="80"/>
       </w:pPr>
-      <w:hyperlink r:id="rId85">
+      <w:hyperlink r:id="rId86">
         <w:r>
           <w:rPr>
             <w:color w:val="6B7280"/>
@@ -2416,7 +5784,7 @@
       <w:pPr>
         <w:spacing w:before="60" w:after="80"/>
       </w:pPr>
-      <w:hyperlink r:id="rId86">
+      <w:hyperlink r:id="rId87">
         <w:r>
           <w:rPr>
             <w:color w:val="6B7280"/>
@@ -2445,7 +5813,7 @@
       <w:pPr>
         <w:spacing w:before="60" w:after="80"/>
       </w:pPr>
-      <w:hyperlink r:id="rId87">
+      <w:hyperlink r:id="rId88">
         <w:r>
           <w:rPr>
             <w:color w:val="6B7280"/>
@@ -2474,7 +5842,7 @@
       <w:pPr>
         <w:spacing w:before="60" w:after="80"/>
       </w:pPr>
-      <w:hyperlink r:id="rId88">
+      <w:hyperlink r:id="rId89">
         <w:r>
           <w:rPr>
             <w:color w:val="6B7280"/>
@@ -2503,7 +5871,7 @@
       <w:pPr>
         <w:spacing w:before="60" w:after="80"/>
       </w:pPr>
-      <w:hyperlink r:id="rId89">
+      <w:hyperlink r:id="rId90">
         <w:r>
           <w:rPr>
             <w:color w:val="6B7280"/>
@@ -2532,7 +5900,7 @@
       <w:pPr>
         <w:spacing w:before="60" w:after="80"/>
       </w:pPr>
-      <w:hyperlink r:id="rId90">
+      <w:hyperlink r:id="rId91">
         <w:r>
           <w:rPr>
             <w:color w:val="6B7280"/>
@@ -2561,7 +5929,7 @@
       <w:pPr>
         <w:spacing w:before="60" w:after="80"/>
       </w:pPr>
-      <w:hyperlink r:id="rId91">
+      <w:hyperlink r:id="rId92">
         <w:r>
           <w:rPr>
             <w:color w:val="6B7280"/>
@@ -2590,7 +5958,7 @@
       <w:pPr>
         <w:spacing w:before="60" w:after="80"/>
       </w:pPr>
-      <w:hyperlink r:id="rId92">
+      <w:hyperlink r:id="rId93">
         <w:r>
           <w:rPr>
             <w:color w:val="6B7280"/>
@@ -2619,7 +5987,7 @@
       <w:pPr>
         <w:spacing w:before="60" w:after="80"/>
       </w:pPr>
-      <w:hyperlink r:id="rId93">
+      <w:hyperlink r:id="rId94">
         <w:r>
           <w:rPr>
             <w:color w:val="6B7280"/>
@@ -2648,7 +6016,7 @@
       <w:pPr>
         <w:spacing w:before="60" w:after="80"/>
       </w:pPr>
-      <w:hyperlink r:id="rId94">
+      <w:hyperlink r:id="rId95">
         <w:r>
           <w:rPr>
             <w:color w:val="6B7280"/>
@@ -2677,7 +6045,7 @@
       <w:pPr>
         <w:spacing w:before="60" w:after="80"/>
       </w:pPr>
-      <w:hyperlink r:id="rId95">
+      <w:hyperlink r:id="rId96">
         <w:r>
           <w:rPr>
             <w:color w:val="6B7280"/>
@@ -2706,7 +6074,7 @@
       <w:pPr>
         <w:spacing w:before="60" w:after="80"/>
       </w:pPr>
-      <w:hyperlink r:id="rId96">
+      <w:hyperlink r:id="rId97">
         <w:r>
           <w:rPr>
             <w:color w:val="6B7280"/>
@@ -2735,7 +6103,7 @@
       <w:pPr>
         <w:spacing w:before="60" w:after="80"/>
       </w:pPr>
-      <w:hyperlink r:id="rId97">
+      <w:hyperlink r:id="rId98">
         <w:r>
           <w:rPr>
             <w:color w:val="6B7280"/>
@@ -2764,7 +6132,7 @@
       <w:pPr>
         <w:spacing w:before="60" w:after="80"/>
       </w:pPr>
-      <w:hyperlink r:id="rId98">
+      <w:hyperlink r:id="rId99">
         <w:r>
           <w:rPr>
             <w:color w:val="6B7280"/>
@@ -2793,7 +6161,7 @@
       <w:pPr>
         <w:spacing w:before="60" w:after="80"/>
       </w:pPr>
-      <w:hyperlink r:id="rId99">
+      <w:hyperlink r:id="rId100">
         <w:r>
           <w:rPr>
             <w:color w:val="6B7280"/>
@@ -2822,7 +6190,7 @@
       <w:pPr>
         <w:spacing w:before="60" w:after="80"/>
       </w:pPr>
-      <w:hyperlink r:id="rId100">
+      <w:hyperlink r:id="rId101">
         <w:r>
           <w:rPr>
             <w:color w:val="6B7280"/>
@@ -2851,7 +6219,7 @@
       <w:pPr>
         <w:spacing w:before="60" w:after="80"/>
       </w:pPr>
-      <w:hyperlink r:id="rId101">
+      <w:hyperlink r:id="rId102">
         <w:r>
           <w:rPr>
             <w:color w:val="6B7280"/>
@@ -2880,7 +6248,7 @@
       <w:pPr>
         <w:spacing w:before="60" w:after="80"/>
       </w:pPr>
-      <w:hyperlink r:id="rId102">
+      <w:hyperlink r:id="rId103">
         <w:r>
           <w:rPr>
             <w:color w:val="6B7280"/>
@@ -2909,7 +6277,7 @@
       <w:pPr>
         <w:spacing w:before="60" w:after="80"/>
       </w:pPr>
-      <w:hyperlink r:id="rId103">
+      <w:hyperlink r:id="rId104">
         <w:r>
           <w:rPr>
             <w:color w:val="6B7280"/>
@@ -2938,7 +6306,7 @@
       <w:pPr>
         <w:spacing w:before="60" w:after="80"/>
       </w:pPr>
-      <w:hyperlink r:id="rId104">
+      <w:hyperlink r:id="rId105">
         <w:r>
           <w:rPr>
             <w:color w:val="6B7280"/>
@@ -2967,7 +6335,7 @@
       <w:pPr>
         <w:spacing w:before="60" w:after="80"/>
       </w:pPr>
-      <w:hyperlink r:id="rId105">
+      <w:hyperlink r:id="rId106">
         <w:r>
           <w:rPr>
             <w:color w:val="6B7280"/>
@@ -2996,7 +6364,7 @@
       <w:pPr>
         <w:spacing w:before="60" w:after="80"/>
       </w:pPr>
-      <w:hyperlink r:id="rId106">
+      <w:hyperlink r:id="rId107">
         <w:r>
           <w:rPr>
             <w:color w:val="6B7280"/>
@@ -3025,7 +6393,7 @@
       <w:pPr>
         <w:spacing w:before="60" w:after="80"/>
       </w:pPr>
-      <w:hyperlink r:id="rId107">
+      <w:hyperlink r:id="rId108">
         <w:r>
           <w:rPr>
             <w:color w:val="6B7280"/>
@@ -3054,7 +6422,7 @@
       <w:pPr>
         <w:spacing w:before="60" w:after="80"/>
       </w:pPr>
-      <w:hyperlink r:id="rId108">
+      <w:hyperlink r:id="rId109">
         <w:r>
           <w:rPr>
             <w:color w:val="6B7280"/>
@@ -3083,7 +6451,7 @@
       <w:pPr>
         <w:spacing w:before="60" w:after="80"/>
       </w:pPr>
-      <w:hyperlink r:id="rId109">
+      <w:hyperlink r:id="rId110">
         <w:r>
           <w:rPr>
             <w:color w:val="6B7280"/>
@@ -3116,7 +6484,7 @@
           <w:left w:val="single" w:sz="24" w:space="10" w:color="1E3A8A"/>
         </w:pBdr>
       </w:pPr>
-      <w:hyperlink r:id="rId110">
+      <w:hyperlink r:id="rId111">
         <w:r>
           <w:rPr>
             <w:color w:val="1E3A8A"/>
@@ -3149,7 +6517,7 @@
           <w:left w:val="single" w:sz="24" w:space="10" w:color="1E3A8A"/>
         </w:pBdr>
       </w:pPr>
-      <w:hyperlink r:id="rId111">
+      <w:hyperlink r:id="rId112">
         <w:r>
           <w:rPr>
             <w:color w:val="1E3A8A"/>
@@ -3182,7 +6550,7 @@
           <w:left w:val="single" w:sz="24" w:space="10" w:color="1E3A8A"/>
         </w:pBdr>
       </w:pPr>
-      <w:hyperlink r:id="rId112">
+      <w:hyperlink r:id="rId113">
         <w:r>
           <w:rPr>
             <w:color w:val="1E3A8A"/>
@@ -3215,7 +6583,7 @@
           <w:left w:val="single" w:sz="24" w:space="10" w:color="1E3A8A"/>
         </w:pBdr>
       </w:pPr>
-      <w:hyperlink r:id="rId113">
+      <w:hyperlink r:id="rId114">
         <w:r>
           <w:rPr>
             <w:color w:val="1E3A8A"/>
@@ -3244,7 +6612,7 @@
       <w:pPr>
         <w:spacing w:before="60" w:after="80"/>
       </w:pPr>
-      <w:hyperlink r:id="rId114">
+      <w:hyperlink r:id="rId115">
         <w:r>
           <w:rPr>
             <w:color w:val="6B7280"/>
@@ -3273,7 +6641,7 @@
       <w:pPr>
         <w:spacing w:before="60" w:after="80"/>
       </w:pPr>
-      <w:hyperlink r:id="rId115">
+      <w:hyperlink r:id="rId116">
         <w:r>
           <w:rPr>
             <w:color w:val="6B7280"/>
@@ -3302,7 +6670,7 @@
       <w:pPr>
         <w:spacing w:before="60" w:after="80"/>
       </w:pPr>
-      <w:hyperlink r:id="rId116">
+      <w:hyperlink r:id="rId117">
         <w:r>
           <w:rPr>
             <w:color w:val="6B7280"/>
@@ -3331,7 +6699,7 @@
       <w:pPr>
         <w:spacing w:before="60" w:after="80"/>
       </w:pPr>
-      <w:hyperlink r:id="rId117">
+      <w:hyperlink r:id="rId118">
         <w:r>
           <w:rPr>
             <w:color w:val="6B7280"/>
@@ -3360,7 +6728,7 @@
       <w:pPr>
         <w:spacing w:before="60" w:after="80"/>
       </w:pPr>
-      <w:hyperlink r:id="rId118">
+      <w:hyperlink r:id="rId119">
         <w:r>
           <w:rPr>
             <w:color w:val="6B7280"/>
@@ -3389,7 +6757,7 @@
       <w:pPr>
         <w:spacing w:before="60" w:after="80"/>
       </w:pPr>
-      <w:hyperlink r:id="rId119">
+      <w:hyperlink r:id="rId120">
         <w:r>
           <w:rPr>
             <w:color w:val="6B7280"/>
@@ -3418,7 +6786,7 @@
       <w:pPr>
         <w:spacing w:before="60" w:after="80"/>
       </w:pPr>
-      <w:hyperlink r:id="rId120">
+      <w:hyperlink r:id="rId121">
         <w:r>
           <w:rPr>
             <w:color w:val="6B7280"/>
@@ -3447,7 +6815,7 @@
       <w:pPr>
         <w:spacing w:before="60" w:after="80"/>
       </w:pPr>
-      <w:hyperlink r:id="rId121">
+      <w:hyperlink r:id="rId122">
         <w:r>
           <w:rPr>
             <w:color w:val="6B7280"/>
@@ -3476,7 +6844,7 @@
       <w:pPr>
         <w:spacing w:before="60" w:after="80"/>
       </w:pPr>
-      <w:hyperlink r:id="rId122">
+      <w:hyperlink r:id="rId123">
         <w:r>
           <w:rPr>
             <w:color w:val="6B7280"/>
@@ -3505,7 +6873,7 @@
       <w:pPr>
         <w:spacing w:before="60" w:after="80"/>
       </w:pPr>
-      <w:hyperlink r:id="rId123">
+      <w:hyperlink r:id="rId124">
         <w:r>
           <w:rPr>
             <w:color w:val="6B7280"/>
@@ -3534,7 +6902,7 @@
       <w:pPr>
         <w:spacing w:before="60" w:after="80"/>
       </w:pPr>
-      <w:hyperlink r:id="rId124">
+      <w:hyperlink r:id="rId125">
         <w:r>
           <w:rPr>
             <w:color w:val="6B7280"/>
@@ -3567,7 +6935,7 @@
           <w:left w:val="single" w:sz="24" w:space="10" w:color="1E3A8A"/>
         </w:pBdr>
       </w:pPr>
-      <w:hyperlink r:id="rId125">
+      <w:hyperlink r:id="rId126">
         <w:r>
           <w:rPr>
             <w:color w:val="1E3A8A"/>
@@ -3596,7 +6964,7 @@
       <w:pPr>
         <w:spacing w:before="60" w:after="80"/>
       </w:pPr>
-      <w:hyperlink r:id="rId126">
+      <w:hyperlink r:id="rId127">
         <w:r>
           <w:rPr>
             <w:color w:val="6B7280"/>
@@ -3625,7 +6993,7 @@
       <w:pPr>
         <w:spacing w:before="60" w:after="80"/>
       </w:pPr>
-      <w:hyperlink r:id="rId127">
+      <w:hyperlink r:id="rId128">
         <w:r>
           <w:rPr>
             <w:color w:val="6B7280"/>
@@ -3654,7 +7022,7 @@
       <w:pPr>
         <w:spacing w:before="60" w:after="80"/>
       </w:pPr>
-      <w:hyperlink r:id="rId128">
+      <w:hyperlink r:id="rId129">
         <w:r>
           <w:rPr>
             <w:color w:val="6B7280"/>
@@ -3683,7 +7051,7 @@
       <w:pPr>
         <w:spacing w:before="60" w:after="80"/>
       </w:pPr>
-      <w:hyperlink r:id="rId129">
+      <w:hyperlink r:id="rId130">
         <w:r>
           <w:rPr>
             <w:color w:val="6B7280"/>
@@ -3712,7 +7080,7 @@
       <w:pPr>
         <w:spacing w:before="60" w:after="80"/>
       </w:pPr>
-      <w:hyperlink r:id="rId130">
+      <w:hyperlink r:id="rId131">
         <w:r>
           <w:rPr>
             <w:color w:val="6B7280"/>
@@ -3741,7 +7109,7 @@
       <w:pPr>
         <w:spacing w:before="60" w:after="80"/>
       </w:pPr>
-      <w:hyperlink r:id="rId131">
+      <w:hyperlink r:id="rId132">
         <w:r>
           <w:rPr>
             <w:color w:val="6B7280"/>
@@ -3770,7 +7138,7 @@
       <w:pPr>
         <w:spacing w:before="60" w:after="80"/>
       </w:pPr>
-      <w:hyperlink r:id="rId132">
+      <w:hyperlink r:id="rId133">
         <w:r>
           <w:rPr>
             <w:color w:val="6B7280"/>
@@ -3799,7 +7167,7 @@
       <w:pPr>
         <w:spacing w:before="60" w:after="80"/>
       </w:pPr>
-      <w:hyperlink r:id="rId133">
+      <w:hyperlink r:id="rId134">
         <w:r>
           <w:rPr>
             <w:color w:val="6B7280"/>
@@ -3828,7 +7196,7 @@
       <w:pPr>
         <w:spacing w:before="60" w:after="80"/>
       </w:pPr>
-      <w:hyperlink r:id="rId134">
+      <w:hyperlink r:id="rId135">
         <w:r>
           <w:rPr>
             <w:color w:val="6B7280"/>
@@ -3857,7 +7225,7 @@
       <w:pPr>
         <w:spacing w:before="60" w:after="80"/>
       </w:pPr>
-      <w:hyperlink r:id="rId135">
+      <w:hyperlink r:id="rId136">
         <w:r>
           <w:rPr>
             <w:color w:val="6B7280"/>
@@ -3886,7 +7254,7 @@
       <w:pPr>
         <w:spacing w:before="60" w:after="80"/>
       </w:pPr>
-      <w:hyperlink r:id="rId136">
+      <w:hyperlink r:id="rId137">
         <w:r>
           <w:rPr>
             <w:color w:val="6B7280"/>
@@ -3915,7 +7283,7 @@
       <w:pPr>
         <w:spacing w:before="60" w:after="80"/>
       </w:pPr>
-      <w:hyperlink r:id="rId137">
+      <w:hyperlink r:id="rId138">
         <w:r>
           <w:rPr>
             <w:color w:val="6B7280"/>
@@ -3944,7 +7312,7 @@
       <w:pPr>
         <w:spacing w:before="60" w:after="80"/>
       </w:pPr>
-      <w:hyperlink r:id="rId138">
+      <w:hyperlink r:id="rId139">
         <w:r>
           <w:rPr>
             <w:color w:val="6B7280"/>
@@ -3973,7 +7341,7 @@
       <w:pPr>
         <w:spacing w:before="60" w:after="80"/>
       </w:pPr>
-      <w:hyperlink r:id="rId139">
+      <w:hyperlink r:id="rId140">
         <w:r>
           <w:rPr>
             <w:color w:val="6B7280"/>
@@ -4002,7 +7370,7 @@
       <w:pPr>
         <w:spacing w:before="60" w:after="80"/>
       </w:pPr>
-      <w:hyperlink r:id="rId140">
+      <w:hyperlink r:id="rId141">
         <w:r>
           <w:rPr>
             <w:color w:val="6B7280"/>
@@ -4031,7 +7399,7 @@
       <w:pPr>
         <w:spacing w:before="60" w:after="80"/>
       </w:pPr>
-      <w:hyperlink r:id="rId141">
+      <w:hyperlink r:id="rId142">
         <w:r>
           <w:rPr>
             <w:color w:val="6B7280"/>
@@ -4060,7 +7428,7 @@
       <w:pPr>
         <w:spacing w:before="60" w:after="80"/>
       </w:pPr>
-      <w:hyperlink r:id="rId142">
+      <w:hyperlink r:id="rId143">
         <w:r>
           <w:rPr>
             <w:color w:val="6B7280"/>
@@ -4089,7 +7457,7 @@
       <w:pPr>
         <w:spacing w:before="60" w:after="80"/>
       </w:pPr>
-      <w:hyperlink r:id="rId143">
+      <w:hyperlink r:id="rId144">
         <w:r>
           <w:rPr>
             <w:color w:val="6B7280"/>
@@ -4118,7 +7486,7 @@
       <w:pPr>
         <w:spacing w:before="60" w:after="80"/>
       </w:pPr>
-      <w:hyperlink r:id="rId144">
+      <w:hyperlink r:id="rId145">
         <w:r>
           <w:rPr>
             <w:color w:val="6B7280"/>
@@ -4147,7 +7515,7 @@
       <w:pPr>
         <w:spacing w:before="60" w:after="80"/>
       </w:pPr>
-      <w:hyperlink r:id="rId145">
+      <w:hyperlink r:id="rId146">
         <w:r>
           <w:rPr>
             <w:color w:val="6B7280"/>
@@ -4176,7 +7544,7 @@
       <w:pPr>
         <w:spacing w:before="60" w:after="80"/>
       </w:pPr>
-      <w:hyperlink r:id="rId146">
+      <w:hyperlink r:id="rId147">
         <w:r>
           <w:rPr>
             <w:color w:val="6B7280"/>
@@ -4205,7 +7573,7 @@
       <w:pPr>
         <w:spacing w:before="60" w:after="80"/>
       </w:pPr>
-      <w:hyperlink r:id="rId147">
+      <w:hyperlink r:id="rId148">
         <w:r>
           <w:rPr>
             <w:color w:val="6B7280"/>
@@ -4234,7 +7602,7 @@
       <w:pPr>
         <w:spacing w:before="60" w:after="80"/>
       </w:pPr>
-      <w:hyperlink r:id="rId148">
+      <w:hyperlink r:id="rId149">
         <w:r>
           <w:rPr>
             <w:color w:val="6B7280"/>
@@ -4263,7 +7631,7 @@
       <w:pPr>
         <w:spacing w:before="60" w:after="80"/>
       </w:pPr>
-      <w:hyperlink r:id="rId149">
+      <w:hyperlink r:id="rId150">
         <w:r>
           <w:rPr>
             <w:color w:val="6B7280"/>
@@ -4292,7 +7660,7 @@
       <w:pPr>
         <w:spacing w:before="60" w:after="80"/>
       </w:pPr>
-      <w:hyperlink r:id="rId150">
+      <w:hyperlink r:id="rId151">
         <w:r>
           <w:rPr>
             <w:color w:val="6B7280"/>
@@ -4321,7 +7689,7 @@
       <w:pPr>
         <w:spacing w:before="60" w:after="80"/>
       </w:pPr>
-      <w:hyperlink r:id="rId151">
+      <w:hyperlink r:id="rId152">
         <w:r>
           <w:rPr>
             <w:color w:val="6B7280"/>
@@ -4350,7 +7718,7 @@
       <w:pPr>
         <w:spacing w:before="60" w:after="80"/>
       </w:pPr>
-      <w:hyperlink r:id="rId152">
+      <w:hyperlink r:id="rId153">
         <w:r>
           <w:rPr>
             <w:color w:val="6B7280"/>
@@ -4379,7 +7747,7 @@
       <w:pPr>
         <w:spacing w:before="60" w:after="80"/>
       </w:pPr>
-      <w:hyperlink r:id="rId153">
+      <w:hyperlink r:id="rId154">
         <w:r>
           <w:rPr>
             <w:color w:val="6B7280"/>
@@ -4408,7 +7776,7 @@
       <w:pPr>
         <w:spacing w:before="60" w:after="80"/>
       </w:pPr>
-      <w:hyperlink r:id="rId154">
+      <w:hyperlink r:id="rId155">
         <w:r>
           <w:rPr>
             <w:color w:val="6B7280"/>
@@ -4437,7 +7805,7 @@
       <w:pPr>
         <w:spacing w:before="60" w:after="80"/>
       </w:pPr>
-      <w:hyperlink r:id="rId155">
+      <w:hyperlink r:id="rId156">
         <w:r>
           <w:rPr>
             <w:color w:val="6B7280"/>
@@ -4470,7 +7838,7 @@
           <w:left w:val="single" w:sz="24" w:space="10" w:color="1E3A8A"/>
         </w:pBdr>
       </w:pPr>
-      <w:hyperlink r:id="rId156">
+      <w:hyperlink r:id="rId157">
         <w:r>
           <w:rPr>
             <w:color w:val="1E3A8A"/>
@@ -4503,7 +7871,7 @@
           <w:left w:val="single" w:sz="24" w:space="10" w:color="1E3A8A"/>
         </w:pBdr>
       </w:pPr>
-      <w:hyperlink r:id="rId157">
+      <w:hyperlink r:id="rId158">
         <w:r>
           <w:rPr>
             <w:color w:val="1E3A8A"/>
@@ -4536,7 +7904,7 @@
           <w:left w:val="single" w:sz="24" w:space="10" w:color="1E3A8A"/>
         </w:pBdr>
       </w:pPr>
-      <w:hyperlink r:id="rId158">
+      <w:hyperlink r:id="rId159">
         <w:r>
           <w:rPr>
             <w:color w:val="1E3A8A"/>
@@ -4569,7 +7937,7 @@
           <w:left w:val="single" w:sz="24" w:space="10" w:color="1E3A8A"/>
         </w:pBdr>
       </w:pPr>
-      <w:hyperlink r:id="rId159">
+      <w:hyperlink r:id="rId160">
         <w:r>
           <w:rPr>
             <w:color w:val="1E3A8A"/>
@@ -4602,7 +7970,7 @@
           <w:left w:val="single" w:sz="24" w:space="10" w:color="1E3A8A"/>
         </w:pBdr>
       </w:pPr>
-      <w:hyperlink r:id="rId160">
+      <w:hyperlink r:id="rId161">
         <w:r>
           <w:rPr>
             <w:color w:val="1E3A8A"/>
@@ -4631,7 +7999,7 @@
       <w:pPr>
         <w:spacing w:before="60" w:after="80"/>
       </w:pPr>
-      <w:hyperlink r:id="rId161">
+      <w:hyperlink r:id="rId162">
         <w:r>
           <w:rPr>
             <w:color w:val="6B7280"/>
@@ -4660,7 +8028,7 @@
       <w:pPr>
         <w:spacing w:before="60" w:after="80"/>
       </w:pPr>
-      <w:hyperlink r:id="rId162">
+      <w:hyperlink r:id="rId163">
         <w:r>
           <w:rPr>
             <w:color w:val="6B7280"/>
@@ -4689,7 +8057,7 @@
       <w:pPr>
         <w:spacing w:before="60" w:after="80"/>
       </w:pPr>
-      <w:hyperlink r:id="rId163">
+      <w:hyperlink r:id="rId164">
         <w:r>
           <w:rPr>
             <w:color w:val="6B7280"/>
@@ -4718,7 +8086,7 @@
       <w:pPr>
         <w:spacing w:before="60" w:after="80"/>
       </w:pPr>
-      <w:hyperlink r:id="rId164">
+      <w:hyperlink r:id="rId165">
         <w:r>
           <w:rPr>
             <w:color w:val="6B7280"/>
@@ -4747,7 +8115,7 @@
       <w:pPr>
         <w:spacing w:before="60" w:after="80"/>
       </w:pPr>
-      <w:hyperlink r:id="rId165">
+      <w:hyperlink r:id="rId166">
         <w:r>
           <w:rPr>
             <w:color w:val="6B7280"/>
@@ -4776,7 +8144,7 @@
       <w:pPr>
         <w:spacing w:before="60" w:after="80"/>
       </w:pPr>
-      <w:hyperlink r:id="rId166">
+      <w:hyperlink r:id="rId167">
         <w:r>
           <w:rPr>
             <w:color w:val="6B7280"/>
@@ -4805,7 +8173,7 @@
       <w:pPr>
         <w:spacing w:before="60" w:after="80"/>
       </w:pPr>
-      <w:hyperlink r:id="rId167">
+      <w:hyperlink r:id="rId168">
         <w:r>
           <w:rPr>
             <w:color w:val="6B7280"/>
@@ -4834,7 +8202,7 @@
       <w:pPr>
         <w:spacing w:before="60" w:after="80"/>
       </w:pPr>
-      <w:hyperlink r:id="rId168">
+      <w:hyperlink r:id="rId169">
         <w:r>
           <w:rPr>
             <w:color w:val="6B7280"/>
@@ -4863,7 +8231,7 @@
       <w:pPr>
         <w:spacing w:before="60" w:after="80"/>
       </w:pPr>
-      <w:hyperlink r:id="rId169">
+      <w:hyperlink r:id="rId170">
         <w:r>
           <w:rPr>
             <w:color w:val="6B7280"/>
@@ -4892,7 +8260,7 @@
       <w:pPr>
         <w:spacing w:before="60" w:after="80"/>
       </w:pPr>
-      <w:hyperlink r:id="rId170">
+      <w:hyperlink r:id="rId171">
         <w:r>
           <w:rPr>
             <w:color w:val="6B7280"/>
@@ -4921,7 +8289,7 @@
       <w:pPr>
         <w:spacing w:before="60" w:after="80"/>
       </w:pPr>
-      <w:hyperlink r:id="rId171">
+      <w:hyperlink r:id="rId172">
         <w:r>
           <w:rPr>
             <w:color w:val="6B7280"/>
@@ -4950,7 +8318,7 @@
       <w:pPr>
         <w:spacing w:before="60" w:after="80"/>
       </w:pPr>
-      <w:hyperlink r:id="rId172">
+      <w:hyperlink r:id="rId173">
         <w:r>
           <w:rPr>
             <w:color w:val="6B7280"/>
@@ -4979,7 +8347,7 @@
       <w:pPr>
         <w:spacing w:before="60" w:after="80"/>
       </w:pPr>
-      <w:hyperlink r:id="rId173">
+      <w:hyperlink r:id="rId174">
         <w:r>
           <w:rPr>
             <w:color w:val="6B7280"/>
@@ -5008,7 +8376,7 @@
       <w:pPr>
         <w:spacing w:before="60" w:after="80"/>
       </w:pPr>
-      <w:hyperlink r:id="rId174">
+      <w:hyperlink r:id="rId175">
         <w:r>
           <w:rPr>
             <w:color w:val="6B7280"/>
@@ -5037,7 +8405,7 @@
       <w:pPr>
         <w:spacing w:before="60" w:after="80"/>
       </w:pPr>
-      <w:hyperlink r:id="rId175">
+      <w:hyperlink r:id="rId176">
         <w:r>
           <w:rPr>
             <w:color w:val="6B7280"/>
@@ -5066,7 +8434,7 @@
       <w:pPr>
         <w:spacing w:before="60" w:after="80"/>
       </w:pPr>
-      <w:hyperlink r:id="rId176">
+      <w:hyperlink r:id="rId177">
         <w:r>
           <w:rPr>
             <w:color w:val="6B7280"/>
@@ -5095,7 +8463,7 @@
       <w:pPr>
         <w:spacing w:before="60" w:after="80"/>
       </w:pPr>
-      <w:hyperlink r:id="rId177">
+      <w:hyperlink r:id="rId178">
         <w:r>
           <w:rPr>
             <w:color w:val="6B7280"/>
@@ -5124,7 +8492,7 @@
       <w:pPr>
         <w:spacing w:before="60" w:after="80"/>
       </w:pPr>
-      <w:hyperlink r:id="rId178">
+      <w:hyperlink r:id="rId179">
         <w:r>
           <w:rPr>
             <w:color w:val="6B7280"/>
@@ -5153,7 +8521,7 @@
       <w:pPr>
         <w:spacing w:before="60" w:after="80"/>
       </w:pPr>
-      <w:hyperlink r:id="rId179">
+      <w:hyperlink r:id="rId180">
         <w:r>
           <w:rPr>
             <w:color w:val="6B7280"/>
@@ -5182,7 +8550,7 @@
       <w:pPr>
         <w:spacing w:before="60" w:after="80"/>
       </w:pPr>
-      <w:hyperlink r:id="rId180">
+      <w:hyperlink r:id="rId181">
         <w:r>
           <w:rPr>
             <w:color w:val="6B7280"/>
@@ -5211,7 +8579,7 @@
       <w:pPr>
         <w:spacing w:before="60" w:after="80"/>
       </w:pPr>
-      <w:hyperlink r:id="rId181">
+      <w:hyperlink r:id="rId182">
         <w:r>
           <w:rPr>
             <w:color w:val="6B7280"/>
@@ -5240,7 +8608,7 @@
       <w:pPr>
         <w:spacing w:before="60" w:after="80"/>
       </w:pPr>
-      <w:hyperlink r:id="rId182">
+      <w:hyperlink r:id="rId183">
         <w:r>
           <w:rPr>
             <w:color w:val="6B7280"/>
@@ -5269,7 +8637,7 @@
       <w:pPr>
         <w:spacing w:before="60" w:after="80"/>
       </w:pPr>
-      <w:hyperlink r:id="rId183">
+      <w:hyperlink r:id="rId184">
         <w:r>
           <w:rPr>
             <w:color w:val="6B7280"/>
@@ -5298,7 +8666,7 @@
       <w:pPr>
         <w:spacing w:before="60" w:after="80"/>
       </w:pPr>
-      <w:hyperlink r:id="rId184">
+      <w:hyperlink r:id="rId185">
         <w:r>
           <w:rPr>
             <w:color w:val="6B7280"/>
@@ -5327,7 +8695,7 @@
       <w:pPr>
         <w:spacing w:before="60" w:after="80"/>
       </w:pPr>
-      <w:hyperlink r:id="rId185">
+      <w:hyperlink r:id="rId186">
         <w:r>
           <w:rPr>
             <w:color w:val="6B7280"/>
@@ -5356,7 +8724,7 @@
       <w:pPr>
         <w:spacing w:before="60" w:after="80"/>
       </w:pPr>
-      <w:hyperlink r:id="rId186">
+      <w:hyperlink r:id="rId187">
         <w:r>
           <w:rPr>
             <w:color w:val="6B7280"/>
@@ -5385,7 +8753,7 @@
       <w:pPr>
         <w:spacing w:before="60" w:after="80"/>
       </w:pPr>
-      <w:hyperlink r:id="rId187">
+      <w:hyperlink r:id="rId188">
         <w:r>
           <w:rPr>
             <w:color w:val="6B7280"/>
@@ -5414,7 +8782,7 @@
       <w:pPr>
         <w:spacing w:before="60" w:after="80"/>
       </w:pPr>
-      <w:hyperlink r:id="rId188">
+      <w:hyperlink r:id="rId189">
         <w:r>
           <w:rPr>
             <w:color w:val="6B7280"/>
@@ -5443,7 +8811,7 @@
       <w:pPr>
         <w:spacing w:before="60" w:after="80"/>
       </w:pPr>
-      <w:hyperlink r:id="rId189">
+      <w:hyperlink r:id="rId190">
         <w:r>
           <w:rPr>
             <w:color w:val="6B7280"/>
@@ -5472,7 +8840,7 @@
       <w:pPr>
         <w:spacing w:before="60" w:after="80"/>
       </w:pPr>
-      <w:hyperlink r:id="rId190">
+      <w:hyperlink r:id="rId191">
         <w:r>
           <w:rPr>
             <w:color w:val="6B7280"/>
@@ -5501,7 +8869,7 @@
       <w:pPr>
         <w:spacing w:before="60" w:after="80"/>
       </w:pPr>
-      <w:hyperlink r:id="rId191">
+      <w:hyperlink r:id="rId192">
         <w:r>
           <w:rPr>
             <w:color w:val="6B7280"/>
@@ -5530,7 +8898,7 @@
       <w:pPr>
         <w:spacing w:before="60" w:after="80"/>
       </w:pPr>
-      <w:hyperlink r:id="rId192">
+      <w:hyperlink r:id="rId193">
         <w:r>
           <w:rPr>
             <w:color w:val="6B7280"/>
@@ -5559,7 +8927,7 @@
       <w:pPr>
         <w:spacing w:before="60" w:after="80"/>
       </w:pPr>
-      <w:hyperlink r:id="rId193">
+      <w:hyperlink r:id="rId194">
         <w:r>
           <w:rPr>
             <w:color w:val="6B7280"/>
@@ -5588,7 +8956,7 @@
       <w:pPr>
         <w:spacing w:before="60" w:after="80"/>
       </w:pPr>
-      <w:hyperlink r:id="rId194">
+      <w:hyperlink r:id="rId195">
         <w:r>
           <w:rPr>
             <w:color w:val="6B7280"/>
@@ -5621,7 +8989,7 @@
           <w:left w:val="single" w:sz="24" w:space="10" w:color="1E3A8A"/>
         </w:pBdr>
       </w:pPr>
-      <w:hyperlink r:id="rId195">
+      <w:hyperlink r:id="rId196">
         <w:r>
           <w:rPr>
             <w:color w:val="1E3A8A"/>
@@ -5654,7 +9022,7 @@
           <w:left w:val="single" w:sz="24" w:space="10" w:color="1E3A8A"/>
         </w:pBdr>
       </w:pPr>
-      <w:hyperlink r:id="rId196">
+      <w:hyperlink r:id="rId197">
         <w:r>
           <w:rPr>
             <w:color w:val="1E3A8A"/>
@@ -5687,7 +9055,7 @@
           <w:left w:val="single" w:sz="24" w:space="10" w:color="1E3A8A"/>
         </w:pBdr>
       </w:pPr>
-      <w:hyperlink r:id="rId197">
+      <w:hyperlink r:id="rId198">
         <w:r>
           <w:rPr>
             <w:color w:val="1E3A8A"/>
@@ -5720,7 +9088,7 @@
           <w:left w:val="single" w:sz="24" w:space="10" w:color="1E3A8A"/>
         </w:pBdr>
       </w:pPr>
-      <w:hyperlink r:id="rId198">
+      <w:hyperlink r:id="rId199">
         <w:r>
           <w:rPr>
             <w:color w:val="1E3A8A"/>
@@ -5753,7 +9121,7 @@
           <w:left w:val="single" w:sz="24" w:space="10" w:color="1E3A8A"/>
         </w:pBdr>
       </w:pPr>
-      <w:hyperlink r:id="rId199">
+      <w:hyperlink r:id="rId200">
         <w:r>
           <w:rPr>
             <w:color w:val="1E3A8A"/>
@@ -5786,7 +9154,7 @@
           <w:left w:val="single" w:sz="24" w:space="10" w:color="1E3A8A"/>
         </w:pBdr>
       </w:pPr>
-      <w:hyperlink r:id="rId200">
+      <w:hyperlink r:id="rId201">
         <w:r>
           <w:rPr>
             <w:color w:val="1E3A8A"/>
@@ -5815,7 +9183,7 @@
       <w:pPr>
         <w:spacing w:before="60" w:after="80"/>
       </w:pPr>
-      <w:hyperlink r:id="rId201">
+      <w:hyperlink r:id="rId202">
         <w:r>
           <w:rPr>
             <w:color w:val="6B7280"/>
@@ -5848,7 +9216,7 @@
           <w:left w:val="single" w:sz="24" w:space="10" w:color="1E3A8A"/>
         </w:pBdr>
       </w:pPr>
-      <w:hyperlink r:id="rId202">
+      <w:hyperlink r:id="rId203">
         <w:r>
           <w:rPr>
             <w:color w:val="1E3A8A"/>
@@ -5877,7 +9245,7 @@
       <w:pPr>
         <w:spacing w:before="60" w:after="80"/>
       </w:pPr>
-      <w:hyperlink r:id="rId203">
+      <w:hyperlink r:id="rId204">
         <w:r>
           <w:rPr>
             <w:color w:val="6B7280"/>
@@ -5906,7 +9274,7 @@
       <w:pPr>
         <w:spacing w:before="60" w:after="80"/>
       </w:pPr>
-      <w:hyperlink r:id="rId204">
+      <w:hyperlink r:id="rId205">
         <w:r>
           <w:rPr>
             <w:color w:val="6B7280"/>
@@ -5935,7 +9303,7 @@
       <w:pPr>
         <w:spacing w:before="60" w:after="80"/>
       </w:pPr>
-      <w:hyperlink r:id="rId205">
+      <w:hyperlink r:id="rId206">
         <w:r>
           <w:rPr>
             <w:color w:val="6B7280"/>
@@ -5964,7 +9332,7 @@
       <w:pPr>
         <w:spacing w:before="60" w:after="80"/>
       </w:pPr>
-      <w:hyperlink r:id="rId206">
+      <w:hyperlink r:id="rId207">
         <w:r>
           <w:rPr>
             <w:color w:val="6B7280"/>
@@ -5997,7 +9365,7 @@
           <w:left w:val="single" w:sz="24" w:space="10" w:color="1E3A8A"/>
         </w:pBdr>
       </w:pPr>
-      <w:hyperlink r:id="rId207">
+      <w:hyperlink r:id="rId208">
         <w:r>
           <w:rPr>
             <w:color w:val="1E3A8A"/>
@@ -6026,7 +9394,7 @@
       <w:pPr>
         <w:spacing w:before="60" w:after="80"/>
       </w:pPr>
-      <w:hyperlink r:id="rId208">
+      <w:hyperlink r:id="rId209">
         <w:r>
           <w:rPr>
             <w:color w:val="6B7280"/>
@@ -6059,7 +9427,7 @@
           <w:left w:val="single" w:sz="24" w:space="10" w:color="1E3A8A"/>
         </w:pBdr>
       </w:pPr>
-      <w:hyperlink r:id="rId209">
+      <w:hyperlink r:id="rId210">
         <w:r>
           <w:rPr>
             <w:color w:val="1E3A8A"/>
@@ -6092,7 +9460,7 @@
           <w:left w:val="single" w:sz="24" w:space="10" w:color="1E3A8A"/>
         </w:pBdr>
       </w:pPr>
-      <w:hyperlink r:id="rId210">
+      <w:hyperlink r:id="rId211">
         <w:r>
           <w:rPr>
             <w:color w:val="1E3A8A"/>
@@ -6125,7 +9493,7 @@
           <w:left w:val="single" w:sz="24" w:space="10" w:color="1E3A8A"/>
         </w:pBdr>
       </w:pPr>
-      <w:hyperlink r:id="rId211">
+      <w:hyperlink r:id="rId212">
         <w:r>
           <w:rPr>
             <w:color w:val="1E3A8A"/>
@@ -6154,7 +9522,7 @@
       <w:pPr>
         <w:spacing w:before="60" w:after="80"/>
       </w:pPr>
-      <w:hyperlink r:id="rId212">
+      <w:hyperlink r:id="rId213">
         <w:r>
           <w:rPr>
             <w:color w:val="6B7280"/>
@@ -6187,7 +9555,7 @@
           <w:left w:val="single" w:sz="24" w:space="10" w:color="1E3A8A"/>
         </w:pBdr>
       </w:pPr>
-      <w:hyperlink r:id="rId213">
+      <w:hyperlink r:id="rId214">
         <w:r>
           <w:rPr>
             <w:color w:val="1E3A8A"/>
@@ -6216,7 +9584,7 @@
       <w:pPr>
         <w:spacing w:before="60" w:after="80"/>
       </w:pPr>
-      <w:hyperlink r:id="rId214">
+      <w:hyperlink r:id="rId215">
         <w:r>
           <w:rPr>
             <w:color w:val="6B7280"/>
@@ -6249,7 +9617,7 @@
           <w:left w:val="single" w:sz="24" w:space="10" w:color="1E3A8A"/>
         </w:pBdr>
       </w:pPr>
-      <w:hyperlink r:id="rId215">
+      <w:hyperlink r:id="rId216">
         <w:r>
           <w:rPr>
             <w:color w:val="1E3A8A"/>
@@ -6278,7 +9646,7 @@
       <w:pPr>
         <w:spacing w:before="60" w:after="80"/>
       </w:pPr>
-      <w:hyperlink r:id="rId216">
+      <w:hyperlink r:id="rId217">
         <w:r>
           <w:rPr>
             <w:color w:val="6B7280"/>
@@ -6311,7 +9679,7 @@
           <w:left w:val="single" w:sz="24" w:space="10" w:color="1E3A8A"/>
         </w:pBdr>
       </w:pPr>
-      <w:hyperlink r:id="rId217">
+      <w:hyperlink r:id="rId218">
         <w:r>
           <w:rPr>
             <w:color w:val="1E3A8A"/>
@@ -6340,7 +9708,7 @@
       <w:pPr>
         <w:spacing w:before="60" w:after="80"/>
       </w:pPr>
-      <w:hyperlink r:id="rId218">
+      <w:hyperlink r:id="rId219">
         <w:r>
           <w:rPr>
             <w:color w:val="6B7280"/>
@@ -6369,7 +9737,7 @@
       <w:pPr>
         <w:spacing w:before="60" w:after="80"/>
       </w:pPr>
-      <w:hyperlink r:id="rId219">
+      <w:hyperlink r:id="rId220">
         <w:r>
           <w:rPr>
             <w:color w:val="6B7280"/>
@@ -6402,7 +9770,7 @@
           <w:left w:val="single" w:sz="24" w:space="10" w:color="1E3A8A"/>
         </w:pBdr>
       </w:pPr>
-      <w:hyperlink r:id="rId220">
+      <w:hyperlink r:id="rId221">
         <w:r>
           <w:rPr>
             <w:color w:val="1E3A8A"/>
@@ -6431,7 +9799,7 @@
       <w:pPr>
         <w:spacing w:before="60" w:after="80"/>
       </w:pPr>
-      <w:hyperlink r:id="rId221">
+      <w:hyperlink r:id="rId222">
         <w:r>
           <w:rPr>
             <w:color w:val="6B7280"/>
@@ -6464,7 +9832,7 @@
           <w:left w:val="single" w:sz="24" w:space="10" w:color="1E3A8A"/>
         </w:pBdr>
       </w:pPr>
-      <w:hyperlink r:id="rId222">
+      <w:hyperlink r:id="rId223">
         <w:r>
           <w:rPr>
             <w:color w:val="1E3A8A"/>
@@ -6493,7 +9861,7 @@
       <w:pPr>
         <w:spacing w:before="60" w:after="80"/>
       </w:pPr>
-      <w:hyperlink r:id="rId223">
+      <w:hyperlink r:id="rId224">
         <w:r>
           <w:rPr>
             <w:color w:val="6B7280"/>
@@ -6526,7 +9894,7 @@
           <w:left w:val="single" w:sz="24" w:space="10" w:color="1E3A8A"/>
         </w:pBdr>
       </w:pPr>
-      <w:hyperlink r:id="rId224">
+      <w:hyperlink r:id="rId225">
         <w:r>
           <w:rPr>
             <w:color w:val="1E3A8A"/>
@@ -6555,7 +9923,7 @@
       <w:pPr>
         <w:spacing w:before="60" w:after="80"/>
       </w:pPr>
-      <w:hyperlink r:id="rId225">
+      <w:hyperlink r:id="rId226">
         <w:r>
           <w:rPr>
             <w:color w:val="6B7280"/>
@@ -6588,7 +9956,7 @@
           <w:left w:val="single" w:sz="24" w:space="10" w:color="1E3A8A"/>
         </w:pBdr>
       </w:pPr>
-      <w:hyperlink r:id="rId226">
+      <w:hyperlink r:id="rId227">
         <w:r>
           <w:rPr>
             <w:color w:val="1E3A8A"/>
@@ -6617,7 +9985,7 @@
       <w:pPr>
         <w:spacing w:before="60" w:after="80"/>
       </w:pPr>
-      <w:hyperlink r:id="rId227">
+      <w:hyperlink r:id="rId228">
         <w:r>
           <w:rPr>
             <w:color w:val="6B7280"/>
@@ -6650,7 +10018,7 @@
           <w:left w:val="single" w:sz="24" w:space="10" w:color="1E3A8A"/>
         </w:pBdr>
       </w:pPr>
-      <w:hyperlink r:id="rId228">
+      <w:hyperlink r:id="rId229">
         <w:r>
           <w:rPr>
             <w:color w:val="1E3A8A"/>
@@ -6679,7 +10047,7 @@
       <w:pPr>
         <w:spacing w:before="60" w:after="80"/>
       </w:pPr>
-      <w:hyperlink r:id="rId229">
+      <w:hyperlink r:id="rId230">
         <w:r>
           <w:rPr>
             <w:color w:val="6B7280"/>
@@ -6712,7 +10080,7 @@
           <w:left w:val="single" w:sz="24" w:space="10" w:color="1E3A8A"/>
         </w:pBdr>
       </w:pPr>
-      <w:hyperlink r:id="rId230">
+      <w:hyperlink r:id="rId231">
         <w:r>
           <w:rPr>
             <w:color w:val="1E3A8A"/>
@@ -6741,7 +10109,7 @@
       <w:pPr>
         <w:spacing w:before="60" w:after="80"/>
       </w:pPr>
-      <w:hyperlink r:id="rId231">
+      <w:hyperlink r:id="rId232">
         <w:r>
           <w:rPr>
             <w:color w:val="6B7280"/>
@@ -6770,7 +10138,7 @@
       <w:pPr>
         <w:spacing w:before="60" w:after="80"/>
       </w:pPr>
-      <w:hyperlink r:id="rId232">
+      <w:hyperlink r:id="rId233">
         <w:r>
           <w:rPr>
             <w:color w:val="6B7280"/>
@@ -6799,7 +10167,7 @@
       <w:pPr>
         <w:spacing w:before="60" w:after="80"/>
       </w:pPr>
-      <w:hyperlink r:id="rId233">
+      <w:hyperlink r:id="rId234">
         <w:r>
           <w:rPr>
             <w:color w:val="6B7280"/>
@@ -6828,7 +10196,7 @@
       <w:pPr>
         <w:spacing w:before="60" w:after="80"/>
       </w:pPr>
-      <w:hyperlink r:id="rId234">
+      <w:hyperlink r:id="rId235">
         <w:r>
           <w:rPr>
             <w:color w:val="6B7280"/>
@@ -6857,7 +10225,7 @@
       <w:pPr>
         <w:spacing w:before="60" w:after="80"/>
       </w:pPr>
-      <w:hyperlink r:id="rId235">
+      <w:hyperlink r:id="rId236">
         <w:r>
           <w:rPr>
             <w:color w:val="6B7280"/>
@@ -6886,7 +10254,7 @@
       <w:pPr>
         <w:spacing w:before="60" w:after="80"/>
       </w:pPr>
-      <w:hyperlink r:id="rId236">
+      <w:hyperlink r:id="rId237">
         <w:r>
           <w:rPr>
             <w:color w:val="6B7280"/>
@@ -6915,7 +10283,7 @@
       <w:pPr>
         <w:spacing w:before="60" w:after="80"/>
       </w:pPr>
-      <w:hyperlink r:id="rId237">
+      <w:hyperlink r:id="rId238">
         <w:r>
           <w:rPr>
             <w:color w:val="6B7280"/>
@@ -6944,7 +10312,7 @@
       <w:pPr>
         <w:spacing w:before="60" w:after="80"/>
       </w:pPr>
-      <w:hyperlink r:id="rId238">
+      <w:hyperlink r:id="rId239">
         <w:r>
           <w:rPr>
             <w:color w:val="6B7280"/>
@@ -6973,7 +10341,7 @@
       <w:pPr>
         <w:spacing w:before="60" w:after="80"/>
       </w:pPr>
-      <w:hyperlink r:id="rId239">
+      <w:hyperlink r:id="rId240">
         <w:r>
           <w:rPr>
             <w:color w:val="6B7280"/>
@@ -7002,7 +10370,7 @@
       <w:pPr>
         <w:spacing w:before="60" w:after="80"/>
       </w:pPr>
-      <w:hyperlink r:id="rId240">
+      <w:hyperlink r:id="rId241">
         <w:r>
           <w:rPr>
             <w:color w:val="6B7280"/>
@@ -7031,7 +10399,7 @@
       <w:pPr>
         <w:spacing w:before="60" w:after="80"/>
       </w:pPr>
-      <w:hyperlink r:id="rId241">
+      <w:hyperlink r:id="rId242">
         <w:r>
           <w:rPr>
             <w:color w:val="6B7280"/>
@@ -7060,7 +10428,7 @@
       <w:pPr>
         <w:spacing w:before="60" w:after="80"/>
       </w:pPr>
-      <w:hyperlink r:id="rId242">
+      <w:hyperlink r:id="rId243">
         <w:r>
           <w:rPr>
             <w:color w:val="6B7280"/>
@@ -7089,7 +10457,7 @@
       <w:pPr>
         <w:spacing w:before="60" w:after="80"/>
       </w:pPr>
-      <w:hyperlink r:id="rId243">
+      <w:hyperlink r:id="rId244">
         <w:r>
           <w:rPr>
             <w:color w:val="6B7280"/>
@@ -7118,7 +10486,7 @@
       <w:pPr>
         <w:spacing w:before="60" w:after="80"/>
       </w:pPr>
-      <w:hyperlink r:id="rId244">
+      <w:hyperlink r:id="rId245">
         <w:r>
           <w:rPr>
             <w:color w:val="6B7280"/>
@@ -7147,7 +10515,7 @@
       <w:pPr>
         <w:spacing w:before="60" w:after="80"/>
       </w:pPr>
-      <w:hyperlink r:id="rId245">
+      <w:hyperlink r:id="rId246">
         <w:r>
           <w:rPr>
             <w:color w:val="6B7280"/>
@@ -7176,7 +10544,7 @@
       <w:pPr>
         <w:spacing w:before="60" w:after="80"/>
       </w:pPr>
-      <w:hyperlink r:id="rId246">
+      <w:hyperlink r:id="rId247">
         <w:r>
           <w:rPr>
             <w:color w:val="6B7280"/>
@@ -7216,7 +10584,7 @@
       <w:pPr>
         <w:spacing w:before="60" w:after="80"/>
       </w:pPr>
-      <w:hyperlink r:id="rId247">
+      <w:hyperlink r:id="rId248">
         <w:r>
           <w:rPr>
             <w:color w:val="6B7280"/>
@@ -7245,7 +10613,7 @@
       <w:pPr>
         <w:spacing w:before="60" w:after="80"/>
       </w:pPr>
-      <w:hyperlink r:id="rId248">
+      <w:hyperlink r:id="rId249">
         <w:r>
           <w:rPr>
             <w:color w:val="6B7280"/>
@@ -7274,7 +10642,7 @@
       <w:pPr>
         <w:spacing w:before="60" w:after="80"/>
       </w:pPr>
-      <w:hyperlink r:id="rId249">
+      <w:hyperlink r:id="rId250">
         <w:r>
           <w:rPr>
             <w:color w:val="6B7280"/>
@@ -7303,7 +10671,7 @@
       <w:pPr>
         <w:spacing w:before="60" w:after="80"/>
       </w:pPr>
-      <w:hyperlink r:id="rId250">
+      <w:hyperlink r:id="rId251">
         <w:r>
           <w:rPr>
             <w:color w:val="6B7280"/>
@@ -7332,7 +10700,7 @@
       <w:pPr>
         <w:spacing w:before="60" w:after="80"/>
       </w:pPr>
-      <w:hyperlink r:id="rId251">
+      <w:hyperlink r:id="rId252">
         <w:r>
           <w:rPr>
             <w:color w:val="6B7280"/>
@@ -7361,7 +10729,7 @@
       <w:pPr>
         <w:spacing w:before="60" w:after="80"/>
       </w:pPr>
-      <w:hyperlink r:id="rId252">
+      <w:hyperlink r:id="rId253">
         <w:r>
           <w:rPr>
             <w:color w:val="6B7280"/>
@@ -7390,7 +10758,7 @@
       <w:pPr>
         <w:spacing w:before="60" w:after="80"/>
       </w:pPr>
-      <w:hyperlink r:id="rId253">
+      <w:hyperlink r:id="rId254">
         <w:r>
           <w:rPr>
             <w:color w:val="6B7280"/>
@@ -7419,7 +10787,7 @@
       <w:pPr>
         <w:spacing w:before="60" w:after="80"/>
       </w:pPr>
-      <w:hyperlink r:id="rId254">
+      <w:hyperlink r:id="rId255">
         <w:r>
           <w:rPr>
             <w:color w:val="6B7280"/>
@@ -7448,7 +10816,7 @@
       <w:pPr>
         <w:spacing w:before="60" w:after="80"/>
       </w:pPr>
-      <w:hyperlink r:id="rId255">
+      <w:hyperlink r:id="rId256">
         <w:r>
           <w:rPr>
             <w:color w:val="6B7280"/>
@@ -7477,7 +10845,7 @@
       <w:pPr>
         <w:spacing w:before="60" w:after="80"/>
       </w:pPr>
-      <w:hyperlink r:id="rId256">
+      <w:hyperlink r:id="rId257">
         <w:r>
           <w:rPr>
             <w:color w:val="6B7280"/>
@@ -7506,7 +10874,7 @@
       <w:pPr>
         <w:spacing w:before="60" w:after="80"/>
       </w:pPr>
-      <w:hyperlink r:id="rId257">
+      <w:hyperlink r:id="rId258">
         <w:r>
           <w:rPr>
             <w:color w:val="6B7280"/>
@@ -7535,7 +10903,7 @@
       <w:pPr>
         <w:spacing w:before="60" w:after="80"/>
       </w:pPr>
-      <w:hyperlink r:id="rId258">
+      <w:hyperlink r:id="rId259">
         <w:r>
           <w:rPr>
             <w:color w:val="6B7280"/>
@@ -7564,7 +10932,7 @@
       <w:pPr>
         <w:spacing w:before="60" w:after="80"/>
       </w:pPr>
-      <w:hyperlink r:id="rId259">
+      <w:hyperlink r:id="rId260">
         <w:r>
           <w:rPr>
             <w:color w:val="6B7280"/>
@@ -7593,7 +10961,7 @@
       <w:pPr>
         <w:spacing w:before="60" w:after="80"/>
       </w:pPr>
-      <w:hyperlink r:id="rId260">
+      <w:hyperlink r:id="rId261">
         <w:r>
           <w:rPr>
             <w:color w:val="6B7280"/>
@@ -7622,7 +10990,7 @@
       <w:pPr>
         <w:spacing w:before="60" w:after="80"/>
       </w:pPr>
-      <w:hyperlink r:id="rId261">
+      <w:hyperlink r:id="rId262">
         <w:r>
           <w:rPr>
             <w:color w:val="6B7280"/>
@@ -7651,7 +11019,7 @@
       <w:pPr>
         <w:spacing w:before="60" w:after="80"/>
       </w:pPr>
-      <w:hyperlink r:id="rId262">
+      <w:hyperlink r:id="rId263">
         <w:r>
           <w:rPr>
             <w:color w:val="6B7280"/>
@@ -7680,7 +11048,7 @@
       <w:pPr>
         <w:spacing w:before="60" w:after="80"/>
       </w:pPr>
-      <w:hyperlink r:id="rId263">
+      <w:hyperlink r:id="rId264">
         <w:r>
           <w:rPr>
             <w:color w:val="6B7280"/>
@@ -7709,7 +11077,7 @@
       <w:pPr>
         <w:spacing w:before="60" w:after="80"/>
       </w:pPr>
-      <w:hyperlink r:id="rId264">
+      <w:hyperlink r:id="rId265">
         <w:r>
           <w:rPr>
             <w:color w:val="6B7280"/>
@@ -7738,7 +11106,7 @@
       <w:pPr>
         <w:spacing w:before="60" w:after="80"/>
       </w:pPr>
-      <w:hyperlink r:id="rId265">
+      <w:hyperlink r:id="rId266">
         <w:r>
           <w:rPr>
             <w:color w:val="6B7280"/>
@@ -7767,7 +11135,7 @@
       <w:pPr>
         <w:spacing w:before="60" w:after="80"/>
       </w:pPr>
-      <w:hyperlink r:id="rId266">
+      <w:hyperlink r:id="rId267">
         <w:r>
           <w:rPr>
             <w:color w:val="6B7280"/>
@@ -7800,7 +11168,7 @@
           <w:left w:val="single" w:sz="24" w:space="10" w:color="1E3A8A"/>
         </w:pBdr>
       </w:pPr>
-      <w:hyperlink r:id="rId267">
+      <w:hyperlink r:id="rId268">
         <w:r>
           <w:rPr>
             <w:color w:val="1E3A8A"/>
@@ -7829,7 +11197,7 @@
       <w:pPr>
         <w:spacing w:before="60" w:after="80"/>
       </w:pPr>
-      <w:hyperlink r:id="rId268">
+      <w:hyperlink r:id="rId269">
         <w:r>
           <w:rPr>
             <w:color w:val="6B7280"/>
@@ -7862,7 +11230,7 @@
           <w:left w:val="single" w:sz="24" w:space="10" w:color="1E3A8A"/>
         </w:pBdr>
       </w:pPr>
-      <w:hyperlink r:id="rId269">
+      <w:hyperlink r:id="rId270">
         <w:r>
           <w:rPr>
             <w:color w:val="1E3A8A"/>
@@ -7891,7 +11259,7 @@
       <w:pPr>
         <w:spacing w:before="60" w:after="80"/>
       </w:pPr>
-      <w:hyperlink r:id="rId270">
+      <w:hyperlink r:id="rId271">
         <w:r>
           <w:rPr>
             <w:color w:val="6B7280"/>
@@ -7924,7 +11292,7 @@
           <w:left w:val="single" w:sz="24" w:space="10" w:color="1E3A8A"/>
         </w:pBdr>
       </w:pPr>
-      <w:hyperlink r:id="rId271">
+      <w:hyperlink r:id="rId272">
         <w:r>
           <w:rPr>
             <w:color w:val="1E3A8A"/>
@@ -7953,7 +11321,7 @@
       <w:pPr>
         <w:spacing w:before="60" w:after="80"/>
       </w:pPr>
-      <w:hyperlink r:id="rId272">
+      <w:hyperlink r:id="rId273">
         <w:r>
           <w:rPr>
             <w:color w:val="6B7280"/>
@@ -7982,7 +11350,7 @@
       <w:pPr>
         <w:spacing w:before="60" w:after="80"/>
       </w:pPr>
-      <w:hyperlink r:id="rId273">
+      <w:hyperlink r:id="rId274">
         <w:r>
           <w:rPr>
             <w:color w:val="6B7280"/>
@@ -8011,7 +11379,7 @@
       <w:pPr>
         <w:spacing w:before="60" w:after="80"/>
       </w:pPr>
-      <w:hyperlink r:id="rId274">
+      <w:hyperlink r:id="rId275">
         <w:r>
           <w:rPr>
             <w:color w:val="6B7280"/>
@@ -8040,7 +11408,7 @@
       <w:pPr>
         <w:spacing w:before="60" w:after="80"/>
       </w:pPr>
-      <w:hyperlink r:id="rId275">
+      <w:hyperlink r:id="rId276">
         <w:r>
           <w:rPr>
             <w:color w:val="6B7280"/>
@@ -8069,7 +11437,7 @@
       <w:pPr>
         <w:spacing w:before="60" w:after="80"/>
       </w:pPr>
-      <w:hyperlink r:id="rId276">
+      <w:hyperlink r:id="rId277">
         <w:r>
           <w:rPr>
             <w:color w:val="6B7280"/>
@@ -8098,7 +11466,7 @@
       <w:pPr>
         <w:spacing w:before="60" w:after="80"/>
       </w:pPr>
-      <w:hyperlink r:id="rId277">
+      <w:hyperlink r:id="rId278">
         <w:r>
           <w:rPr>
             <w:color w:val="6B7280"/>
@@ -8127,7 +11495,7 @@
       <w:pPr>
         <w:spacing w:before="60" w:after="80"/>
       </w:pPr>
-      <w:hyperlink r:id="rId278">
+      <w:hyperlink r:id="rId279">
         <w:r>
           <w:rPr>
             <w:color w:val="6B7280"/>
@@ -8156,7 +11524,7 @@
       <w:pPr>
         <w:spacing w:before="60" w:after="80"/>
       </w:pPr>
-      <w:hyperlink r:id="rId279">
+      <w:hyperlink r:id="rId280">
         <w:r>
           <w:rPr>
             <w:color w:val="6B7280"/>
@@ -8185,7 +11553,7 @@
       <w:pPr>
         <w:spacing w:before="60" w:after="80"/>
       </w:pPr>
-      <w:hyperlink r:id="rId280">
+      <w:hyperlink r:id="rId281">
         <w:r>
           <w:rPr>
             <w:color w:val="6B7280"/>
@@ -8214,7 +11582,7 @@
       <w:pPr>
         <w:spacing w:before="60" w:after="80"/>
       </w:pPr>
-      <w:hyperlink r:id="rId281">
+      <w:hyperlink r:id="rId282">
         <w:r>
           <w:rPr>
             <w:color w:val="6B7280"/>
@@ -8243,7 +11611,7 @@
       <w:pPr>
         <w:spacing w:before="60" w:after="80"/>
       </w:pPr>
-      <w:hyperlink r:id="rId282">
+      <w:hyperlink r:id="rId283">
         <w:r>
           <w:rPr>
             <w:color w:val="6B7280"/>
@@ -8272,7 +11640,7 @@
       <w:pPr>
         <w:spacing w:before="60" w:after="80"/>
       </w:pPr>
-      <w:hyperlink r:id="rId283">
+      <w:hyperlink r:id="rId284">
         <w:r>
           <w:rPr>
             <w:color w:val="6B7280"/>
@@ -8301,7 +11669,7 @@
       <w:pPr>
         <w:spacing w:before="60" w:after="80"/>
       </w:pPr>
-      <w:hyperlink r:id="rId284">
+      <w:hyperlink r:id="rId285">
         <w:r>
           <w:rPr>
             <w:color w:val="6B7280"/>
@@ -8330,7 +11698,7 @@
       <w:pPr>
         <w:spacing w:before="60" w:after="80"/>
       </w:pPr>
-      <w:hyperlink r:id="rId285">
+      <w:hyperlink r:id="rId286">
         <w:r>
           <w:rPr>
             <w:color w:val="6B7280"/>
@@ -8359,7 +11727,7 @@
       <w:pPr>
         <w:spacing w:before="60" w:after="80"/>
       </w:pPr>
-      <w:hyperlink r:id="rId286">
+      <w:hyperlink r:id="rId287">
         <w:r>
           <w:rPr>
             <w:color w:val="6B7280"/>
@@ -8388,7 +11756,7 @@
       <w:pPr>
         <w:spacing w:before="60" w:after="80"/>
       </w:pPr>
-      <w:hyperlink r:id="rId287">
+      <w:hyperlink r:id="rId288">
         <w:r>
           <w:rPr>
             <w:color w:val="6B7280"/>
@@ -8417,7 +11785,7 @@
       <w:pPr>
         <w:spacing w:before="60" w:after="80"/>
       </w:pPr>
-      <w:hyperlink r:id="rId288">
+      <w:hyperlink r:id="rId289">
         <w:r>
           <w:rPr>
             <w:color w:val="6B7280"/>
@@ -8446,7 +11814,7 @@
       <w:pPr>
         <w:spacing w:before="60" w:after="80"/>
       </w:pPr>
-      <w:hyperlink r:id="rId289">
+      <w:hyperlink r:id="rId290">
         <w:r>
           <w:rPr>
             <w:color w:val="6B7280"/>
@@ -8475,7 +11843,7 @@
       <w:pPr>
         <w:spacing w:before="60" w:after="80"/>
       </w:pPr>
-      <w:hyperlink r:id="rId290">
+      <w:hyperlink r:id="rId291">
         <w:r>
           <w:rPr>
             <w:color w:val="6B7280"/>
@@ -8504,7 +11872,7 @@
       <w:pPr>
         <w:spacing w:before="60" w:after="80"/>
       </w:pPr>
-      <w:hyperlink r:id="rId291">
+      <w:hyperlink r:id="rId292">
         <w:r>
           <w:rPr>
             <w:color w:val="6B7280"/>
@@ -8533,7 +11901,7 @@
       <w:pPr>
         <w:spacing w:before="60" w:after="80"/>
       </w:pPr>
-      <w:hyperlink r:id="rId292">
+      <w:hyperlink r:id="rId293">
         <w:r>
           <w:rPr>
             <w:color w:val="6B7280"/>
@@ -8562,7 +11930,7 @@
       <w:pPr>
         <w:spacing w:before="60" w:after="80"/>
       </w:pPr>
-      <w:hyperlink r:id="rId293">
+      <w:hyperlink r:id="rId294">
         <w:r>
           <w:rPr>
             <w:color w:val="6B7280"/>
@@ -8591,7 +11959,7 @@
       <w:pPr>
         <w:spacing w:before="60" w:after="80"/>
       </w:pPr>
-      <w:hyperlink r:id="rId294">
+      <w:hyperlink r:id="rId295">
         <w:r>
           <w:rPr>
             <w:color w:val="6B7280"/>
@@ -8620,7 +11988,7 @@
       <w:pPr>
         <w:spacing w:before="60" w:after="80"/>
       </w:pPr>
-      <w:hyperlink r:id="rId295">
+      <w:hyperlink r:id="rId296">
         <w:r>
           <w:rPr>
             <w:color w:val="6B7280"/>
@@ -8649,7 +12017,7 @@
       <w:pPr>
         <w:spacing w:before="60" w:after="80"/>
       </w:pPr>
-      <w:hyperlink r:id="rId296">
+      <w:hyperlink r:id="rId297">
         <w:r>
           <w:rPr>
             <w:color w:val="6B7280"/>
@@ -8678,7 +12046,7 @@
       <w:pPr>
         <w:spacing w:before="60" w:after="80"/>
       </w:pPr>
-      <w:hyperlink r:id="rId297">
+      <w:hyperlink r:id="rId298">
         <w:r>
           <w:rPr>
             <w:color w:val="6B7280"/>
@@ -8707,7 +12075,7 @@
       <w:pPr>
         <w:spacing w:before="60" w:after="80"/>
       </w:pPr>
-      <w:hyperlink r:id="rId298">
+      <w:hyperlink r:id="rId299">
         <w:r>
           <w:rPr>
             <w:color w:val="6B7280"/>
@@ -8736,7 +12104,7 @@
       <w:pPr>
         <w:spacing w:before="60" w:after="80"/>
       </w:pPr>
-      <w:hyperlink r:id="rId299">
+      <w:hyperlink r:id="rId300">
         <w:r>
           <w:rPr>
             <w:color w:val="6B7280"/>
@@ -8765,7 +12133,7 @@
       <w:pPr>
         <w:spacing w:before="60" w:after="80"/>
       </w:pPr>
-      <w:hyperlink r:id="rId299">
+      <w:hyperlink r:id="rId300">
         <w:r>
           <w:rPr>
             <w:color w:val="6B7280"/>
@@ -8794,7 +12162,7 @@
       <w:pPr>
         <w:spacing w:before="60" w:after="80"/>
       </w:pPr>
-      <w:hyperlink r:id="rId300">
+      <w:hyperlink r:id="rId301">
         <w:r>
           <w:rPr>
             <w:color w:val="6B7280"/>
@@ -8823,7 +12191,7 @@
       <w:pPr>
         <w:spacing w:before="60" w:after="80"/>
       </w:pPr>
-      <w:hyperlink r:id="rId301">
+      <w:hyperlink r:id="rId302">
         <w:r>
           <w:rPr>
             <w:color w:val="6B7280"/>
@@ -8852,7 +12220,7 @@
       <w:pPr>
         <w:spacing w:before="60" w:after="80"/>
       </w:pPr>
-      <w:hyperlink r:id="rId302">
+      <w:hyperlink r:id="rId303">
         <w:r>
           <w:rPr>
             <w:color w:val="6B7280"/>
@@ -8881,7 +12249,7 @@
       <w:pPr>
         <w:spacing w:before="60" w:after="80"/>
       </w:pPr>
-      <w:hyperlink r:id="rId303">
+      <w:hyperlink r:id="rId304">
         <w:r>
           <w:rPr>
             <w:color w:val="6B7280"/>
@@ -8910,7 +12278,7 @@
       <w:pPr>
         <w:spacing w:before="60" w:after="80"/>
       </w:pPr>
-      <w:hyperlink r:id="rId304">
+      <w:hyperlink r:id="rId305">
         <w:r>
           <w:rPr>
             <w:color w:val="6B7280"/>
@@ -8939,7 +12307,7 @@
       <w:pPr>
         <w:spacing w:before="60" w:after="80"/>
       </w:pPr>
-      <w:hyperlink r:id="rId305">
+      <w:hyperlink r:id="rId306">
         <w:r>
           <w:rPr>
             <w:color w:val="6B7280"/>
@@ -8968,7 +12336,7 @@
       <w:pPr>
         <w:spacing w:before="60" w:after="80"/>
       </w:pPr>
-      <w:hyperlink r:id="rId306">
+      <w:hyperlink r:id="rId307">
         <w:r>
           <w:rPr>
             <w:color w:val="6B7280"/>
@@ -8997,7 +12365,7 @@
       <w:pPr>
         <w:spacing w:before="60" w:after="80"/>
       </w:pPr>
-      <w:hyperlink r:id="rId307">
+      <w:hyperlink r:id="rId308">
         <w:r>
           <w:rPr>
             <w:color w:val="6B7280"/>
@@ -9026,7 +12394,7 @@
       <w:pPr>
         <w:spacing w:before="60" w:after="80"/>
       </w:pPr>
-      <w:hyperlink r:id="rId308">
+      <w:hyperlink r:id="rId309">
         <w:r>
           <w:rPr>
             <w:color w:val="6B7280"/>
@@ -9055,7 +12423,7 @@
       <w:pPr>
         <w:spacing w:before="60" w:after="80"/>
       </w:pPr>
-      <w:hyperlink r:id="rId309">
+      <w:hyperlink r:id="rId310">
         <w:r>
           <w:rPr>
             <w:color w:val="6B7280"/>
@@ -9084,7 +12452,7 @@
       <w:pPr>
         <w:spacing w:before="60" w:after="80"/>
       </w:pPr>
-      <w:hyperlink r:id="rId310">
+      <w:hyperlink r:id="rId311">
         <w:r>
           <w:rPr>
             <w:color w:val="6B7280"/>
@@ -9117,7 +12485,7 @@
           <w:left w:val="single" w:sz="24" w:space="10" w:color="1E3A8A"/>
         </w:pBdr>
       </w:pPr>
-      <w:hyperlink r:id="rId311">
+      <w:hyperlink r:id="rId312">
         <w:r>
           <w:rPr>
             <w:color w:val="1E3A8A"/>
@@ -9146,7 +12514,7 @@
       <w:pPr>
         <w:spacing w:before="60" w:after="80"/>
       </w:pPr>
-      <w:hyperlink r:id="rId312">
+      <w:hyperlink r:id="rId313">
         <w:r>
           <w:rPr>
             <w:color w:val="6B7280"/>
@@ -9175,7 +12543,7 @@
       <w:pPr>
         <w:spacing w:before="60" w:after="80"/>
       </w:pPr>
-      <w:hyperlink r:id="rId313">
+      <w:hyperlink r:id="rId314">
         <w:r>
           <w:rPr>
             <w:color w:val="6B7280"/>
@@ -9204,7 +12572,7 @@
       <w:pPr>
         <w:spacing w:before="60" w:after="80"/>
       </w:pPr>
-      <w:hyperlink r:id="rId314">
+      <w:hyperlink r:id="rId315">
         <w:r>
           <w:rPr>
             <w:color w:val="6B7280"/>
@@ -9233,7 +12601,7 @@
       <w:pPr>
         <w:spacing w:before="60" w:after="80"/>
       </w:pPr>
-      <w:hyperlink r:id="rId315">
+      <w:hyperlink r:id="rId316">
         <w:r>
           <w:rPr>
             <w:color w:val="6B7280"/>
@@ -9262,7 +12630,7 @@
       <w:pPr>
         <w:spacing w:before="60" w:after="80"/>
       </w:pPr>
-      <w:hyperlink r:id="rId316">
+      <w:hyperlink r:id="rId317">
         <w:r>
           <w:rPr>
             <w:color w:val="6B7280"/>
@@ -9291,7 +12659,7 @@
       <w:pPr>
         <w:spacing w:before="60" w:after="80"/>
       </w:pPr>
-      <w:hyperlink r:id="rId317">
+      <w:hyperlink r:id="rId318">
         <w:r>
           <w:rPr>
             <w:color w:val="6B7280"/>
@@ -9320,7 +12688,7 @@
       <w:pPr>
         <w:spacing w:before="60" w:after="80"/>
       </w:pPr>
-      <w:hyperlink r:id="rId318">
+      <w:hyperlink r:id="rId319">
         <w:r>
           <w:rPr>
             <w:color w:val="6B7280"/>
@@ -9349,7 +12717,7 @@
       <w:pPr>
         <w:spacing w:before="60" w:after="80"/>
       </w:pPr>
-      <w:hyperlink r:id="rId319">
+      <w:hyperlink r:id="rId320">
         <w:r>
           <w:rPr>
             <w:color w:val="6B7280"/>
@@ -9378,7 +12746,7 @@
       <w:pPr>
         <w:spacing w:before="60" w:after="80"/>
       </w:pPr>
-      <w:hyperlink r:id="rId320">
+      <w:hyperlink r:id="rId321">
         <w:r>
           <w:rPr>
             <w:color w:val="6B7280"/>
@@ -9407,7 +12775,7 @@
       <w:pPr>
         <w:spacing w:before="60" w:after="80"/>
       </w:pPr>
-      <w:hyperlink r:id="rId321">
+      <w:hyperlink r:id="rId322">
         <w:r>
           <w:rPr>
             <w:color w:val="6B7280"/>
@@ -9436,7 +12804,7 @@
       <w:pPr>
         <w:spacing w:before="60" w:after="80"/>
       </w:pPr>
-      <w:hyperlink r:id="rId322">
+      <w:hyperlink r:id="rId323">
         <w:r>
           <w:rPr>
             <w:color w:val="6B7280"/>
@@ -9465,7 +12833,7 @@
       <w:pPr>
         <w:spacing w:before="60" w:after="80"/>
       </w:pPr>
-      <w:hyperlink r:id="rId323">
+      <w:hyperlink r:id="rId324">
         <w:r>
           <w:rPr>
             <w:color w:val="6B7280"/>
@@ -9494,7 +12862,7 @@
       <w:pPr>
         <w:spacing w:before="60" w:after="80"/>
       </w:pPr>
-      <w:hyperlink r:id="rId324">
+      <w:hyperlink r:id="rId325">
         <w:r>
           <w:rPr>
             <w:color w:val="6B7280"/>
@@ -9523,7 +12891,7 @@
       <w:pPr>
         <w:spacing w:before="60" w:after="80"/>
       </w:pPr>
-      <w:hyperlink r:id="rId325">
+      <w:hyperlink r:id="rId326">
         <w:r>
           <w:rPr>
             <w:color w:val="6B7280"/>
@@ -9552,7 +12920,7 @@
       <w:pPr>
         <w:spacing w:before="60" w:after="80"/>
       </w:pPr>
-      <w:hyperlink r:id="rId326">
+      <w:hyperlink r:id="rId327">
         <w:r>
           <w:rPr>
             <w:color w:val="6B7280"/>
@@ -9581,7 +12949,7 @@
       <w:pPr>
         <w:spacing w:before="60" w:after="80"/>
       </w:pPr>
-      <w:hyperlink r:id="rId327">
+      <w:hyperlink r:id="rId328">
         <w:r>
           <w:rPr>
             <w:color w:val="6B7280"/>
@@ -9610,7 +12978,7 @@
       <w:pPr>
         <w:spacing w:before="60" w:after="80"/>
       </w:pPr>
-      <w:hyperlink r:id="rId328">
+      <w:hyperlink r:id="rId329">
         <w:r>
           <w:rPr>
             <w:color w:val="6B7280"/>
@@ -9639,7 +13007,7 @@
       <w:pPr>
         <w:spacing w:before="60" w:after="80"/>
       </w:pPr>
-      <w:hyperlink r:id="rId329">
+      <w:hyperlink r:id="rId330">
         <w:r>
           <w:rPr>
             <w:color w:val="6B7280"/>
@@ -9668,7 +13036,7 @@
       <w:pPr>
         <w:spacing w:before="60" w:after="80"/>
       </w:pPr>
-      <w:hyperlink r:id="rId330">
+      <w:hyperlink r:id="rId331">
         <w:r>
           <w:rPr>
             <w:color w:val="6B7280"/>
@@ -9697,7 +13065,7 @@
       <w:pPr>
         <w:spacing w:before="60" w:after="80"/>
       </w:pPr>
-      <w:hyperlink r:id="rId331">
+      <w:hyperlink r:id="rId332">
         <w:r>
           <w:rPr>
             <w:color w:val="6B7280"/>
@@ -9730,7 +13098,7 @@
           <w:left w:val="single" w:sz="24" w:space="10" w:color="1E3A8A"/>
         </w:pBdr>
       </w:pPr>
-      <w:hyperlink r:id="rId332">
+      <w:hyperlink r:id="rId333">
         <w:r>
           <w:rPr>
             <w:color w:val="1E3A8A"/>
@@ -9759,7 +13127,7 @@
       <w:pPr>
         <w:spacing w:before="60" w:after="80"/>
       </w:pPr>
-      <w:hyperlink r:id="rId333">
+      <w:hyperlink r:id="rId334">
         <w:r>
           <w:rPr>
             <w:color w:val="6B7280"/>
@@ -9788,7 +13156,7 @@
       <w:pPr>
         <w:spacing w:before="60" w:after="80"/>
       </w:pPr>
-      <w:hyperlink r:id="rId334">
+      <w:hyperlink r:id="rId335">
         <w:r>
           <w:rPr>
             <w:color w:val="6B7280"/>
@@ -9817,7 +13185,7 @@
       <w:pPr>
         <w:spacing w:before="60" w:after="80"/>
       </w:pPr>
-      <w:hyperlink r:id="rId335">
+      <w:hyperlink r:id="rId336">
         <w:r>
           <w:rPr>
             <w:color w:val="6B7280"/>
@@ -9846,7 +13214,7 @@
       <w:pPr>
         <w:spacing w:before="60" w:after="80"/>
       </w:pPr>
-      <w:hyperlink r:id="rId336">
+      <w:hyperlink r:id="rId337">
         <w:r>
           <w:rPr>
             <w:color w:val="6B7280"/>
@@ -9875,7 +13243,7 @@
       <w:pPr>
         <w:spacing w:before="60" w:after="80"/>
       </w:pPr>
-      <w:hyperlink r:id="rId337">
+      <w:hyperlink r:id="rId338">
         <w:r>
           <w:rPr>
             <w:color w:val="6B7280"/>
@@ -9904,7 +13272,7 @@
       <w:pPr>
         <w:spacing w:before="60" w:after="80"/>
       </w:pPr>
-      <w:hyperlink r:id="rId338">
+      <w:hyperlink r:id="rId339">
         <w:r>
           <w:rPr>
             <w:color w:val="6B7280"/>
@@ -9933,7 +13301,7 @@
       <w:pPr>
         <w:spacing w:before="60" w:after="80"/>
       </w:pPr>
-      <w:hyperlink r:id="rId339">
+      <w:hyperlink r:id="rId340">
         <w:r>
           <w:rPr>
             <w:color w:val="6B7280"/>
@@ -9962,7 +13330,7 @@
       <w:pPr>
         <w:spacing w:before="60" w:after="80"/>
       </w:pPr>
-      <w:hyperlink r:id="rId340">
+      <w:hyperlink r:id="rId341">
         <w:r>
           <w:rPr>
             <w:color w:val="6B7280"/>
@@ -9991,7 +13359,7 @@
       <w:pPr>
         <w:spacing w:before="60" w:after="80"/>
       </w:pPr>
-      <w:hyperlink r:id="rId341">
+      <w:hyperlink r:id="rId342">
         <w:r>
           <w:rPr>
             <w:color w:val="6B7280"/>
@@ -10020,7 +13388,7 @@
       <w:pPr>
         <w:spacing w:before="60" w:after="80"/>
       </w:pPr>
-      <w:hyperlink r:id="rId342">
+      <w:hyperlink r:id="rId343">
         <w:r>
           <w:rPr>
             <w:color w:val="6B7280"/>
@@ -10049,7 +13417,7 @@
       <w:pPr>
         <w:spacing w:before="60" w:after="80"/>
       </w:pPr>
-      <w:hyperlink r:id="rId343">
+      <w:hyperlink r:id="rId344">
         <w:r>
           <w:rPr>
             <w:color w:val="6B7280"/>
@@ -10078,7 +13446,7 @@
       <w:pPr>
         <w:spacing w:before="60" w:after="80"/>
       </w:pPr>
-      <w:hyperlink r:id="rId344">
+      <w:hyperlink r:id="rId345">
         <w:r>
           <w:rPr>
             <w:color w:val="6B7280"/>
@@ -10107,7 +13475,7 @@
       <w:pPr>
         <w:spacing w:before="60" w:after="80"/>
       </w:pPr>
-      <w:hyperlink r:id="rId345">
+      <w:hyperlink r:id="rId346">
         <w:r>
           <w:rPr>
             <w:color w:val="6B7280"/>
@@ -10136,7 +13504,7 @@
       <w:pPr>
         <w:spacing w:before="60" w:after="80"/>
       </w:pPr>
-      <w:hyperlink r:id="rId346">
+      <w:hyperlink r:id="rId347">
         <w:r>
           <w:rPr>
             <w:color w:val="6B7280"/>
@@ -10165,7 +13533,7 @@
       <w:pPr>
         <w:spacing w:before="60" w:after="80"/>
       </w:pPr>
-      <w:hyperlink r:id="rId347">
+      <w:hyperlink r:id="rId348">
         <w:r>
           <w:rPr>
             <w:color w:val="6B7280"/>
@@ -10194,7 +13562,7 @@
       <w:pPr>
         <w:spacing w:before="60" w:after="80"/>
       </w:pPr>
-      <w:hyperlink r:id="rId348">
+      <w:hyperlink r:id="rId349">
         <w:r>
           <w:rPr>
             <w:color w:val="6B7280"/>
@@ -10223,7 +13591,7 @@
       <w:pPr>
         <w:spacing w:before="60" w:after="80"/>
       </w:pPr>
-      <w:hyperlink r:id="rId349">
+      <w:hyperlink r:id="rId350">
         <w:r>
           <w:rPr>
             <w:color w:val="6B7280"/>
@@ -10252,7 +13620,7 @@
       <w:pPr>
         <w:spacing w:before="60" w:after="80"/>
       </w:pPr>
-      <w:hyperlink r:id="rId350">
+      <w:hyperlink r:id="rId351">
         <w:r>
           <w:rPr>
             <w:color w:val="6B7280"/>
@@ -10281,7 +13649,7 @@
       <w:pPr>
         <w:spacing w:before="60" w:after="80"/>
       </w:pPr>
-      <w:hyperlink r:id="rId351">
+      <w:hyperlink r:id="rId352">
         <w:r>
           <w:rPr>
             <w:color w:val="6B7280"/>
@@ -10310,7 +13678,7 @@
       <w:pPr>
         <w:spacing w:before="60" w:after="80"/>
       </w:pPr>
-      <w:hyperlink r:id="rId352">
+      <w:hyperlink r:id="rId353">
         <w:r>
           <w:rPr>
             <w:color w:val="6B7280"/>
@@ -10343,7 +13711,7 @@
           <w:left w:val="single" w:sz="24" w:space="10" w:color="1E3A8A"/>
         </w:pBdr>
       </w:pPr>
-      <w:hyperlink r:id="rId353">
+      <w:hyperlink r:id="rId354">
         <w:r>
           <w:rPr>
             <w:color w:val="1E3A8A"/>
@@ -10372,7 +13740,7 @@
       <w:pPr>
         <w:spacing w:before="60" w:after="80"/>
       </w:pPr>
-      <w:hyperlink r:id="rId354">
+      <w:hyperlink r:id="rId355">
         <w:r>
           <w:rPr>
             <w:color w:val="6B7280"/>
@@ -10405,7 +13773,7 @@
           <w:left w:val="single" w:sz="24" w:space="10" w:color="1E3A8A"/>
         </w:pBdr>
       </w:pPr>
-      <w:hyperlink r:id="rId355">
+      <w:hyperlink r:id="rId356">
         <w:r>
           <w:rPr>
             <w:color w:val="1E3A8A"/>
@@ -10434,7 +13802,7 @@
       <w:pPr>
         <w:spacing w:before="60" w:after="80"/>
       </w:pPr>
-      <w:hyperlink r:id="rId356">
+      <w:hyperlink r:id="rId357">
         <w:r>
           <w:rPr>
             <w:color w:val="6B7280"/>
@@ -10467,7 +13835,7 @@
           <w:left w:val="single" w:sz="24" w:space="10" w:color="1E3A8A"/>
         </w:pBdr>
       </w:pPr>
-      <w:hyperlink r:id="rId357">
+      <w:hyperlink r:id="rId358">
         <w:r>
           <w:rPr>
             <w:color w:val="1E3A8A"/>
@@ -10496,7 +13864,7 @@
       <w:pPr>
         <w:spacing w:before="60" w:after="80"/>
       </w:pPr>
-      <w:hyperlink r:id="rId358">
+      <w:hyperlink r:id="rId359">
         <w:r>
           <w:rPr>
             <w:color w:val="6B7280"/>
@@ -10529,7 +13897,7 @@
           <w:left w:val="single" w:sz="24" w:space="10" w:color="1E3A8A"/>
         </w:pBdr>
       </w:pPr>
-      <w:hyperlink r:id="rId359">
+      <w:hyperlink r:id="rId360">
         <w:r>
           <w:rPr>
             <w:color w:val="1E3A8A"/>
@@ -10558,7 +13926,7 @@
       <w:pPr>
         <w:spacing w:before="60" w:after="80"/>
       </w:pPr>
-      <w:hyperlink r:id="rId360">
+      <w:hyperlink r:id="rId361">
         <w:r>
           <w:rPr>
             <w:color w:val="6B7280"/>
@@ -10591,7 +13959,7 @@
           <w:left w:val="single" w:sz="24" w:space="10" w:color="1E3A8A"/>
         </w:pBdr>
       </w:pPr>
-      <w:hyperlink r:id="rId361">
+      <w:hyperlink r:id="rId362">
         <w:r>
           <w:rPr>
             <w:color w:val="1E3A8A"/>
@@ -10620,7 +13988,7 @@
       <w:pPr>
         <w:spacing w:before="60" w:after="80"/>
       </w:pPr>
-      <w:hyperlink r:id="rId362">
+      <w:hyperlink r:id="rId363">
         <w:r>
           <w:rPr>
             <w:color w:val="6B7280"/>
@@ -10649,7 +14017,7 @@
       <w:pPr>
         <w:spacing w:before="60" w:after="80"/>
       </w:pPr>
-      <w:hyperlink r:id="rId363">
+      <w:hyperlink r:id="rId364">
         <w:r>
           <w:rPr>
             <w:color w:val="6B7280"/>
@@ -10682,7 +14050,7 @@
           <w:left w:val="single" w:sz="24" w:space="10" w:color="1E3A8A"/>
         </w:pBdr>
       </w:pPr>
-      <w:hyperlink r:id="rId364">
+      <w:hyperlink r:id="rId365">
         <w:r>
           <w:rPr>
             <w:color w:val="1E3A8A"/>
@@ -10715,7 +14083,7 @@
           <w:left w:val="single" w:sz="24" w:space="10" w:color="1E3A8A"/>
         </w:pBdr>
       </w:pPr>
-      <w:hyperlink r:id="rId365">
+      <w:hyperlink r:id="rId366">
         <w:r>
           <w:rPr>
             <w:color w:val="1E3A8A"/>
@@ -10744,7 +14112,7 @@
       <w:pPr>
         <w:spacing w:before="60" w:after="80"/>
       </w:pPr>
-      <w:hyperlink r:id="rId366">
+      <w:hyperlink r:id="rId367">
         <w:r>
           <w:rPr>
             <w:color w:val="6B7280"/>
@@ -10773,7 +14141,7 @@
       <w:pPr>
         <w:spacing w:before="60" w:after="80"/>
       </w:pPr>
-      <w:hyperlink r:id="rId367">
+      <w:hyperlink r:id="rId368">
         <w:r>
           <w:rPr>
             <w:color w:val="6B7280"/>
@@ -10802,7 +14170,7 @@
       <w:pPr>
         <w:spacing w:before="60" w:after="80"/>
       </w:pPr>
-      <w:hyperlink r:id="rId368">
+      <w:hyperlink r:id="rId369">
         <w:r>
           <w:rPr>
             <w:color w:val="6B7280"/>
@@ -10831,7 +14199,7 @@
       <w:pPr>
         <w:spacing w:before="60" w:after="80"/>
       </w:pPr>
-      <w:hyperlink r:id="rId369">
+      <w:hyperlink r:id="rId370">
         <w:r>
           <w:rPr>
             <w:color w:val="6B7280"/>
@@ -10860,7 +14228,7 @@
       <w:pPr>
         <w:spacing w:before="60" w:after="80"/>
       </w:pPr>
-      <w:hyperlink r:id="rId370">
+      <w:hyperlink r:id="rId371">
         <w:r>
           <w:rPr>
             <w:color w:val="6B7280"/>
@@ -10889,7 +14257,7 @@
       <w:pPr>
         <w:spacing w:before="60" w:after="80"/>
       </w:pPr>
-      <w:hyperlink r:id="rId370">
+      <w:hyperlink r:id="rId371">
         <w:r>
           <w:rPr>
             <w:color w:val="6B7280"/>
@@ -10918,7 +14286,7 @@
       <w:pPr>
         <w:spacing w:before="60" w:after="80"/>
       </w:pPr>
-      <w:hyperlink r:id="rId371">
+      <w:hyperlink r:id="rId372">
         <w:r>
           <w:rPr>
             <w:color w:val="6B7280"/>
@@ -10947,7 +14315,7 @@
       <w:pPr>
         <w:spacing w:before="60" w:after="80"/>
       </w:pPr>
-      <w:hyperlink r:id="rId372">
+      <w:hyperlink r:id="rId373">
         <w:r>
           <w:rPr>
             <w:color w:val="6B7280"/>
@@ -10976,7 +14344,7 @@
       <w:pPr>
         <w:spacing w:before="60" w:after="80"/>
       </w:pPr>
-      <w:hyperlink r:id="rId373">
+      <w:hyperlink r:id="rId374">
         <w:r>
           <w:rPr>
             <w:color w:val="6B7280"/>
@@ -11005,7 +14373,7 @@
       <w:pPr>
         <w:spacing w:before="60" w:after="80"/>
       </w:pPr>
-      <w:hyperlink r:id="rId374">
+      <w:hyperlink r:id="rId375">
         <w:r>
           <w:rPr>
             <w:color w:val="6B7280"/>
@@ -11034,7 +14402,7 @@
       <w:pPr>
         <w:spacing w:before="60" w:after="80"/>
       </w:pPr>
-      <w:hyperlink r:id="rId375">
+      <w:hyperlink r:id="rId376">
         <w:r>
           <w:rPr>
             <w:color w:val="6B7280"/>
@@ -11063,7 +14431,7 @@
       <w:pPr>
         <w:spacing w:before="60" w:after="80"/>
       </w:pPr>
-      <w:hyperlink r:id="rId376">
+      <w:hyperlink r:id="rId377">
         <w:r>
           <w:rPr>
             <w:color w:val="6B7280"/>
@@ -11092,7 +14460,7 @@
       <w:pPr>
         <w:spacing w:before="60" w:after="80"/>
       </w:pPr>
-      <w:hyperlink r:id="rId377">
+      <w:hyperlink r:id="rId378">
         <w:r>
           <w:rPr>
             <w:color w:val="6B7280"/>
@@ -11121,7 +14489,7 @@
       <w:pPr>
         <w:spacing w:before="60" w:after="80"/>
       </w:pPr>
-      <w:hyperlink r:id="rId378">
+      <w:hyperlink r:id="rId379">
         <w:r>
           <w:rPr>
             <w:color w:val="6B7280"/>
@@ -11150,7 +14518,7 @@
       <w:pPr>
         <w:spacing w:before="60" w:after="80"/>
       </w:pPr>
-      <w:hyperlink r:id="rId379">
+      <w:hyperlink r:id="rId380">
         <w:r>
           <w:rPr>
             <w:color w:val="6B7280"/>
@@ -11179,7 +14547,7 @@
       <w:pPr>
         <w:spacing w:before="60" w:after="80"/>
       </w:pPr>
-      <w:hyperlink r:id="rId380">
+      <w:hyperlink r:id="rId381">
         <w:r>
           <w:rPr>
             <w:color w:val="6B7280"/>
@@ -11208,7 +14576,7 @@
       <w:pPr>
         <w:spacing w:before="60" w:after="80"/>
       </w:pPr>
-      <w:hyperlink r:id="rId381">
+      <w:hyperlink r:id="rId382">
         <w:r>
           <w:rPr>
             <w:color w:val="6B7280"/>
@@ -11237,7 +14605,7 @@
       <w:pPr>
         <w:spacing w:before="60" w:after="80"/>
       </w:pPr>
-      <w:hyperlink r:id="rId382">
+      <w:hyperlink r:id="rId383">
         <w:r>
           <w:rPr>
             <w:color w:val="6B7280"/>
@@ -11266,7 +14634,7 @@
       <w:pPr>
         <w:spacing w:before="60" w:after="80"/>
       </w:pPr>
-      <w:hyperlink r:id="rId383">
+      <w:hyperlink r:id="rId384">
         <w:r>
           <w:rPr>
             <w:color w:val="6B7280"/>
@@ -11295,7 +14663,7 @@
       <w:pPr>
         <w:spacing w:before="60" w:after="80"/>
       </w:pPr>
-      <w:hyperlink r:id="rId384">
+      <w:hyperlink r:id="rId385">
         <w:r>
           <w:rPr>
             <w:color w:val="6B7280"/>
@@ -11324,7 +14692,7 @@
       <w:pPr>
         <w:spacing w:before="60" w:after="80"/>
       </w:pPr>
-      <w:hyperlink r:id="rId385">
+      <w:hyperlink r:id="rId386">
         <w:r>
           <w:rPr>
             <w:color w:val="6B7280"/>
@@ -11353,7 +14721,7 @@
       <w:pPr>
         <w:spacing w:before="60" w:after="80"/>
       </w:pPr>
-      <w:hyperlink r:id="rId386">
+      <w:hyperlink r:id="rId387">
         <w:r>
           <w:rPr>
             <w:color w:val="6B7280"/>
@@ -11382,7 +14750,7 @@
       <w:pPr>
         <w:spacing w:before="60" w:after="80"/>
       </w:pPr>
-      <w:hyperlink r:id="rId387">
+      <w:hyperlink r:id="rId388">
         <w:r>
           <w:rPr>
             <w:color w:val="6B7280"/>
@@ -11411,7 +14779,7 @@
       <w:pPr>
         <w:spacing w:before="60" w:after="80"/>
       </w:pPr>
-      <w:hyperlink r:id="rId388">
+      <w:hyperlink r:id="rId389">
         <w:r>
           <w:rPr>
             <w:color w:val="6B7280"/>
@@ -11440,7 +14808,7 @@
       <w:pPr>
         <w:spacing w:before="60" w:after="80"/>
       </w:pPr>
-      <w:hyperlink r:id="rId388">
+      <w:hyperlink r:id="rId389">
         <w:r>
           <w:rPr>
             <w:color w:val="6B7280"/>
@@ -11469,7 +14837,7 @@
       <w:pPr>
         <w:spacing w:before="60" w:after="80"/>
       </w:pPr>
-      <w:hyperlink r:id="rId389">
+      <w:hyperlink r:id="rId390">
         <w:r>
           <w:rPr>
             <w:color w:val="6B7280"/>
@@ -11498,7 +14866,7 @@
       <w:pPr>
         <w:spacing w:before="60" w:after="80"/>
       </w:pPr>
-      <w:hyperlink r:id="rId390">
+      <w:hyperlink r:id="rId391">
         <w:r>
           <w:rPr>
             <w:color w:val="6B7280"/>
@@ -11531,7 +14899,7 @@
           <w:left w:val="single" w:sz="24" w:space="10" w:color="1E3A8A"/>
         </w:pBdr>
       </w:pPr>
-      <w:hyperlink r:id="rId391">
+      <w:hyperlink r:id="rId392">
         <w:r>
           <w:rPr>
             <w:color w:val="1E3A8A"/>
@@ -11560,7 +14928,7 @@
       <w:pPr>
         <w:spacing w:before="60" w:after="80"/>
       </w:pPr>
-      <w:hyperlink r:id="rId392">
+      <w:hyperlink r:id="rId393">
         <w:r>
           <w:rPr>
             <w:color w:val="6B7280"/>
@@ -11593,7 +14961,7 @@
           <w:left w:val="single" w:sz="24" w:space="10" w:color="1E3A8A"/>
         </w:pBdr>
       </w:pPr>
-      <w:hyperlink r:id="rId393">
+      <w:hyperlink r:id="rId394">
         <w:r>
           <w:rPr>
             <w:color w:val="1E3A8A"/>
@@ -11622,7 +14990,7 @@
       <w:pPr>
         <w:spacing w:before="60" w:after="80"/>
       </w:pPr>
-      <w:hyperlink r:id="rId394">
+      <w:hyperlink r:id="rId395">
         <w:r>
           <w:rPr>
             <w:color w:val="6B7280"/>
@@ -11651,7 +15019,7 @@
       <w:pPr>
         <w:spacing w:before="60" w:after="80"/>
       </w:pPr>
-      <w:hyperlink r:id="rId395">
+      <w:hyperlink r:id="rId396">
         <w:r>
           <w:rPr>
             <w:color w:val="6B7280"/>
@@ -11680,7 +15048,7 @@
       <w:pPr>
         <w:spacing w:before="60" w:after="80"/>
       </w:pPr>
-      <w:hyperlink r:id="rId396">
+      <w:hyperlink r:id="rId397">
         <w:r>
           <w:rPr>
             <w:color w:val="6B7280"/>
@@ -11709,7 +15077,7 @@
       <w:pPr>
         <w:spacing w:before="60" w:after="80"/>
       </w:pPr>
-      <w:hyperlink r:id="rId397">
+      <w:hyperlink r:id="rId398">
         <w:r>
           <w:rPr>
             <w:color w:val="6B7280"/>
@@ -11738,7 +15106,7 @@
       <w:pPr>
         <w:spacing w:before="60" w:after="80"/>
       </w:pPr>
-      <w:hyperlink r:id="rId398">
+      <w:hyperlink r:id="rId399">
         <w:r>
           <w:rPr>
             <w:color w:val="6B7280"/>
@@ -11767,7 +15135,7 @@
       <w:pPr>
         <w:spacing w:before="60" w:after="80"/>
       </w:pPr>
-      <w:hyperlink r:id="rId399">
+      <w:hyperlink r:id="rId400">
         <w:r>
           <w:rPr>
             <w:color w:val="6B7280"/>
@@ -11796,7 +15164,7 @@
       <w:pPr>
         <w:spacing w:before="60" w:after="80"/>
       </w:pPr>
-      <w:hyperlink r:id="rId399">
+      <w:hyperlink r:id="rId400">
         <w:r>
           <w:rPr>
             <w:color w:val="6B7280"/>
@@ -11825,7 +15193,7 @@
       <w:pPr>
         <w:spacing w:before="60" w:after="80"/>
       </w:pPr>
-      <w:hyperlink r:id="rId400">
+      <w:hyperlink r:id="rId401">
         <w:r>
           <w:rPr>
             <w:color w:val="6B7280"/>
@@ -11854,7 +15222,7 @@
       <w:pPr>
         <w:spacing w:before="60" w:after="80"/>
       </w:pPr>
-      <w:hyperlink r:id="rId400">
+      <w:hyperlink r:id="rId401">
         <w:r>
           <w:rPr>
             <w:color w:val="6B7280"/>
@@ -11883,7 +15251,7 @@
       <w:pPr>
         <w:spacing w:before="60" w:after="80"/>
       </w:pPr>
-      <w:hyperlink r:id="rId401">
+      <w:hyperlink r:id="rId402">
         <w:r>
           <w:rPr>
             <w:color w:val="6B7280"/>
@@ -11912,7 +15280,7 @@
       <w:pPr>
         <w:spacing w:before="60" w:after="80"/>
       </w:pPr>
-      <w:hyperlink r:id="rId402">
+      <w:hyperlink r:id="rId403">
         <w:r>
           <w:rPr>
             <w:color w:val="6B7280"/>
@@ -11941,7 +15309,7 @@
       <w:pPr>
         <w:spacing w:before="60" w:after="80"/>
       </w:pPr>
-      <w:hyperlink r:id="rId403">
+      <w:hyperlink r:id="rId404">
         <w:r>
           <w:rPr>
             <w:color w:val="6B7280"/>
@@ -11970,7 +15338,7 @@
       <w:pPr>
         <w:spacing w:before="60" w:after="80"/>
       </w:pPr>
-      <w:hyperlink r:id="rId404">
+      <w:hyperlink r:id="rId405">
         <w:r>
           <w:rPr>
             <w:color w:val="6B7280"/>
@@ -11999,7 +15367,7 @@
       <w:pPr>
         <w:spacing w:before="60" w:after="80"/>
       </w:pPr>
-      <w:hyperlink r:id="rId405">
+      <w:hyperlink r:id="rId406">
         <w:r>
           <w:rPr>
             <w:color w:val="6B7280"/>
@@ -12028,7 +15396,7 @@
       <w:pPr>
         <w:spacing w:before="60" w:after="80"/>
       </w:pPr>
-      <w:hyperlink r:id="rId406">
+      <w:hyperlink r:id="rId407">
         <w:r>
           <w:rPr>
             <w:color w:val="6B7280"/>
@@ -12057,7 +15425,7 @@
       <w:pPr>
         <w:spacing w:before="60" w:after="80"/>
       </w:pPr>
-      <w:hyperlink r:id="rId407">
+      <w:hyperlink r:id="rId408">
         <w:r>
           <w:rPr>
             <w:color w:val="6B7280"/>
@@ -12086,7 +15454,7 @@
       <w:pPr>
         <w:spacing w:before="60" w:after="80"/>
       </w:pPr>
-      <w:hyperlink r:id="rId407">
+      <w:hyperlink r:id="rId408">
         <w:r>
           <w:rPr>
             <w:color w:val="6B7280"/>
@@ -12115,7 +15483,7 @@
       <w:pPr>
         <w:spacing w:before="60" w:after="80"/>
       </w:pPr>
-      <w:hyperlink r:id="rId408">
+      <w:hyperlink r:id="rId409">
         <w:r>
           <w:rPr>
             <w:color w:val="6B7280"/>
@@ -12144,7 +15512,7 @@
       <w:pPr>
         <w:spacing w:before="60" w:after="80"/>
       </w:pPr>
-      <w:hyperlink r:id="rId409">
+      <w:hyperlink r:id="rId410">
         <w:r>
           <w:rPr>
             <w:color w:val="6B7280"/>
@@ -12173,7 +15541,7 @@
       <w:pPr>
         <w:spacing w:before="60" w:after="80"/>
       </w:pPr>
-      <w:hyperlink r:id="rId410">
+      <w:hyperlink r:id="rId411">
         <w:r>
           <w:rPr>
             <w:color w:val="6B7280"/>
@@ -12202,7 +15570,7 @@
       <w:pPr>
         <w:spacing w:before="60" w:after="80"/>
       </w:pPr>
-      <w:hyperlink r:id="rId411">
+      <w:hyperlink r:id="rId412">
         <w:r>
           <w:rPr>
             <w:color w:val="6B7280"/>
@@ -12231,7 +15599,7 @@
       <w:pPr>
         <w:spacing w:before="60" w:after="80"/>
       </w:pPr>
-      <w:hyperlink r:id="rId412">
+      <w:hyperlink r:id="rId413">
         <w:r>
           <w:rPr>
             <w:color w:val="6B7280"/>
@@ -12260,7 +15628,7 @@
       <w:pPr>
         <w:spacing w:before="60" w:after="80"/>
       </w:pPr>
-      <w:hyperlink r:id="rId413">
+      <w:hyperlink r:id="rId414">
         <w:r>
           <w:rPr>
             <w:color w:val="6B7280"/>
@@ -12289,7 +15657,7 @@
       <w:pPr>
         <w:spacing w:before="60" w:after="80"/>
       </w:pPr>
-      <w:hyperlink r:id="rId414">
+      <w:hyperlink r:id="rId415">
         <w:r>
           <w:rPr>
             <w:color w:val="6B7280"/>
@@ -12318,7 +15686,7 @@
       <w:pPr>
         <w:spacing w:before="60" w:after="80"/>
       </w:pPr>
-      <w:hyperlink r:id="rId415">
+      <w:hyperlink r:id="rId416">
         <w:r>
           <w:rPr>
             <w:color w:val="6B7280"/>
@@ -12347,7 +15715,7 @@
       <w:pPr>
         <w:spacing w:before="60" w:after="80"/>
       </w:pPr>
-      <w:hyperlink r:id="rId416">
+      <w:hyperlink r:id="rId417">
         <w:r>
           <w:rPr>
             <w:color w:val="6B7280"/>
@@ -12376,7 +15744,7 @@
       <w:pPr>
         <w:spacing w:before="60" w:after="80"/>
       </w:pPr>
-      <w:hyperlink r:id="rId417">
+      <w:hyperlink r:id="rId418">
         <w:r>
           <w:rPr>
             <w:color w:val="6B7280"/>
@@ -12405,7 +15773,7 @@
       <w:pPr>
         <w:spacing w:before="60" w:after="80"/>
       </w:pPr>
-      <w:hyperlink r:id="rId418">
+      <w:hyperlink r:id="rId419">
         <w:r>
           <w:rPr>
             <w:color w:val="6B7280"/>
@@ -12434,7 +15802,7 @@
       <w:pPr>
         <w:spacing w:before="60" w:after="80"/>
       </w:pPr>
-      <w:hyperlink r:id="rId419">
+      <w:hyperlink r:id="rId420">
         <w:r>
           <w:rPr>
             <w:color w:val="6B7280"/>
@@ -12463,7 +15831,7 @@
       <w:pPr>
         <w:spacing w:before="60" w:after="80"/>
       </w:pPr>
-      <w:hyperlink r:id="rId420">
+      <w:hyperlink r:id="rId421">
         <w:r>
           <w:rPr>
             <w:color w:val="6B7280"/>
@@ -12492,7 +15860,7 @@
       <w:pPr>
         <w:spacing w:before="60" w:after="80"/>
       </w:pPr>
-      <w:hyperlink r:id="rId421">
+      <w:hyperlink r:id="rId422">
         <w:r>
           <w:rPr>
             <w:color w:val="6B7280"/>
@@ -12525,7 +15893,7 @@
           <w:left w:val="single" w:sz="24" w:space="10" w:color="1E3A8A"/>
         </w:pBdr>
       </w:pPr>
-      <w:hyperlink r:id="rId422">
+      <w:hyperlink r:id="rId423">
         <w:r>
           <w:rPr>
             <w:color w:val="1E3A8A"/>
@@ -12554,7 +15922,7 @@
       <w:pPr>
         <w:spacing w:before="60" w:after="80"/>
       </w:pPr>
-      <w:hyperlink r:id="rId423">
+      <w:hyperlink r:id="rId424">
         <w:r>
           <w:rPr>
             <w:color w:val="6B7280"/>
@@ -12583,7 +15951,7 @@
       <w:pPr>
         <w:spacing w:before="60" w:after="80"/>
       </w:pPr>
-      <w:hyperlink r:id="rId424">
+      <w:hyperlink r:id="rId425">
         <w:r>
           <w:rPr>
             <w:color w:val="6B7280"/>
@@ -12612,7 +15980,7 @@
       <w:pPr>
         <w:spacing w:before="60" w:after="80"/>
       </w:pPr>
-      <w:hyperlink r:id="rId425">
+      <w:hyperlink r:id="rId426">
         <w:r>
           <w:rPr>
             <w:color w:val="6B7280"/>
@@ -12641,7 +16009,7 @@
       <w:pPr>
         <w:spacing w:before="60" w:after="80"/>
       </w:pPr>
-      <w:hyperlink r:id="rId426">
+      <w:hyperlink r:id="rId427">
         <w:r>
           <w:rPr>
             <w:color w:val="6B7280"/>
@@ -12670,7 +16038,7 @@
       <w:pPr>
         <w:spacing w:before="60" w:after="80"/>
       </w:pPr>
-      <w:hyperlink r:id="rId427">
+      <w:hyperlink r:id="rId428">
         <w:r>
           <w:rPr>
             <w:color w:val="6B7280"/>
@@ -12699,7 +16067,7 @@
       <w:pPr>
         <w:spacing w:before="60" w:after="80"/>
       </w:pPr>
-      <w:hyperlink r:id="rId428">
+      <w:hyperlink r:id="rId429">
         <w:r>
           <w:rPr>
             <w:color w:val="6B7280"/>
@@ -12728,7 +16096,7 @@
       <w:pPr>
         <w:spacing w:before="60" w:after="80"/>
       </w:pPr>
-      <w:hyperlink r:id="rId429">
+      <w:hyperlink r:id="rId430">
         <w:r>
           <w:rPr>
             <w:color w:val="6B7280"/>
@@ -12757,7 +16125,7 @@
       <w:pPr>
         <w:spacing w:before="60" w:after="80"/>
       </w:pPr>
-      <w:hyperlink r:id="rId430">
+      <w:hyperlink r:id="rId431">
         <w:r>
           <w:rPr>
             <w:color w:val="6B7280"/>
@@ -12786,7 +16154,7 @@
       <w:pPr>
         <w:spacing w:before="60" w:after="80"/>
       </w:pPr>
-      <w:hyperlink r:id="rId431">
+      <w:hyperlink r:id="rId432">
         <w:r>
           <w:rPr>
             <w:color w:val="6B7280"/>
@@ -12815,7 +16183,7 @@
       <w:pPr>
         <w:spacing w:before="60" w:after="80"/>
       </w:pPr>
-      <w:hyperlink r:id="rId432">
+      <w:hyperlink r:id="rId433">
         <w:r>
           <w:rPr>
             <w:color w:val="6B7280"/>
@@ -12844,7 +16212,7 @@
       <w:pPr>
         <w:spacing w:before="60" w:after="80"/>
       </w:pPr>
-      <w:hyperlink r:id="rId433">
+      <w:hyperlink r:id="rId434">
         <w:r>
           <w:rPr>
             <w:color w:val="6B7280"/>
@@ -12873,7 +16241,7 @@
       <w:pPr>
         <w:spacing w:before="60" w:after="80"/>
       </w:pPr>
-      <w:hyperlink r:id="rId434">
+      <w:hyperlink r:id="rId435">
         <w:r>
           <w:rPr>
             <w:color w:val="6B7280"/>
@@ -12902,7 +16270,7 @@
       <w:pPr>
         <w:spacing w:before="60" w:after="80"/>
       </w:pPr>
-      <w:hyperlink r:id="rId435">
+      <w:hyperlink r:id="rId436">
         <w:r>
           <w:rPr>
             <w:color w:val="6B7280"/>
@@ -12931,7 +16299,7 @@
       <w:pPr>
         <w:spacing w:before="60" w:after="80"/>
       </w:pPr>
-      <w:hyperlink r:id="rId436">
+      <w:hyperlink r:id="rId437">
         <w:r>
           <w:rPr>
             <w:color w:val="6B7280"/>
@@ -12960,7 +16328,7 @@
       <w:pPr>
         <w:spacing w:before="60" w:after="80"/>
       </w:pPr>
-      <w:hyperlink r:id="rId437">
+      <w:hyperlink r:id="rId438">
         <w:r>
           <w:rPr>
             <w:color w:val="6B7280"/>
@@ -12993,7 +16361,7 @@
           <w:left w:val="single" w:sz="24" w:space="10" w:color="1E3A8A"/>
         </w:pBdr>
       </w:pPr>
-      <w:hyperlink r:id="rId438">
+      <w:hyperlink r:id="rId439">
         <w:r>
           <w:rPr>
             <w:color w:val="1E3A8A"/>
@@ -13026,7 +16394,7 @@
           <w:left w:val="single" w:sz="24" w:space="10" w:color="1E3A8A"/>
         </w:pBdr>
       </w:pPr>
-      <w:hyperlink r:id="rId439">
+      <w:hyperlink r:id="rId440">
         <w:r>
           <w:rPr>
             <w:color w:val="1E3A8A"/>
@@ -13055,7 +16423,7 @@
       <w:pPr>
         <w:spacing w:before="60" w:after="80"/>
       </w:pPr>
-      <w:hyperlink r:id="rId440">
+      <w:hyperlink r:id="rId441">
         <w:r>
           <w:rPr>
             <w:color w:val="6B7280"/>
@@ -13084,7 +16452,7 @@
       <w:pPr>
         <w:spacing w:before="60" w:after="80"/>
       </w:pPr>
-      <w:hyperlink r:id="rId441">
+      <w:hyperlink r:id="rId442">
         <w:r>
           <w:rPr>
             <w:color w:val="6B7280"/>
@@ -13113,7 +16481,7 @@
       <w:pPr>
         <w:spacing w:before="60" w:after="80"/>
       </w:pPr>
-      <w:hyperlink r:id="rId442">
+      <w:hyperlink r:id="rId443">
         <w:r>
           <w:rPr>
             <w:color w:val="6B7280"/>
@@ -13142,7 +16510,7 @@
       <w:pPr>
         <w:spacing w:before="60" w:after="80"/>
       </w:pPr>
-      <w:hyperlink r:id="rId443">
+      <w:hyperlink r:id="rId444">
         <w:r>
           <w:rPr>
             <w:color w:val="6B7280"/>
@@ -13171,7 +16539,7 @@
       <w:pPr>
         <w:spacing w:before="60" w:after="80"/>
       </w:pPr>
-      <w:hyperlink r:id="rId444">
+      <w:hyperlink r:id="rId445">
         <w:r>
           <w:rPr>
             <w:color w:val="6B7280"/>
@@ -13204,7 +16572,7 @@
           <w:left w:val="single" w:sz="24" w:space="10" w:color="1E3A8A"/>
         </w:pBdr>
       </w:pPr>
-      <w:hyperlink r:id="rId445">
+      <w:hyperlink r:id="rId446">
         <w:r>
           <w:rPr>
             <w:color w:val="1E3A8A"/>
@@ -13233,7 +16601,7 @@
       <w:pPr>
         <w:spacing w:before="60" w:after="80"/>
       </w:pPr>
-      <w:hyperlink r:id="rId446">
+      <w:hyperlink r:id="rId447">
         <w:r>
           <w:rPr>
             <w:color w:val="6B7280"/>
@@ -13262,7 +16630,7 @@
       <w:pPr>
         <w:spacing w:before="60" w:after="80"/>
       </w:pPr>
-      <w:hyperlink r:id="rId447">
+      <w:hyperlink r:id="rId448">
         <w:r>
           <w:rPr>
             <w:color w:val="6B7280"/>
@@ -13295,7 +16663,7 @@
           <w:left w:val="single" w:sz="24" w:space="10" w:color="1E3A8A"/>
         </w:pBdr>
       </w:pPr>
-      <w:hyperlink r:id="rId448">
+      <w:hyperlink r:id="rId449">
         <w:r>
           <w:rPr>
             <w:color w:val="1E3A8A"/>
@@ -13328,7 +16696,7 @@
           <w:left w:val="single" w:sz="24" w:space="10" w:color="1E3A8A"/>
         </w:pBdr>
       </w:pPr>
-      <w:hyperlink r:id="rId449">
+      <w:hyperlink r:id="rId450">
         <w:r>
           <w:rPr>
             <w:color w:val="1E3A8A"/>
@@ -13357,7 +16725,7 @@
       <w:pPr>
         <w:spacing w:before="60" w:after="80"/>
       </w:pPr>
-      <w:hyperlink r:id="rId450">
+      <w:hyperlink r:id="rId451">
         <w:r>
           <w:rPr>
             <w:color w:val="6B7280"/>
@@ -13386,7 +16754,7 @@
       <w:pPr>
         <w:spacing w:before="60" w:after="80"/>
       </w:pPr>
-      <w:hyperlink r:id="rId451">
+      <w:hyperlink r:id="rId452">
         <w:r>
           <w:rPr>
             <w:color w:val="6B7280"/>
@@ -13415,7 +16783,7 @@
       <w:pPr>
         <w:spacing w:before="60" w:after="80"/>
       </w:pPr>
-      <w:hyperlink r:id="rId452">
+      <w:hyperlink r:id="rId453">
         <w:r>
           <w:rPr>
             <w:color w:val="6B7280"/>
@@ -13444,7 +16812,7 @@
       <w:pPr>
         <w:spacing w:before="60" w:after="80"/>
       </w:pPr>
-      <w:hyperlink r:id="rId453">
+      <w:hyperlink r:id="rId454">
         <w:r>
           <w:rPr>
             <w:color w:val="6B7280"/>
@@ -13473,7 +16841,7 @@
       <w:pPr>
         <w:spacing w:before="60" w:after="80"/>
       </w:pPr>
-      <w:hyperlink r:id="rId454">
+      <w:hyperlink r:id="rId455">
         <w:r>
           <w:rPr>
             <w:color w:val="6B7280"/>
@@ -13502,7 +16870,7 @@
       <w:pPr>
         <w:spacing w:before="60" w:after="80"/>
       </w:pPr>
-      <w:hyperlink r:id="rId455">
+      <w:hyperlink r:id="rId456">
         <w:r>
           <w:rPr>
             <w:color w:val="6B7280"/>
@@ -13531,7 +16899,7 @@
       <w:pPr>
         <w:spacing w:before="60" w:after="80"/>
       </w:pPr>
-      <w:hyperlink r:id="rId456">
+      <w:hyperlink r:id="rId457">
         <w:r>
           <w:rPr>
             <w:color w:val="6B7280"/>
@@ -13560,7 +16928,7 @@
       <w:pPr>
         <w:spacing w:before="60" w:after="80"/>
       </w:pPr>
-      <w:hyperlink r:id="rId457">
+      <w:hyperlink r:id="rId458">
         <w:r>
           <w:rPr>
             <w:color w:val="6B7280"/>
@@ -13589,7 +16957,7 @@
       <w:pPr>
         <w:spacing w:before="60" w:after="80"/>
       </w:pPr>
-      <w:hyperlink r:id="rId458">
+      <w:hyperlink r:id="rId459">
         <w:r>
           <w:rPr>
             <w:color w:val="6B7280"/>
@@ -13618,7 +16986,7 @@
       <w:pPr>
         <w:spacing w:before="60" w:after="80"/>
       </w:pPr>
-      <w:hyperlink r:id="rId459">
+      <w:hyperlink r:id="rId460">
         <w:r>
           <w:rPr>
             <w:color w:val="6B7280"/>
@@ -13647,7 +17015,7 @@
       <w:pPr>
         <w:spacing w:before="60" w:after="80"/>
       </w:pPr>
-      <w:hyperlink r:id="rId460">
+      <w:hyperlink r:id="rId461">
         <w:r>
           <w:rPr>
             <w:color w:val="6B7280"/>
@@ -13676,7 +17044,7 @@
       <w:pPr>
         <w:spacing w:before="60" w:after="80"/>
       </w:pPr>
-      <w:hyperlink r:id="rId461">
+      <w:hyperlink r:id="rId462">
         <w:r>
           <w:rPr>
             <w:color w:val="6B7280"/>
@@ -13705,7 +17073,7 @@
       <w:pPr>
         <w:spacing w:before="60" w:after="80"/>
       </w:pPr>
-      <w:hyperlink r:id="rId462">
+      <w:hyperlink r:id="rId463">
         <w:r>
           <w:rPr>
             <w:color w:val="6B7280"/>
@@ -13734,7 +17102,7 @@
       <w:pPr>
         <w:spacing w:before="60" w:after="80"/>
       </w:pPr>
-      <w:hyperlink r:id="rId462">
+      <w:hyperlink r:id="rId463">
         <w:r>
           <w:rPr>
             <w:color w:val="6B7280"/>
@@ -13767,7 +17135,7 @@
           <w:left w:val="single" w:sz="24" w:space="10" w:color="1E3A8A"/>
         </w:pBdr>
       </w:pPr>
-      <w:hyperlink r:id="rId463">
+      <w:hyperlink r:id="rId464">
         <w:r>
           <w:rPr>
             <w:color w:val="1E3A8A"/>
@@ -13796,7 +17164,7 @@
       <w:pPr>
         <w:spacing w:before="60" w:after="80"/>
       </w:pPr>
-      <w:hyperlink r:id="rId464">
+      <w:hyperlink r:id="rId465">
         <w:r>
           <w:rPr>
             <w:color w:val="6B7280"/>
@@ -13829,7 +17197,7 @@
           <w:left w:val="single" w:sz="24" w:space="10" w:color="1E3A8A"/>
         </w:pBdr>
       </w:pPr>
-      <w:hyperlink r:id="rId464">
+      <w:hyperlink r:id="rId465">
         <w:r>
           <w:rPr>
             <w:color w:val="1E3A8A"/>
@@ -13858,7 +17226,7 @@
       <w:pPr>
         <w:spacing w:before="60" w:after="80"/>
       </w:pPr>
-      <w:hyperlink r:id="rId465">
+      <w:hyperlink r:id="rId466">
         <w:r>
           <w:rPr>
             <w:color w:val="6B7280"/>
@@ -13891,7 +17259,7 @@
           <w:left w:val="single" w:sz="24" w:space="10" w:color="1E3A8A"/>
         </w:pBdr>
       </w:pPr>
-      <w:hyperlink r:id="rId466">
+      <w:hyperlink r:id="rId467">
         <w:r>
           <w:rPr>
             <w:color w:val="1E3A8A"/>
@@ -13920,7 +17288,7 @@
       <w:pPr>
         <w:spacing w:before="60" w:after="80"/>
       </w:pPr>
-      <w:hyperlink r:id="rId467">
+      <w:hyperlink r:id="rId468">
         <w:r>
           <w:rPr>
             <w:color w:val="6B7280"/>
@@ -13953,7 +17321,7 @@
           <w:left w:val="single" w:sz="24" w:space="10" w:color="1E3A8A"/>
         </w:pBdr>
       </w:pPr>
-      <w:hyperlink r:id="rId468">
+      <w:hyperlink r:id="rId469">
         <w:r>
           <w:rPr>
             <w:color w:val="1E3A8A"/>
@@ -13982,7 +17350,7 @@
       <w:pPr>
         <w:spacing w:before="60" w:after="80"/>
       </w:pPr>
-      <w:hyperlink r:id="rId469">
+      <w:hyperlink r:id="rId470">
         <w:r>
           <w:rPr>
             <w:color w:val="6B7280"/>
@@ -14015,7 +17383,7 @@
           <w:left w:val="single" w:sz="24" w:space="10" w:color="1E3A8A"/>
         </w:pBdr>
       </w:pPr>
-      <w:hyperlink r:id="rId470">
+      <w:hyperlink r:id="rId471">
         <w:r>
           <w:rPr>
             <w:color w:val="1E3A8A"/>
@@ -14044,7 +17412,7 @@
       <w:pPr>
         <w:spacing w:before="60" w:after="80"/>
       </w:pPr>
-      <w:hyperlink r:id="rId471">
+      <w:hyperlink r:id="rId472">
         <w:r>
           <w:rPr>
             <w:color w:val="6B7280"/>
@@ -14077,7 +17445,7 @@
           <w:left w:val="single" w:sz="24" w:space="10" w:color="1E3A8A"/>
         </w:pBdr>
       </w:pPr>
-      <w:hyperlink r:id="rId472">
+      <w:hyperlink r:id="rId473">
         <w:r>
           <w:rPr>
             <w:color w:val="1E3A8A"/>
@@ -14106,7 +17474,7 @@
       <w:pPr>
         <w:spacing w:before="60" w:after="80"/>
       </w:pPr>
-      <w:hyperlink r:id="rId473">
+      <w:hyperlink r:id="rId474">
         <w:r>
           <w:rPr>
             <w:color w:val="6B7280"/>
@@ -14139,7 +17507,7 @@
           <w:left w:val="single" w:sz="24" w:space="10" w:color="1E3A8A"/>
         </w:pBdr>
       </w:pPr>
-      <w:hyperlink r:id="rId474">
+      <w:hyperlink r:id="rId475">
         <w:r>
           <w:rPr>
             <w:color w:val="1E3A8A"/>
@@ -14168,7 +17536,7 @@
       <w:pPr>
         <w:spacing w:before="60" w:after="80"/>
       </w:pPr>
-      <w:hyperlink r:id="rId475">
+      <w:hyperlink r:id="rId476">
         <w:r>
           <w:rPr>
             <w:color w:val="6B7280"/>
@@ -14201,7 +17569,7 @@
           <w:left w:val="single" w:sz="24" w:space="10" w:color="1E3A8A"/>
         </w:pBdr>
       </w:pPr>
-      <w:hyperlink r:id="rId476">
+      <w:hyperlink r:id="rId477">
         <w:r>
           <w:rPr>
             <w:color w:val="1E3A8A"/>
@@ -14230,7 +17598,7 @@
       <w:pPr>
         <w:spacing w:before="60" w:after="80"/>
       </w:pPr>
-      <w:hyperlink r:id="rId477">
+      <w:hyperlink r:id="rId478">
         <w:r>
           <w:rPr>
             <w:color w:val="6B7280"/>
@@ -14263,7 +17631,7 @@
           <w:left w:val="single" w:sz="24" w:space="10" w:color="1E3A8A"/>
         </w:pBdr>
       </w:pPr>
-      <w:hyperlink r:id="rId478">
+      <w:hyperlink r:id="rId479">
         <w:r>
           <w:rPr>
             <w:color w:val="1E3A8A"/>
@@ -14292,7 +17660,7 @@
       <w:pPr>
         <w:spacing w:before="60" w:after="80"/>
       </w:pPr>
-      <w:hyperlink r:id="rId479">
+      <w:hyperlink r:id="rId480">
         <w:r>
           <w:rPr>
             <w:color w:val="6B7280"/>
@@ -14325,7 +17693,7 @@
           <w:left w:val="single" w:sz="24" w:space="10" w:color="1E3A8A"/>
         </w:pBdr>
       </w:pPr>
-      <w:hyperlink r:id="rId480">
+      <w:hyperlink r:id="rId481">
         <w:r>
           <w:rPr>
             <w:color w:val="1E3A8A"/>
@@ -14354,7 +17722,7 @@
       <w:pPr>
         <w:spacing w:before="60" w:after="80"/>
       </w:pPr>
-      <w:hyperlink r:id="rId481">
+      <w:hyperlink r:id="rId482">
         <w:r>
           <w:rPr>
             <w:color w:val="6B7280"/>
@@ -14387,7 +17755,7 @@
           <w:left w:val="single" w:sz="24" w:space="10" w:color="1E3A8A"/>
         </w:pBdr>
       </w:pPr>
-      <w:hyperlink r:id="rId482">
+      <w:hyperlink r:id="rId483">
         <w:r>
           <w:rPr>
             <w:color w:val="1E3A8A"/>
@@ -14416,7 +17784,7 @@
       <w:pPr>
         <w:spacing w:before="60" w:after="80"/>
       </w:pPr>
-      <w:hyperlink r:id="rId483">
+      <w:hyperlink r:id="rId484">
         <w:r>
           <w:rPr>
             <w:color w:val="6B7280"/>
@@ -14445,7 +17813,7 @@
       <w:pPr>
         <w:spacing w:before="60" w:after="80"/>
       </w:pPr>
-      <w:hyperlink r:id="rId484">
+      <w:hyperlink r:id="rId485">
         <w:r>
           <w:rPr>
             <w:color w:val="6B7280"/>
@@ -14474,7 +17842,7 @@
       <w:pPr>
         <w:spacing w:before="60" w:after="80"/>
       </w:pPr>
-      <w:hyperlink r:id="rId485">
+      <w:hyperlink r:id="rId486">
         <w:r>
           <w:rPr>
             <w:color w:val="6B7280"/>
@@ -14503,7 +17871,7 @@
       <w:pPr>
         <w:spacing w:before="60" w:after="80"/>
       </w:pPr>
-      <w:hyperlink r:id="rId486">
+      <w:hyperlink r:id="rId487">
         <w:r>
           <w:rPr>
             <w:color w:val="6B7280"/>
@@ -14532,7 +17900,7 @@
       <w:pPr>
         <w:spacing w:before="60" w:after="80"/>
       </w:pPr>
-      <w:hyperlink r:id="rId487">
+      <w:hyperlink r:id="rId488">
         <w:r>
           <w:rPr>
             <w:color w:val="6B7280"/>
@@ -14561,7 +17929,7 @@
       <w:pPr>
         <w:spacing w:before="60" w:after="80"/>
       </w:pPr>
-      <w:hyperlink r:id="rId487">
+      <w:hyperlink r:id="rId488">
         <w:r>
           <w:rPr>
             <w:color w:val="6B7280"/>
@@ -14590,7 +17958,7 @@
       <w:pPr>
         <w:spacing w:before="60" w:after="80"/>
       </w:pPr>
-      <w:hyperlink r:id="rId488">
+      <w:hyperlink r:id="rId489">
         <w:r>
           <w:rPr>
             <w:color w:val="6B7280"/>
@@ -14619,7 +17987,7 @@
       <w:pPr>
         <w:spacing w:before="60" w:after="80"/>
       </w:pPr>
-      <w:hyperlink r:id="rId489">
+      <w:hyperlink r:id="rId490">
         <w:r>
           <w:rPr>
             <w:color w:val="6B7280"/>
@@ -14648,7 +18016,7 @@
       <w:pPr>
         <w:spacing w:before="60" w:after="80"/>
       </w:pPr>
-      <w:hyperlink r:id="rId490">
+      <w:hyperlink r:id="rId491">
         <w:r>
           <w:rPr>
             <w:color w:val="6B7280"/>
@@ -14677,7 +18045,7 @@
       <w:pPr>
         <w:spacing w:before="60" w:after="80"/>
       </w:pPr>
-      <w:hyperlink r:id="rId491">
+      <w:hyperlink r:id="rId492">
         <w:r>
           <w:rPr>
             <w:color w:val="6B7280"/>
@@ -14706,7 +18074,7 @@
       <w:pPr>
         <w:spacing w:before="60" w:after="80"/>
       </w:pPr>
-      <w:hyperlink r:id="rId492">
+      <w:hyperlink r:id="rId493">
         <w:r>
           <w:rPr>
             <w:color w:val="6B7280"/>
@@ -14735,7 +18103,7 @@
       <w:pPr>
         <w:spacing w:before="60" w:after="80"/>
       </w:pPr>
-      <w:hyperlink r:id="rId493">
+      <w:hyperlink r:id="rId494">
         <w:r>
           <w:rPr>
             <w:color w:val="6B7280"/>
@@ -14764,7 +18132,7 @@
       <w:pPr>
         <w:spacing w:before="60" w:after="80"/>
       </w:pPr>
-      <w:hyperlink r:id="rId494">
+      <w:hyperlink r:id="rId495">
         <w:r>
           <w:rPr>
             <w:color w:val="6B7280"/>
@@ -14793,7 +18161,7 @@
       <w:pPr>
         <w:spacing w:before="60" w:after="80"/>
       </w:pPr>
-      <w:hyperlink r:id="rId495">
+      <w:hyperlink r:id="rId496">
         <w:r>
           <w:rPr>
             <w:color w:val="6B7280"/>
@@ -14822,7 +18190,7 @@
       <w:pPr>
         <w:spacing w:before="60" w:after="80"/>
       </w:pPr>
-      <w:hyperlink r:id="rId495">
+      <w:hyperlink r:id="rId496">
         <w:r>
           <w:rPr>
             <w:color w:val="6B7280"/>
@@ -14851,7 +18219,7 @@
       <w:pPr>
         <w:spacing w:before="60" w:after="80"/>
       </w:pPr>
-      <w:hyperlink r:id="rId496">
+      <w:hyperlink r:id="rId497">
         <w:r>
           <w:rPr>
             <w:color w:val="6B7280"/>
@@ -14880,7 +18248,7 @@
       <w:pPr>
         <w:spacing w:before="60" w:after="80"/>
       </w:pPr>
-      <w:hyperlink r:id="rId497">
+      <w:hyperlink r:id="rId498">
         <w:r>
           <w:rPr>
             <w:color w:val="6B7280"/>
@@ -14909,7 +18277,7 @@
       <w:pPr>
         <w:spacing w:before="60" w:after="80"/>
       </w:pPr>
-      <w:hyperlink r:id="rId498">
+      <w:hyperlink r:id="rId499">
         <w:r>
           <w:rPr>
             <w:color w:val="6B7280"/>
@@ -14938,7 +18306,7 @@
       <w:pPr>
         <w:spacing w:before="60" w:after="80"/>
       </w:pPr>
-      <w:hyperlink r:id="rId499">
+      <w:hyperlink r:id="rId500">
         <w:r>
           <w:rPr>
             <w:color w:val="6B7280"/>
@@ -14967,7 +18335,7 @@
       <w:pPr>
         <w:spacing w:before="60" w:after="80"/>
       </w:pPr>
-      <w:hyperlink r:id="rId500">
+      <w:hyperlink r:id="rId501">
         <w:r>
           <w:rPr>
             <w:color w:val="6B7280"/>
@@ -14996,7 +18364,7 @@
       <w:pPr>
         <w:spacing w:before="60" w:after="80"/>
       </w:pPr>
-      <w:hyperlink r:id="rId501">
+      <w:hyperlink r:id="rId502">
         <w:r>
           <w:rPr>
             <w:color w:val="6B7280"/>
@@ -15025,7 +18393,7 @@
       <w:pPr>
         <w:spacing w:before="60" w:after="80"/>
       </w:pPr>
-      <w:hyperlink r:id="rId502">
+      <w:hyperlink r:id="rId503">
         <w:r>
           <w:rPr>
             <w:color w:val="6B7280"/>
@@ -15054,7 +18422,7 @@
       <w:pPr>
         <w:spacing w:before="60" w:after="80"/>
       </w:pPr>
-      <w:hyperlink r:id="rId502">
+      <w:hyperlink r:id="rId503">
         <w:r>
           <w:rPr>
             <w:color w:val="6B7280"/>
@@ -15083,7 +18451,7 @@
       <w:pPr>
         <w:spacing w:before="60" w:after="80"/>
       </w:pPr>
-      <w:hyperlink r:id="rId503">
+      <w:hyperlink r:id="rId504">
         <w:r>
           <w:rPr>
             <w:color w:val="6B7280"/>
@@ -15112,7 +18480,7 @@
       <w:pPr>
         <w:spacing w:before="60" w:after="80"/>
       </w:pPr>
-      <w:hyperlink r:id="rId504">
+      <w:hyperlink r:id="rId505">
         <w:r>
           <w:rPr>
             <w:color w:val="6B7280"/>
@@ -15141,7 +18509,7 @@
       <w:pPr>
         <w:spacing w:before="60" w:after="80"/>
       </w:pPr>
-      <w:hyperlink r:id="rId505">
+      <w:hyperlink r:id="rId506">
         <w:r>
           <w:rPr>
             <w:color w:val="6B7280"/>
@@ -15170,7 +18538,7 @@
       <w:pPr>
         <w:spacing w:before="60" w:after="80"/>
       </w:pPr>
-      <w:hyperlink r:id="rId506">
+      <w:hyperlink r:id="rId507">
         <w:r>
           <w:rPr>
             <w:color w:val="6B7280"/>
@@ -15199,7 +18567,7 @@
       <w:pPr>
         <w:spacing w:before="60" w:after="80"/>
       </w:pPr>
-      <w:hyperlink r:id="rId507">
+      <w:hyperlink r:id="rId508">
         <w:r>
           <w:rPr>
             <w:color w:val="6B7280"/>
@@ -15228,7 +18596,7 @@
       <w:pPr>
         <w:spacing w:before="60" w:after="80"/>
       </w:pPr>
-      <w:hyperlink r:id="rId508">
+      <w:hyperlink r:id="rId509">
         <w:r>
           <w:rPr>
             <w:color w:val="6B7280"/>
@@ -15261,7 +18629,7 @@
           <w:left w:val="single" w:sz="24" w:space="10" w:color="1E3A8A"/>
         </w:pBdr>
       </w:pPr>
-      <w:hyperlink r:id="rId509">
+      <w:hyperlink r:id="rId510">
         <w:r>
           <w:rPr>
             <w:color w:val="1E3A8A"/>
@@ -15294,7 +18662,7 @@
           <w:left w:val="single" w:sz="24" w:space="10" w:color="1E3A8A"/>
         </w:pBdr>
       </w:pPr>
-      <w:hyperlink r:id="rId510">
+      <w:hyperlink r:id="rId511">
         <w:r>
           <w:rPr>
             <w:color w:val="1E3A8A"/>
@@ -15323,7 +18691,7 @@
       <w:pPr>
         <w:spacing w:before="60" w:after="80"/>
       </w:pPr>
-      <w:hyperlink r:id="rId511">
+      <w:hyperlink r:id="rId512">
         <w:r>
           <w:rPr>
             <w:color w:val="6B7280"/>
@@ -15352,7 +18720,7 @@
       <w:pPr>
         <w:spacing w:before="60" w:after="80"/>
       </w:pPr>
-      <w:hyperlink r:id="rId512">
+      <w:hyperlink r:id="rId513">
         <w:r>
           <w:rPr>
             <w:color w:val="6B7280"/>
@@ -15381,7 +18749,7 @@
       <w:pPr>
         <w:spacing w:before="60" w:after="80"/>
       </w:pPr>
-      <w:hyperlink r:id="rId513">
+      <w:hyperlink r:id="rId514">
         <w:r>
           <w:rPr>
             <w:color w:val="6B7280"/>
@@ -15410,7 +18778,7 @@
       <w:pPr>
         <w:spacing w:before="60" w:after="80"/>
       </w:pPr>
-      <w:hyperlink r:id="rId514">
+      <w:hyperlink r:id="rId515">
         <w:r>
           <w:rPr>
             <w:color w:val="6B7280"/>
@@ -15439,7 +18807,7 @@
       <w:pPr>
         <w:spacing w:before="60" w:after="80"/>
       </w:pPr>
-      <w:hyperlink r:id="rId515">
+      <w:hyperlink r:id="rId516">
         <w:r>
           <w:rPr>
             <w:color w:val="6B7280"/>
@@ -15468,7 +18836,7 @@
       <w:pPr>
         <w:spacing w:before="60" w:after="80"/>
       </w:pPr>
-      <w:hyperlink r:id="rId516">
+      <w:hyperlink r:id="rId517">
         <w:r>
           <w:rPr>
             <w:color w:val="6B7280"/>
@@ -15497,7 +18865,7 @@
       <w:pPr>
         <w:spacing w:before="60" w:after="80"/>
       </w:pPr>
-      <w:hyperlink r:id="rId517">
+      <w:hyperlink r:id="rId518">
         <w:r>
           <w:rPr>
             <w:color w:val="6B7280"/>
@@ -15526,7 +18894,7 @@
       <w:pPr>
         <w:spacing w:before="60" w:after="80"/>
       </w:pPr>
-      <w:hyperlink r:id="rId518">
+      <w:hyperlink r:id="rId519">
         <w:r>
           <w:rPr>
             <w:color w:val="6B7280"/>
@@ -15555,7 +18923,7 @@
       <w:pPr>
         <w:spacing w:before="60" w:after="80"/>
       </w:pPr>
-      <w:hyperlink r:id="rId519">
+      <w:hyperlink r:id="rId520">
         <w:r>
           <w:rPr>
             <w:color w:val="6B7280"/>
@@ -15584,7 +18952,7 @@
       <w:pPr>
         <w:spacing w:before="60" w:after="80"/>
       </w:pPr>
-      <w:hyperlink r:id="rId520">
+      <w:hyperlink r:id="rId521">
         <w:r>
           <w:rPr>
             <w:color w:val="6B7280"/>
@@ -15613,7 +18981,7 @@
       <w:pPr>
         <w:spacing w:before="60" w:after="80"/>
       </w:pPr>
-      <w:hyperlink r:id="rId521">
+      <w:hyperlink r:id="rId522">
         <w:r>
           <w:rPr>
             <w:color w:val="6B7280"/>
@@ -15642,7 +19010,7 @@
       <w:pPr>
         <w:spacing w:before="60" w:after="80"/>
       </w:pPr>
-      <w:hyperlink r:id="rId522">
+      <w:hyperlink r:id="rId523">
         <w:r>
           <w:rPr>
             <w:color w:val="6B7280"/>
@@ -15671,7 +19039,7 @@
       <w:pPr>
         <w:spacing w:before="60" w:after="80"/>
       </w:pPr>
-      <w:hyperlink r:id="rId523">
+      <w:hyperlink r:id="rId524">
         <w:r>
           <w:rPr>
             <w:color w:val="6B7280"/>
@@ -15700,7 +19068,7 @@
       <w:pPr>
         <w:spacing w:before="60" w:after="80"/>
       </w:pPr>
-      <w:hyperlink r:id="rId524">
+      <w:hyperlink r:id="rId525">
         <w:r>
           <w:rPr>
             <w:color w:val="6B7280"/>
@@ -15729,7 +19097,7 @@
       <w:pPr>
         <w:spacing w:before="60" w:after="80"/>
       </w:pPr>
-      <w:hyperlink r:id="rId525">
+      <w:hyperlink r:id="rId526">
         <w:r>
           <w:rPr>
             <w:color w:val="6B7280"/>
@@ -15758,7 +19126,7 @@
       <w:pPr>
         <w:spacing w:before="60" w:after="80"/>
       </w:pPr>
-      <w:hyperlink r:id="rId526">
+      <w:hyperlink r:id="rId527">
         <w:r>
           <w:rPr>
             <w:color w:val="6B7280"/>
@@ -15787,7 +19155,7 @@
       <w:pPr>
         <w:spacing w:before="60" w:after="80"/>
       </w:pPr>
-      <w:hyperlink r:id="rId527">
+      <w:hyperlink r:id="rId528">
         <w:r>
           <w:rPr>
             <w:color w:val="6B7280"/>
@@ -15816,7 +19184,7 @@
       <w:pPr>
         <w:spacing w:before="60" w:after="80"/>
       </w:pPr>
-      <w:hyperlink r:id="rId528">
+      <w:hyperlink r:id="rId529">
         <w:r>
           <w:rPr>
             <w:color w:val="6B7280"/>
@@ -15845,7 +19213,7 @@
       <w:pPr>
         <w:spacing w:before="60" w:after="80"/>
       </w:pPr>
-      <w:hyperlink r:id="rId529">
+      <w:hyperlink r:id="rId530">
         <w:r>
           <w:rPr>
             <w:color w:val="6B7280"/>
@@ -15874,7 +19242,7 @@
       <w:pPr>
         <w:spacing w:before="60" w:after="80"/>
       </w:pPr>
-      <w:hyperlink r:id="rId530">
+      <w:hyperlink r:id="rId531">
         <w:r>
           <w:rPr>
             <w:color w:val="6B7280"/>
@@ -15903,7 +19271,7 @@
       <w:pPr>
         <w:spacing w:before="60" w:after="80"/>
       </w:pPr>
-      <w:hyperlink r:id="rId531">
+      <w:hyperlink r:id="rId532">
         <w:r>
           <w:rPr>
             <w:color w:val="6B7280"/>
@@ -15932,7 +19300,7 @@
       <w:pPr>
         <w:spacing w:before="60" w:after="80"/>
       </w:pPr>
-      <w:hyperlink r:id="rId532">
+      <w:hyperlink r:id="rId533">
         <w:r>
           <w:rPr>
             <w:color w:val="6B7280"/>
@@ -15961,7 +19329,7 @@
       <w:pPr>
         <w:spacing w:before="60" w:after="80"/>
       </w:pPr>
-      <w:hyperlink r:id="rId533">
+      <w:hyperlink r:id="rId534">
         <w:r>
           <w:rPr>
             <w:color w:val="6B7280"/>
@@ -15990,7 +19358,7 @@
       <w:pPr>
         <w:spacing w:before="60" w:after="80"/>
       </w:pPr>
-      <w:hyperlink r:id="rId534">
+      <w:hyperlink r:id="rId535">
         <w:r>
           <w:rPr>
             <w:color w:val="6B7280"/>
@@ -16019,7 +19387,7 @@
       <w:pPr>
         <w:spacing w:before="60" w:after="80"/>
       </w:pPr>
-      <w:hyperlink r:id="rId535">
+      <w:hyperlink r:id="rId536">
         <w:r>
           <w:rPr>
             <w:color w:val="6B7280"/>
@@ -16048,7 +19416,7 @@
       <w:pPr>
         <w:spacing w:before="60" w:after="80"/>
       </w:pPr>
-      <w:hyperlink r:id="rId536">
+      <w:hyperlink r:id="rId537">
         <w:r>
           <w:rPr>
             <w:color w:val="6B7280"/>
@@ -16077,7 +19445,7 @@
       <w:pPr>
         <w:spacing w:before="60" w:after="80"/>
       </w:pPr>
-      <w:hyperlink r:id="rId537">
+      <w:hyperlink r:id="rId538">
         <w:r>
           <w:rPr>
             <w:color w:val="6B7280"/>
@@ -16106,7 +19474,7 @@
       <w:pPr>
         <w:spacing w:before="60" w:after="80"/>
       </w:pPr>
-      <w:hyperlink r:id="rId537">
+      <w:hyperlink r:id="rId538">
         <w:r>
           <w:rPr>
             <w:color w:val="6B7280"/>
@@ -16135,7 +19503,7 @@
       <w:pPr>
         <w:spacing w:before="60" w:after="80"/>
       </w:pPr>
-      <w:hyperlink r:id="rId538">
+      <w:hyperlink r:id="rId539">
         <w:r>
           <w:rPr>
             <w:color w:val="6B7280"/>
@@ -16164,7 +19532,7 @@
       <w:pPr>
         <w:spacing w:before="60" w:after="80"/>
       </w:pPr>
-      <w:hyperlink r:id="rId539">
+      <w:hyperlink r:id="rId540">
         <w:r>
           <w:rPr>
             <w:color w:val="6B7280"/>
@@ -16193,7 +19561,7 @@
       <w:pPr>
         <w:spacing w:before="60" w:after="80"/>
       </w:pPr>
-      <w:hyperlink r:id="rId540">
+      <w:hyperlink r:id="rId541">
         <w:r>
           <w:rPr>
             <w:color w:val="6B7280"/>
@@ -16222,7 +19590,7 @@
       <w:pPr>
         <w:spacing w:before="60" w:after="80"/>
       </w:pPr>
-      <w:hyperlink r:id="rId541">
+      <w:hyperlink r:id="rId542">
         <w:r>
           <w:rPr>
             <w:color w:val="6B7280"/>
@@ -16251,7 +19619,7 @@
       <w:pPr>
         <w:spacing w:before="60" w:after="80"/>
       </w:pPr>
-      <w:hyperlink r:id="rId542">
+      <w:hyperlink r:id="rId543">
         <w:r>
           <w:rPr>
             <w:color w:val="6B7280"/>
@@ -16280,7 +19648,7 @@
       <w:pPr>
         <w:spacing w:before="60" w:after="80"/>
       </w:pPr>
-      <w:hyperlink r:id="rId543">
+      <w:hyperlink r:id="rId544">
         <w:r>
           <w:rPr>
             <w:color w:val="6B7280"/>
@@ -16309,7 +19677,7 @@
       <w:pPr>
         <w:spacing w:before="60" w:after="80"/>
       </w:pPr>
-      <w:hyperlink r:id="rId544">
+      <w:hyperlink r:id="rId545">
         <w:r>
           <w:rPr>
             <w:color w:val="6B7280"/>
@@ -16338,7 +19706,7 @@
       <w:pPr>
         <w:spacing w:before="60" w:after="80"/>
       </w:pPr>
-      <w:hyperlink r:id="rId545">
+      <w:hyperlink r:id="rId546">
         <w:r>
           <w:rPr>
             <w:color w:val="6B7280"/>
@@ -16367,7 +19735,7 @@
       <w:pPr>
         <w:spacing w:before="60" w:after="80"/>
       </w:pPr>
-      <w:hyperlink r:id="rId546">
+      <w:hyperlink r:id="rId547">
         <w:r>
           <w:rPr>
             <w:color w:val="6B7280"/>
@@ -16396,7 +19764,7 @@
       <w:pPr>
         <w:spacing w:before="60" w:after="80"/>
       </w:pPr>
-      <w:hyperlink r:id="rId547">
+      <w:hyperlink r:id="rId548">
         <w:r>
           <w:rPr>
             <w:color w:val="6B7280"/>
@@ -16425,7 +19793,7 @@
       <w:pPr>
         <w:spacing w:before="60" w:after="80"/>
       </w:pPr>
-      <w:hyperlink r:id="rId548">
+      <w:hyperlink r:id="rId549">
         <w:r>
           <w:rPr>
             <w:color w:val="6B7280"/>
@@ -16454,7 +19822,7 @@
       <w:pPr>
         <w:spacing w:before="60" w:after="80"/>
       </w:pPr>
-      <w:hyperlink r:id="rId549">
+      <w:hyperlink r:id="rId550">
         <w:r>
           <w:rPr>
             <w:color w:val="6B7280"/>
@@ -16483,7 +19851,7 @@
       <w:pPr>
         <w:spacing w:before="60" w:after="80"/>
       </w:pPr>
-      <w:hyperlink r:id="rId550">
+      <w:hyperlink r:id="rId551">
         <w:r>
           <w:rPr>
             <w:color w:val="6B7280"/>
@@ -16512,7 +19880,7 @@
       <w:pPr>
         <w:spacing w:before="60" w:after="80"/>
       </w:pPr>
-      <w:hyperlink r:id="rId551">
+      <w:hyperlink r:id="rId552">
         <w:r>
           <w:rPr>
             <w:color w:val="6B7280"/>
@@ -16541,7 +19909,7 @@
       <w:pPr>
         <w:spacing w:before="60" w:after="80"/>
       </w:pPr>
-      <w:hyperlink r:id="rId552">
+      <w:hyperlink r:id="rId553">
         <w:r>
           <w:rPr>
             <w:color w:val="6B7280"/>
@@ -16570,7 +19938,7 @@
       <w:pPr>
         <w:spacing w:before="60" w:after="80"/>
       </w:pPr>
-      <w:hyperlink r:id="rId553">
+      <w:hyperlink r:id="rId554">
         <w:r>
           <w:rPr>
             <w:color w:val="6B7280"/>
@@ -16599,7 +19967,7 @@
       <w:pPr>
         <w:spacing w:before="60" w:after="80"/>
       </w:pPr>
-      <w:hyperlink r:id="rId554">
+      <w:hyperlink r:id="rId555">
         <w:r>
           <w:rPr>
             <w:color w:val="6B7280"/>
@@ -16628,7 +19996,7 @@
       <w:pPr>
         <w:spacing w:before="60" w:after="80"/>
       </w:pPr>
-      <w:hyperlink r:id="rId555">
+      <w:hyperlink r:id="rId556">
         <w:r>
           <w:rPr>
             <w:color w:val="6B7280"/>
@@ -16657,7 +20025,7 @@
       <w:pPr>
         <w:spacing w:before="60" w:after="80"/>
       </w:pPr>
-      <w:hyperlink r:id="rId556">
+      <w:hyperlink r:id="rId557">
         <w:r>
           <w:rPr>
             <w:color w:val="6B7280"/>
@@ -16686,7 +20054,7 @@
       <w:pPr>
         <w:spacing w:before="60" w:after="80"/>
       </w:pPr>
-      <w:hyperlink r:id="rId556">
+      <w:hyperlink r:id="rId557">
         <w:r>
           <w:rPr>
             <w:color w:val="6B7280"/>
@@ -16715,7 +20083,7 @@
       <w:pPr>
         <w:spacing w:before="60" w:after="80"/>
       </w:pPr>
-      <w:hyperlink r:id="rId557">
+      <w:hyperlink r:id="rId558">
         <w:r>
           <w:rPr>
             <w:color w:val="6B7280"/>
@@ -16744,7 +20112,7 @@
       <w:pPr>
         <w:spacing w:before="60" w:after="80"/>
       </w:pPr>
-      <w:hyperlink r:id="rId558">
+      <w:hyperlink r:id="rId559">
         <w:r>
           <w:rPr>
             <w:color w:val="6B7280"/>
@@ -16773,7 +20141,7 @@
       <w:pPr>
         <w:spacing w:before="60" w:after="80"/>
       </w:pPr>
-      <w:hyperlink r:id="rId559">
+      <w:hyperlink r:id="rId560">
         <w:r>
           <w:rPr>
             <w:color w:val="6B7280"/>
@@ -16802,7 +20170,7 @@
       <w:pPr>
         <w:spacing w:before="60" w:after="80"/>
       </w:pPr>
-      <w:hyperlink r:id="rId560">
+      <w:hyperlink r:id="rId561">
         <w:r>
           <w:rPr>
             <w:color w:val="6B7280"/>
@@ -16831,7 +20199,7 @@
       <w:pPr>
         <w:spacing w:before="60" w:after="80"/>
       </w:pPr>
-      <w:hyperlink r:id="rId561">
+      <w:hyperlink r:id="rId562">
         <w:r>
           <w:rPr>
             <w:color w:val="6B7280"/>
@@ -16864,7 +20232,7 @@
           <w:left w:val="single" w:sz="24" w:space="10" w:color="1E3A8A"/>
         </w:pBdr>
       </w:pPr>
-      <w:hyperlink r:id="rId562">
+      <w:hyperlink r:id="rId563">
         <w:r>
           <w:rPr>
             <w:color w:val="1E3A8A"/>
@@ -16893,7 +20261,7 @@
       <w:pPr>
         <w:spacing w:before="60" w:after="80"/>
       </w:pPr>
-      <w:hyperlink r:id="rId563">
+      <w:hyperlink r:id="rId564">
         <w:r>
           <w:rPr>
             <w:color w:val="6B7280"/>
@@ -16922,7 +20290,7 @@
       <w:pPr>
         <w:spacing w:before="60" w:after="80"/>
       </w:pPr>
-      <w:hyperlink r:id="rId564">
+      <w:hyperlink r:id="rId565">
         <w:r>
           <w:rPr>
             <w:color w:val="6B7280"/>
@@ -16951,7 +20319,7 @@
       <w:pPr>
         <w:spacing w:before="60" w:after="80"/>
       </w:pPr>
-      <w:hyperlink r:id="rId565">
+      <w:hyperlink r:id="rId566">
         <w:r>
           <w:rPr>
             <w:color w:val="6B7280"/>
@@ -16980,7 +20348,7 @@
       <w:pPr>
         <w:spacing w:before="60" w:after="80"/>
       </w:pPr>
-      <w:hyperlink r:id="rId566">
+      <w:hyperlink r:id="rId567">
         <w:r>
           <w:rPr>
             <w:color w:val="6B7280"/>
@@ -17009,7 +20377,7 @@
       <w:pPr>
         <w:spacing w:before="60" w:after="80"/>
       </w:pPr>
-      <w:hyperlink r:id="rId567">
+      <w:hyperlink r:id="rId568">
         <w:r>
           <w:rPr>
             <w:color w:val="6B7280"/>
@@ -17038,7 +20406,7 @@
       <w:pPr>
         <w:spacing w:before="60" w:after="80"/>
       </w:pPr>
-      <w:hyperlink r:id="rId568">
+      <w:hyperlink r:id="rId569">
         <w:r>
           <w:rPr>
             <w:color w:val="6B7280"/>
@@ -17067,7 +20435,7 @@
       <w:pPr>
         <w:spacing w:before="60" w:after="80"/>
       </w:pPr>
-      <w:hyperlink r:id="rId569">
+      <w:hyperlink r:id="rId570">
         <w:r>
           <w:rPr>
             <w:color w:val="6B7280"/>
@@ -17096,7 +20464,7 @@
       <w:pPr>
         <w:spacing w:before="60" w:after="80"/>
       </w:pPr>
-      <w:hyperlink r:id="rId570">
+      <w:hyperlink r:id="rId571">
         <w:r>
           <w:rPr>
             <w:color w:val="6B7280"/>
@@ -17125,7 +20493,7 @@
       <w:pPr>
         <w:spacing w:before="60" w:after="80"/>
       </w:pPr>
-      <w:hyperlink r:id="rId571">
+      <w:hyperlink r:id="rId572">
         <w:r>
           <w:rPr>
             <w:color w:val="6B7280"/>
@@ -17154,7 +20522,7 @@
       <w:pPr>
         <w:spacing w:before="60" w:after="80"/>
       </w:pPr>
-      <w:hyperlink r:id="rId572">
+      <w:hyperlink r:id="rId573">
         <w:r>
           <w:rPr>
             <w:color w:val="6B7280"/>
@@ -17183,7 +20551,7 @@
       <w:pPr>
         <w:spacing w:before="60" w:after="80"/>
       </w:pPr>
-      <w:hyperlink r:id="rId573">
+      <w:hyperlink r:id="rId574">
         <w:r>
           <w:rPr>
             <w:color w:val="6B7280"/>
@@ -17212,7 +20580,7 @@
       <w:pPr>
         <w:spacing w:before="60" w:after="80"/>
       </w:pPr>
-      <w:hyperlink r:id="rId574">
+      <w:hyperlink r:id="rId575">
         <w:r>
           <w:rPr>
             <w:color w:val="6B7280"/>
@@ -17241,7 +20609,7 @@
       <w:pPr>
         <w:spacing w:before="60" w:after="80"/>
       </w:pPr>
-      <w:hyperlink r:id="rId575">
+      <w:hyperlink r:id="rId576">
         <w:r>
           <w:rPr>
             <w:color w:val="6B7280"/>
@@ -17270,7 +20638,7 @@
       <w:pPr>
         <w:spacing w:before="60" w:after="80"/>
       </w:pPr>
-      <w:hyperlink r:id="rId576">
+      <w:hyperlink r:id="rId577">
         <w:r>
           <w:rPr>
             <w:color w:val="6B7280"/>
@@ -17299,7 +20667,7 @@
       <w:pPr>
         <w:spacing w:before="60" w:after="80"/>
       </w:pPr>
-      <w:hyperlink r:id="rId577">
+      <w:hyperlink r:id="rId578">
         <w:r>
           <w:rPr>
             <w:color w:val="6B7280"/>
@@ -17328,7 +20696,7 @@
       <w:pPr>
         <w:spacing w:before="60" w:after="80"/>
       </w:pPr>
-      <w:hyperlink r:id="rId578">
+      <w:hyperlink r:id="rId579">
         <w:r>
           <w:rPr>
             <w:color w:val="6B7280"/>
@@ -17357,7 +20725,7 @@
       <w:pPr>
         <w:spacing w:before="60" w:after="80"/>
       </w:pPr>
-      <w:hyperlink r:id="rId579">
+      <w:hyperlink r:id="rId580">
         <w:r>
           <w:rPr>
             <w:color w:val="6B7280"/>
@@ -17386,7 +20754,7 @@
       <w:pPr>
         <w:spacing w:before="60" w:after="80"/>
       </w:pPr>
-      <w:hyperlink r:id="rId580">
+      <w:hyperlink r:id="rId581">
         <w:r>
           <w:rPr>
             <w:color w:val="6B7280"/>
@@ -17415,7 +20783,7 @@
       <w:pPr>
         <w:spacing w:before="60" w:after="80"/>
       </w:pPr>
-      <w:hyperlink r:id="rId581">
+      <w:hyperlink r:id="rId582">
         <w:r>
           <w:rPr>
             <w:color w:val="6B7280"/>
@@ -17444,7 +20812,7 @@
       <w:pPr>
         <w:spacing w:before="60" w:after="80"/>
       </w:pPr>
-      <w:hyperlink r:id="rId582">
+      <w:hyperlink r:id="rId583">
         <w:r>
           <w:rPr>
             <w:color w:val="6B7280"/>
@@ -17473,7 +20841,7 @@
       <w:pPr>
         <w:spacing w:before="60" w:after="80"/>
       </w:pPr>
-      <w:hyperlink r:id="rId583">
+      <w:hyperlink r:id="rId584">
         <w:r>
           <w:rPr>
             <w:color w:val="6B7280"/>
@@ -17502,7 +20870,7 @@
       <w:pPr>
         <w:spacing w:before="60" w:after="80"/>
       </w:pPr>
-      <w:hyperlink r:id="rId584">
+      <w:hyperlink r:id="rId585">
         <w:r>
           <w:rPr>
             <w:color w:val="6B7280"/>
@@ -17531,7 +20899,7 @@
       <w:pPr>
         <w:spacing w:before="60" w:after="80"/>
       </w:pPr>
-      <w:hyperlink r:id="rId585">
+      <w:hyperlink r:id="rId586">
         <w:r>
           <w:rPr>
             <w:color w:val="6B7280"/>
@@ -17560,7 +20928,7 @@
       <w:pPr>
         <w:spacing w:before="60" w:after="80"/>
       </w:pPr>
-      <w:hyperlink r:id="rId586">
+      <w:hyperlink r:id="rId587">
         <w:r>
           <w:rPr>
             <w:color w:val="6B7280"/>
@@ -17589,7 +20957,7 @@
       <w:pPr>
         <w:spacing w:before="60" w:after="80"/>
       </w:pPr>
-      <w:hyperlink r:id="rId587">
+      <w:hyperlink r:id="rId588">
         <w:r>
           <w:rPr>
             <w:color w:val="6B7280"/>
@@ -17618,7 +20986,7 @@
       <w:pPr>
         <w:spacing w:before="60" w:after="80"/>
       </w:pPr>
-      <w:hyperlink r:id="rId588">
+      <w:hyperlink r:id="rId589">
         <w:r>
           <w:rPr>
             <w:color w:val="6B7280"/>
@@ -17647,7 +21015,7 @@
       <w:pPr>
         <w:spacing w:before="60" w:after="80"/>
       </w:pPr>
-      <w:hyperlink r:id="rId589">
+      <w:hyperlink r:id="rId590">
         <w:r>
           <w:rPr>
             <w:color w:val="6B7280"/>
@@ -17676,7 +21044,7 @@
       <w:pPr>
         <w:spacing w:before="60" w:after="80"/>
       </w:pPr>
-      <w:hyperlink r:id="rId590">
+      <w:hyperlink r:id="rId591">
         <w:r>
           <w:rPr>
             <w:color w:val="6B7280"/>
@@ -17705,7 +21073,7 @@
       <w:pPr>
         <w:spacing w:before="60" w:after="80"/>
       </w:pPr>
-      <w:hyperlink r:id="rId591">
+      <w:hyperlink r:id="rId592">
         <w:r>
           <w:rPr>
             <w:color w:val="6B7280"/>
@@ -17734,7 +21102,7 @@
       <w:pPr>
         <w:spacing w:before="60" w:after="80"/>
       </w:pPr>
-      <w:hyperlink r:id="rId592">
+      <w:hyperlink r:id="rId593">
         <w:r>
           <w:rPr>
             <w:color w:val="6B7280"/>
@@ -17763,7 +21131,7 @@
       <w:pPr>
         <w:spacing w:before="60" w:after="80"/>
       </w:pPr>
-      <w:hyperlink r:id="rId593">
+      <w:hyperlink r:id="rId594">
         <w:r>
           <w:rPr>
             <w:color w:val="6B7280"/>
@@ -17792,7 +21160,7 @@
       <w:pPr>
         <w:spacing w:before="60" w:after="80"/>
       </w:pPr>
-      <w:hyperlink r:id="rId594">
+      <w:hyperlink r:id="rId595">
         <w:r>
           <w:rPr>
             <w:color w:val="6B7280"/>
@@ -17821,7 +21189,7 @@
       <w:pPr>
         <w:spacing w:before="60" w:after="80"/>
       </w:pPr>
-      <w:hyperlink r:id="rId595">
+      <w:hyperlink r:id="rId596">
         <w:r>
           <w:rPr>
             <w:color w:val="6B7280"/>
@@ -17850,7 +21218,7 @@
       <w:pPr>
         <w:spacing w:before="60" w:after="80"/>
       </w:pPr>
-      <w:hyperlink r:id="rId596">
+      <w:hyperlink r:id="rId597">
         <w:r>
           <w:rPr>
             <w:color w:val="6B7280"/>
@@ -17879,7 +21247,7 @@
       <w:pPr>
         <w:spacing w:before="60" w:after="80"/>
       </w:pPr>
-      <w:hyperlink r:id="rId597">
+      <w:hyperlink r:id="rId598">
         <w:r>
           <w:rPr>
             <w:color w:val="6B7280"/>
@@ -17908,7 +21276,7 @@
       <w:pPr>
         <w:spacing w:before="60" w:after="80"/>
       </w:pPr>
-      <w:hyperlink r:id="rId598">
+      <w:hyperlink r:id="rId599">
         <w:r>
           <w:rPr>
             <w:color w:val="6B7280"/>
@@ -17937,7 +21305,7 @@
       <w:pPr>
         <w:spacing w:before="60" w:after="80"/>
       </w:pPr>
-      <w:hyperlink r:id="rId599">
+      <w:hyperlink r:id="rId600">
         <w:r>
           <w:rPr>
             <w:color w:val="6B7280"/>
@@ -17966,7 +21334,7 @@
       <w:pPr>
         <w:spacing w:before="60" w:after="80"/>
       </w:pPr>
-      <w:hyperlink r:id="rId600">
+      <w:hyperlink r:id="rId601">
         <w:r>
           <w:rPr>
             <w:color w:val="6B7280"/>
@@ -17999,7 +21367,7 @@
           <w:left w:val="single" w:sz="24" w:space="10" w:color="1E3A8A"/>
         </w:pBdr>
       </w:pPr>
-      <w:hyperlink r:id="rId601">
+      <w:hyperlink r:id="rId602">
         <w:r>
           <w:rPr>
             <w:color w:val="1E3A8A"/>
@@ -18028,7 +21396,7 @@
       <w:pPr>
         <w:spacing w:before="60" w:after="80"/>
       </w:pPr>
-      <w:hyperlink r:id="rId602">
+      <w:hyperlink r:id="rId603">
         <w:r>
           <w:rPr>
             <w:color w:val="6B7280"/>
@@ -18061,7 +21429,7 @@
           <w:left w:val="single" w:sz="24" w:space="10" w:color="1E3A8A"/>
         </w:pBdr>
       </w:pPr>
-      <w:hyperlink r:id="rId603">
+      <w:hyperlink r:id="rId604">
         <w:r>
           <w:rPr>
             <w:color w:val="1E3A8A"/>
@@ -18090,7 +21458,7 @@
       <w:pPr>
         <w:spacing w:before="60" w:after="80"/>
       </w:pPr>
-      <w:hyperlink r:id="rId604">
+      <w:hyperlink r:id="rId605">
         <w:r>
           <w:rPr>
             <w:color w:val="6B7280"/>
@@ -18119,7 +21487,7 @@
       <w:pPr>
         <w:spacing w:before="60" w:after="80"/>
       </w:pPr>
-      <w:hyperlink r:id="rId605">
+      <w:hyperlink r:id="rId606">
         <w:r>
           <w:rPr>
             <w:color w:val="6B7280"/>
@@ -18152,7 +21520,7 @@
           <w:left w:val="single" w:sz="24" w:space="10" w:color="1E3A8A"/>
         </w:pBdr>
       </w:pPr>
-      <w:hyperlink r:id="rId606">
+      <w:hyperlink r:id="rId607">
         <w:r>
           <w:rPr>
             <w:color w:val="1E3A8A"/>
@@ -18181,7 +21549,7 @@
       <w:pPr>
         <w:spacing w:before="60" w:after="80"/>
       </w:pPr>
-      <w:hyperlink r:id="rId607">
+      <w:hyperlink r:id="rId608">
         <w:r>
           <w:rPr>
             <w:color w:val="6B7280"/>
@@ -18210,7 +21578,7 @@
       <w:pPr>
         <w:spacing w:before="60" w:after="80"/>
       </w:pPr>
-      <w:hyperlink r:id="rId608">
+      <w:hyperlink r:id="rId609">
         <w:r>
           <w:rPr>
             <w:color w:val="6B7280"/>
@@ -18239,7 +21607,7 @@
       <w:pPr>
         <w:spacing w:before="60" w:after="80"/>
       </w:pPr>
-      <w:hyperlink r:id="rId609">
+      <w:hyperlink r:id="rId610">
         <w:r>
           <w:rPr>
             <w:color w:val="6B7280"/>
@@ -18268,7 +21636,7 @@
       <w:pPr>
         <w:spacing w:before="60" w:after="80"/>
       </w:pPr>
-      <w:hyperlink r:id="rId610">
+      <w:hyperlink r:id="rId611">
         <w:r>
           <w:rPr>
             <w:color w:val="6B7280"/>
@@ -18297,7 +21665,7 @@
       <w:pPr>
         <w:spacing w:before="60" w:after="80"/>
       </w:pPr>
-      <w:hyperlink r:id="rId611">
+      <w:hyperlink r:id="rId612">
         <w:r>
           <w:rPr>
             <w:color w:val="6B7280"/>
@@ -18326,7 +21694,7 @@
       <w:pPr>
         <w:spacing w:before="60" w:after="80"/>
       </w:pPr>
-      <w:hyperlink r:id="rId612">
+      <w:hyperlink r:id="rId613">
         <w:r>
           <w:rPr>
             <w:color w:val="6B7280"/>
@@ -18359,7 +21727,7 @@
           <w:left w:val="single" w:sz="24" w:space="10" w:color="1E3A8A"/>
         </w:pBdr>
       </w:pPr>
-      <w:hyperlink r:id="rId613">
+      <w:hyperlink r:id="rId614">
         <w:r>
           <w:rPr>
             <w:color w:val="1E3A8A"/>
@@ -18388,7 +21756,7 @@
       <w:pPr>
         <w:spacing w:before="60" w:after="80"/>
       </w:pPr>
-      <w:hyperlink r:id="rId614">
+      <w:hyperlink r:id="rId615">
         <w:r>
           <w:rPr>
             <w:color w:val="6B7280"/>
@@ -18421,7 +21789,7 @@
           <w:left w:val="single" w:sz="24" w:space="10" w:color="1E3A8A"/>
         </w:pBdr>
       </w:pPr>
-      <w:hyperlink r:id="rId615">
+      <w:hyperlink r:id="rId616">
         <w:r>
           <w:rPr>
             <w:color w:val="1E3A8A"/>
@@ -18450,7 +21818,7 @@
       <w:pPr>
         <w:spacing w:before="60" w:after="80"/>
       </w:pPr>
-      <w:hyperlink r:id="rId616">
+      <w:hyperlink r:id="rId617">
         <w:r>
           <w:rPr>
             <w:color w:val="6B7280"/>
@@ -18479,7 +21847,7 @@
       <w:pPr>
         <w:spacing w:before="60" w:after="80"/>
       </w:pPr>
-      <w:hyperlink r:id="rId617">
+      <w:hyperlink r:id="rId618">
         <w:r>
           <w:rPr>
             <w:color w:val="6B7280"/>
@@ -18508,7 +21876,7 @@
       <w:pPr>
         <w:spacing w:before="60" w:after="80"/>
       </w:pPr>
-      <w:hyperlink r:id="rId618">
+      <w:hyperlink r:id="rId619">
         <w:r>
           <w:rPr>
             <w:color w:val="6B7280"/>
@@ -18541,7 +21909,7 @@
           <w:left w:val="single" w:sz="24" w:space="10" w:color="1E3A8A"/>
         </w:pBdr>
       </w:pPr>
-      <w:hyperlink r:id="rId619">
+      <w:hyperlink r:id="rId620">
         <w:r>
           <w:rPr>
             <w:color w:val="1E3A8A"/>
@@ -18570,7 +21938,7 @@
       <w:pPr>
         <w:spacing w:before="60" w:after="80"/>
       </w:pPr>
-      <w:hyperlink r:id="rId620">
+      <w:hyperlink r:id="rId621">
         <w:r>
           <w:rPr>
             <w:color w:val="6B7280"/>
@@ -18603,7 +21971,7 @@
           <w:left w:val="single" w:sz="24" w:space="10" w:color="1E3A8A"/>
         </w:pBdr>
       </w:pPr>
-      <w:hyperlink r:id="rId621">
+      <w:hyperlink r:id="rId622">
         <w:r>
           <w:rPr>
             <w:color w:val="1E3A8A"/>
@@ -18632,7 +22000,7 @@
       <w:pPr>
         <w:spacing w:before="60" w:after="80"/>
       </w:pPr>
-      <w:hyperlink r:id="rId622">
+      <w:hyperlink r:id="rId623">
         <w:r>
           <w:rPr>
             <w:color w:val="6B7280"/>
@@ -18665,7 +22033,7 @@
           <w:left w:val="single" w:sz="24" w:space="10" w:color="1E3A8A"/>
         </w:pBdr>
       </w:pPr>
-      <w:hyperlink r:id="rId623">
+      <w:hyperlink r:id="rId624">
         <w:r>
           <w:rPr>
             <w:color w:val="1E3A8A"/>
@@ -18694,7 +22062,7 @@
       <w:pPr>
         <w:spacing w:before="60" w:after="80"/>
       </w:pPr>
-      <w:hyperlink r:id="rId624">
+      <w:hyperlink r:id="rId625">
         <w:r>
           <w:rPr>
             <w:color w:val="6B7280"/>
@@ -18727,7 +22095,7 @@
           <w:left w:val="single" w:sz="24" w:space="10" w:color="1E3A8A"/>
         </w:pBdr>
       </w:pPr>
-      <w:hyperlink r:id="rId625">
+      <w:hyperlink r:id="rId626">
         <w:r>
           <w:rPr>
             <w:color w:val="1E3A8A"/>
@@ -18756,7 +22124,7 @@
       <w:pPr>
         <w:spacing w:before="60" w:after="80"/>
       </w:pPr>
-      <w:hyperlink r:id="rId626">
+      <w:hyperlink r:id="rId627">
         <w:r>
           <w:rPr>
             <w:color w:val="6B7280"/>
@@ -18789,7 +22157,7 @@
           <w:left w:val="single" w:sz="24" w:space="10" w:color="1E3A8A"/>
         </w:pBdr>
       </w:pPr>
-      <w:hyperlink r:id="rId627">
+      <w:hyperlink r:id="rId628">
         <w:r>
           <w:rPr>
             <w:color w:val="1E3A8A"/>
@@ -18818,7 +22186,7 @@
       <w:pPr>
         <w:spacing w:before="60" w:after="80"/>
       </w:pPr>
-      <w:hyperlink r:id="rId628">
+      <w:hyperlink r:id="rId629">
         <w:r>
           <w:rPr>
             <w:color w:val="6B7280"/>
@@ -18851,7 +22219,7 @@
           <w:left w:val="single" w:sz="24" w:space="10" w:color="1E3A8A"/>
         </w:pBdr>
       </w:pPr>
-      <w:hyperlink r:id="rId629">
+      <w:hyperlink r:id="rId630">
         <w:r>
           <w:rPr>
             <w:color w:val="1E3A8A"/>
@@ -18880,7 +22248,7 @@
       <w:pPr>
         <w:spacing w:before="60" w:after="80"/>
       </w:pPr>
-      <w:hyperlink r:id="rId630">
+      <w:hyperlink r:id="rId631">
         <w:r>
           <w:rPr>
             <w:color w:val="6B7280"/>
@@ -18913,7 +22281,7 @@
           <w:left w:val="single" w:sz="24" w:space="10" w:color="1E3A8A"/>
         </w:pBdr>
       </w:pPr>
-      <w:hyperlink r:id="rId631">
+      <w:hyperlink r:id="rId632">
         <w:r>
           <w:rPr>
             <w:color w:val="1E3A8A"/>
@@ -18942,7 +22310,7 @@
       <w:pPr>
         <w:spacing w:before="60" w:after="80"/>
       </w:pPr>
-      <w:hyperlink r:id="rId632">
+      <w:hyperlink r:id="rId633">
         <w:r>
           <w:rPr>
             <w:color w:val="6B7280"/>
@@ -18975,7 +22343,7 @@
           <w:left w:val="single" w:sz="24" w:space="10" w:color="1E3A8A"/>
         </w:pBdr>
       </w:pPr>
-      <w:hyperlink r:id="rId632">
+      <w:hyperlink r:id="rId633">
         <w:r>
           <w:rPr>
             <w:color w:val="1E3A8A"/>
@@ -19004,7 +22372,7 @@
       <w:pPr>
         <w:spacing w:before="60" w:after="80"/>
       </w:pPr>
-      <w:hyperlink r:id="rId633">
+      <w:hyperlink r:id="rId634">
         <w:r>
           <w:rPr>
             <w:color w:val="6B7280"/>
@@ -19037,7 +22405,7 @@
           <w:left w:val="single" w:sz="24" w:space="10" w:color="1E3A8A"/>
         </w:pBdr>
       </w:pPr>
-      <w:hyperlink r:id="rId634">
+      <w:hyperlink r:id="rId635">
         <w:r>
           <w:rPr>
             <w:color w:val="1E3A8A"/>
@@ -19066,7 +22434,7 @@
       <w:pPr>
         <w:spacing w:before="60" w:after="80"/>
       </w:pPr>
-      <w:hyperlink r:id="rId635">
+      <w:hyperlink r:id="rId636">
         <w:r>
           <w:rPr>
             <w:color w:val="6B7280"/>
@@ -19099,7 +22467,7 @@
           <w:left w:val="single" w:sz="24" w:space="10" w:color="1E3A8A"/>
         </w:pBdr>
       </w:pPr>
-      <w:hyperlink r:id="rId636">
+      <w:hyperlink r:id="rId637">
         <w:r>
           <w:rPr>
             <w:color w:val="1E3A8A"/>
@@ -19128,7 +22496,7 @@
       <w:pPr>
         <w:spacing w:before="60" w:after="80"/>
       </w:pPr>
-      <w:hyperlink r:id="rId636">
+      <w:hyperlink r:id="rId637">
         <w:r>
           <w:rPr>
             <w:color w:val="6B7280"/>
@@ -19161,7 +22529,7 @@
           <w:left w:val="single" w:sz="24" w:space="10" w:color="1E3A8A"/>
         </w:pBdr>
       </w:pPr>
-      <w:hyperlink r:id="rId637">
+      <w:hyperlink r:id="rId638">
         <w:r>
           <w:rPr>
             <w:color w:val="1E3A8A"/>
@@ -19190,7 +22558,7 @@
       <w:pPr>
         <w:spacing w:before="60" w:after="80"/>
       </w:pPr>
-      <w:hyperlink r:id="rId638">
+      <w:hyperlink r:id="rId639">
         <w:r>
           <w:rPr>
             <w:color w:val="6B7280"/>
@@ -19223,7 +22591,7 @@
           <w:left w:val="single" w:sz="24" w:space="10" w:color="1E3A8A"/>
         </w:pBdr>
       </w:pPr>
-      <w:hyperlink r:id="rId639">
+      <w:hyperlink r:id="rId640">
         <w:r>
           <w:rPr>
             <w:color w:val="1E3A8A"/>
@@ -19252,7 +22620,7 @@
       <w:pPr>
         <w:spacing w:before="60" w:after="80"/>
       </w:pPr>
-      <w:hyperlink r:id="rId640">
+      <w:hyperlink r:id="rId641">
         <w:r>
           <w:rPr>
             <w:color w:val="6B7280"/>
@@ -19281,7 +22649,7 @@
       <w:pPr>
         <w:spacing w:before="60" w:after="80"/>
       </w:pPr>
-      <w:hyperlink r:id="rId641">
+      <w:hyperlink r:id="rId642">
         <w:r>
           <w:rPr>
             <w:color w:val="6B7280"/>
@@ -19310,7 +22678,7 @@
       <w:pPr>
         <w:spacing w:before="60" w:after="80"/>
       </w:pPr>
-      <w:hyperlink r:id="rId642">
+      <w:hyperlink r:id="rId643">
         <w:r>
           <w:rPr>
             <w:color w:val="6B7280"/>
@@ -19343,7 +22711,7 @@
           <w:left w:val="single" w:sz="24" w:space="10" w:color="1E3A8A"/>
         </w:pBdr>
       </w:pPr>
-      <w:hyperlink r:id="rId643">
+      <w:hyperlink r:id="rId644">
         <w:r>
           <w:rPr>
             <w:color w:val="1E3A8A"/>
@@ -19372,7 +22740,7 @@
       <w:pPr>
         <w:spacing w:before="60" w:after="80"/>
       </w:pPr>
-      <w:hyperlink r:id="rId644">
+      <w:hyperlink r:id="rId645">
         <w:r>
           <w:rPr>
             <w:color w:val="6B7280"/>
@@ -19405,7 +22773,7 @@
           <w:left w:val="single" w:sz="24" w:space="10" w:color="1E3A8A"/>
         </w:pBdr>
       </w:pPr>
-      <w:hyperlink r:id="rId645">
+      <w:hyperlink r:id="rId646">
         <w:r>
           <w:rPr>
             <w:color w:val="1E3A8A"/>
@@ -19434,7 +22802,7 @@
       <w:pPr>
         <w:spacing w:before="60" w:after="80"/>
       </w:pPr>
-      <w:hyperlink r:id="rId646">
+      <w:hyperlink r:id="rId647">
         <w:r>
           <w:rPr>
             <w:color w:val="6B7280"/>
@@ -19463,7 +22831,7 @@
       <w:pPr>
         <w:spacing w:before="60" w:after="80"/>
       </w:pPr>
-      <w:hyperlink r:id="rId647">
+      <w:hyperlink r:id="rId648">
         <w:r>
           <w:rPr>
             <w:color w:val="6B7280"/>
@@ -19496,7 +22864,7 @@
           <w:left w:val="single" w:sz="24" w:space="10" w:color="1E3A8A"/>
         </w:pBdr>
       </w:pPr>
-      <w:hyperlink r:id="rId648">
+      <w:hyperlink r:id="rId649">
         <w:r>
           <w:rPr>
             <w:color w:val="1E3A8A"/>
@@ -19525,7 +22893,7 @@
       <w:pPr>
         <w:spacing w:before="60" w:after="80"/>
       </w:pPr>
-      <w:hyperlink r:id="rId649">
+      <w:hyperlink r:id="rId650">
         <w:r>
           <w:rPr>
             <w:color w:val="6B7280"/>
@@ -19558,7 +22926,7 @@
           <w:left w:val="single" w:sz="24" w:space="10" w:color="1E3A8A"/>
         </w:pBdr>
       </w:pPr>
-      <w:hyperlink r:id="rId650">
+      <w:hyperlink r:id="rId651">
         <w:r>
           <w:rPr>
             <w:color w:val="1E3A8A"/>
@@ -19587,7 +22955,7 @@
       <w:pPr>
         <w:spacing w:before="60" w:after="80"/>
       </w:pPr>
-      <w:hyperlink r:id="rId651">
+      <w:hyperlink r:id="rId652">
         <w:r>
           <w:rPr>
             <w:color w:val="6B7280"/>
@@ -19620,7 +22988,7 @@
           <w:left w:val="single" w:sz="24" w:space="10" w:color="1E3A8A"/>
         </w:pBdr>
       </w:pPr>
-      <w:hyperlink r:id="rId652">
+      <w:hyperlink r:id="rId653">
         <w:r>
           <w:rPr>
             <w:color w:val="1E3A8A"/>
@@ -19649,7 +23017,7 @@
       <w:pPr>
         <w:spacing w:before="60" w:after="80"/>
       </w:pPr>
-      <w:hyperlink r:id="rId653">
+      <w:hyperlink r:id="rId654">
         <w:r>
           <w:rPr>
             <w:color w:val="6B7280"/>
@@ -19682,7 +23050,7 @@
           <w:left w:val="single" w:sz="24" w:space="10" w:color="1E3A8A"/>
         </w:pBdr>
       </w:pPr>
-      <w:hyperlink r:id="rId654">
+      <w:hyperlink r:id="rId655">
         <w:r>
           <w:rPr>
             <w:color w:val="1E3A8A"/>
@@ -19711,7 +23079,7 @@
       <w:pPr>
         <w:spacing w:before="60" w:after="80"/>
       </w:pPr>
-      <w:hyperlink r:id="rId654">
+      <w:hyperlink r:id="rId655">
         <w:r>
           <w:rPr>
             <w:color w:val="6B7280"/>
@@ -19744,7 +23112,7 @@
           <w:left w:val="single" w:sz="24" w:space="10" w:color="1E3A8A"/>
         </w:pBdr>
       </w:pPr>
-      <w:hyperlink r:id="rId655">
+      <w:hyperlink r:id="rId656">
         <w:r>
           <w:rPr>
             <w:color w:val="1E3A8A"/>
@@ -19773,7 +23141,7 @@
       <w:pPr>
         <w:spacing w:before="60" w:after="80"/>
       </w:pPr>
-      <w:hyperlink r:id="rId656">
+      <w:hyperlink r:id="rId657">
         <w:r>
           <w:rPr>
             <w:color w:val="6B7280"/>
@@ -19802,7 +23170,7 @@
       <w:pPr>
         <w:spacing w:before="60" w:after="80"/>
       </w:pPr>
-      <w:hyperlink r:id="rId657">
+      <w:hyperlink r:id="rId658">
         <w:r>
           <w:rPr>
             <w:color w:val="6B7280"/>
@@ -19831,7 +23199,7 @@
       <w:pPr>
         <w:spacing w:before="60" w:after="80"/>
       </w:pPr>
-      <w:hyperlink r:id="rId658">
+      <w:hyperlink r:id="rId659">
         <w:r>
           <w:rPr>
             <w:color w:val="6B7280"/>
@@ -19860,7 +23228,7 @@
       <w:pPr>
         <w:spacing w:before="60" w:after="80"/>
       </w:pPr>
-      <w:hyperlink r:id="rId659">
+      <w:hyperlink r:id="rId660">
         <w:r>
           <w:rPr>
             <w:color w:val="6B7280"/>
@@ -19893,7 +23261,7 @@
           <w:left w:val="single" w:sz="24" w:space="10" w:color="1E3A8A"/>
         </w:pBdr>
       </w:pPr>
-      <w:hyperlink r:id="rId660">
+      <w:hyperlink r:id="rId661">
         <w:r>
           <w:rPr>
             <w:color w:val="1E3A8A"/>
@@ -19922,7 +23290,7 @@
       <w:pPr>
         <w:spacing w:before="60" w:after="80"/>
       </w:pPr>
-      <w:hyperlink r:id="rId661">
+      <w:hyperlink r:id="rId662">
         <w:r>
           <w:rPr>
             <w:color w:val="6B7280"/>
@@ -19955,7 +23323,7 @@
           <w:left w:val="single" w:sz="24" w:space="10" w:color="1E3A8A"/>
         </w:pBdr>
       </w:pPr>
-      <w:hyperlink r:id="rId662">
+      <w:hyperlink r:id="rId663">
         <w:r>
           <w:rPr>
             <w:color w:val="1E3A8A"/>
@@ -19984,7 +23352,7 @@
       <w:pPr>
         <w:spacing w:before="60" w:after="80"/>
       </w:pPr>
-      <w:hyperlink r:id="rId663">
+      <w:hyperlink r:id="rId664">
         <w:r>
           <w:rPr>
             <w:color w:val="6B7280"/>
@@ -20013,7 +23381,7 @@
       <w:pPr>
         <w:spacing w:before="60" w:after="80"/>
       </w:pPr>
-      <w:hyperlink r:id="rId664">
+      <w:hyperlink r:id="rId665">
         <w:r>
           <w:rPr>
             <w:color w:val="6B7280"/>
@@ -20046,7 +23414,7 @@
           <w:left w:val="single" w:sz="24" w:space="10" w:color="1E3A8A"/>
         </w:pBdr>
       </w:pPr>
-      <w:hyperlink r:id="rId665">
+      <w:hyperlink r:id="rId666">
         <w:r>
           <w:rPr>
             <w:color w:val="1E3A8A"/>
@@ -20075,7 +23443,7 @@
       <w:pPr>
         <w:spacing w:before="60" w:after="80"/>
       </w:pPr>
-      <w:hyperlink r:id="rId666">
+      <w:hyperlink r:id="rId667">
         <w:r>
           <w:rPr>
             <w:color w:val="6B7280"/>
@@ -20104,7 +23472,7 @@
       <w:pPr>
         <w:spacing w:before="60" w:after="80"/>
       </w:pPr>
-      <w:hyperlink r:id="rId667">
+      <w:hyperlink r:id="rId668">
         <w:r>
           <w:rPr>
             <w:color w:val="6B7280"/>
@@ -20133,7 +23501,7 @@
       <w:pPr>
         <w:spacing w:before="60" w:after="80"/>
       </w:pPr>
-      <w:hyperlink r:id="rId668">
+      <w:hyperlink r:id="rId669">
         <w:r>
           <w:rPr>
             <w:color w:val="6B7280"/>
@@ -20162,7 +23530,7 @@
       <w:pPr>
         <w:spacing w:before="60" w:after="80"/>
       </w:pPr>
-      <w:hyperlink r:id="rId669">
+      <w:hyperlink r:id="rId670">
         <w:r>
           <w:rPr>
             <w:color w:val="6B7280"/>
@@ -20191,7 +23559,7 @@
       <w:pPr>
         <w:spacing w:before="60" w:after="80"/>
       </w:pPr>
-      <w:hyperlink r:id="rId670">
+      <w:hyperlink r:id="rId671">
         <w:r>
           <w:rPr>
             <w:color w:val="6B7280"/>
@@ -20220,7 +23588,7 @@
       <w:pPr>
         <w:spacing w:before="60" w:after="80"/>
       </w:pPr>
-      <w:hyperlink r:id="rId671">
+      <w:hyperlink r:id="rId672">
         <w:r>
           <w:rPr>
             <w:color w:val="6B7280"/>
@@ -20249,7 +23617,7 @@
       <w:pPr>
         <w:spacing w:before="60" w:after="80"/>
       </w:pPr>
-      <w:hyperlink r:id="rId672">
+      <w:hyperlink r:id="rId673">
         <w:r>
           <w:rPr>
             <w:color w:val="6B7280"/>
@@ -20278,7 +23646,7 @@
       <w:pPr>
         <w:spacing w:before="60" w:after="80"/>
       </w:pPr>
-      <w:hyperlink r:id="rId673">
+      <w:hyperlink r:id="rId674">
         <w:r>
           <w:rPr>
             <w:color w:val="6B7280"/>
@@ -20307,7 +23675,7 @@
       <w:pPr>
         <w:spacing w:before="60" w:after="80"/>
       </w:pPr>
-      <w:hyperlink r:id="rId674">
+      <w:hyperlink r:id="rId675">
         <w:r>
           <w:rPr>
             <w:color w:val="6B7280"/>
@@ -20336,7 +23704,7 @@
       <w:pPr>
         <w:spacing w:before="60" w:after="80"/>
       </w:pPr>
-      <w:hyperlink r:id="rId675">
+      <w:hyperlink r:id="rId676">
         <w:r>
           <w:rPr>
             <w:color w:val="6B7280"/>
@@ -20365,7 +23733,7 @@
       <w:pPr>
         <w:spacing w:before="60" w:after="80"/>
       </w:pPr>
-      <w:hyperlink r:id="rId676">
+      <w:hyperlink r:id="rId677">
         <w:r>
           <w:rPr>
             <w:color w:val="6B7280"/>
@@ -20394,7 +23762,7 @@
       <w:pPr>
         <w:spacing w:before="60" w:after="80"/>
       </w:pPr>
-      <w:hyperlink r:id="rId676">
+      <w:hyperlink r:id="rId677">
         <w:r>
           <w:rPr>
             <w:color w:val="6B7280"/>
@@ -20423,7 +23791,7 @@
       <w:pPr>
         <w:spacing w:before="60" w:after="80"/>
       </w:pPr>
-      <w:hyperlink r:id="rId677">
+      <w:hyperlink r:id="rId678">
         <w:r>
           <w:rPr>
             <w:color w:val="6B7280"/>
@@ -20452,7 +23820,7 @@
       <w:pPr>
         <w:spacing w:before="60" w:after="80"/>
       </w:pPr>
-      <w:hyperlink r:id="rId678">
+      <w:hyperlink r:id="rId679">
         <w:r>
           <w:rPr>
             <w:color w:val="6B7280"/>
@@ -20481,7 +23849,7 @@
       <w:pPr>
         <w:spacing w:before="60" w:after="80"/>
       </w:pPr>
-      <w:hyperlink r:id="rId679">
+      <w:hyperlink r:id="rId680">
         <w:r>
           <w:rPr>
             <w:color w:val="6B7280"/>
@@ -20510,7 +23878,7 @@
       <w:pPr>
         <w:spacing w:before="60" w:after="80"/>
       </w:pPr>
-      <w:hyperlink r:id="rId680">
+      <w:hyperlink r:id="rId681">
         <w:r>
           <w:rPr>
             <w:color w:val="6B7280"/>
@@ -20539,7 +23907,7 @@
       <w:pPr>
         <w:spacing w:before="60" w:after="80"/>
       </w:pPr>
-      <w:hyperlink r:id="rId681">
+      <w:hyperlink r:id="rId682">
         <w:r>
           <w:rPr>
             <w:color w:val="6B7280"/>
@@ -20568,7 +23936,7 @@
       <w:pPr>
         <w:spacing w:before="60" w:after="80"/>
       </w:pPr>
-      <w:hyperlink r:id="rId682">
+      <w:hyperlink r:id="rId683">
         <w:r>
           <w:rPr>
             <w:color w:val="6B7280"/>
@@ -20597,7 +23965,7 @@
       <w:pPr>
         <w:spacing w:before="60" w:after="80"/>
       </w:pPr>
-      <w:hyperlink r:id="rId682">
+      <w:hyperlink r:id="rId683">
         <w:r>
           <w:rPr>
             <w:color w:val="6B7280"/>
@@ -20626,7 +23994,7 @@
       <w:pPr>
         <w:spacing w:before="60" w:after="80"/>
       </w:pPr>
-      <w:hyperlink r:id="rId683">
+      <w:hyperlink r:id="rId684">
         <w:r>
           <w:rPr>
             <w:color w:val="6B7280"/>
@@ -20655,7 +24023,7 @@
       <w:pPr>
         <w:spacing w:before="60" w:after="80"/>
       </w:pPr>
-      <w:hyperlink r:id="rId684">
+      <w:hyperlink r:id="rId685">
         <w:r>
           <w:rPr>
             <w:color w:val="6B7280"/>
@@ -20684,7 +24052,7 @@
       <w:pPr>
         <w:spacing w:before="60" w:after="80"/>
       </w:pPr>
-      <w:hyperlink r:id="rId685">
+      <w:hyperlink r:id="rId686">
         <w:r>
           <w:rPr>
             <w:color w:val="6B7280"/>
@@ -20713,7 +24081,7 @@
       <w:pPr>
         <w:spacing w:before="60" w:after="80"/>
       </w:pPr>
-      <w:hyperlink r:id="rId686">
+      <w:hyperlink r:id="rId687">
         <w:r>
           <w:rPr>
             <w:color w:val="6B7280"/>
@@ -20742,7 +24110,7 @@
       <w:pPr>
         <w:spacing w:before="60" w:after="80"/>
       </w:pPr>
-      <w:hyperlink r:id="rId687">
+      <w:hyperlink r:id="rId688">
         <w:r>
           <w:rPr>
             <w:color w:val="6B7280"/>
@@ -20771,7 +24139,7 @@
       <w:pPr>
         <w:spacing w:before="60" w:after="80"/>
       </w:pPr>
-      <w:hyperlink r:id="rId688">
+      <w:hyperlink r:id="rId689">
         <w:r>
           <w:rPr>
             <w:color w:val="6B7280"/>
@@ -20800,7 +24168,7 @@
       <w:pPr>
         <w:spacing w:before="60" w:after="80"/>
       </w:pPr>
-      <w:hyperlink r:id="rId689">
+      <w:hyperlink r:id="rId690">
         <w:r>
           <w:rPr>
             <w:color w:val="6B7280"/>
@@ -20829,7 +24197,7 @@
       <w:pPr>
         <w:spacing w:before="60" w:after="80"/>
       </w:pPr>
-      <w:hyperlink r:id="rId690">
+      <w:hyperlink r:id="rId691">
         <w:r>
           <w:rPr>
             <w:color w:val="6B7280"/>
@@ -20858,7 +24226,7 @@
       <w:pPr>
         <w:spacing w:before="60" w:after="80"/>
       </w:pPr>
-      <w:hyperlink r:id="rId691">
+      <w:hyperlink r:id="rId692">
         <w:r>
           <w:rPr>
             <w:color w:val="6B7280"/>
@@ -20887,7 +24255,7 @@
       <w:pPr>
         <w:spacing w:before="60" w:after="80"/>
       </w:pPr>
-      <w:hyperlink r:id="rId692">
+      <w:hyperlink r:id="rId693">
         <w:r>
           <w:rPr>
             <w:color w:val="6B7280"/>
@@ -20916,7 +24284,7 @@
       <w:pPr>
         <w:spacing w:before="60" w:after="80"/>
       </w:pPr>
-      <w:hyperlink r:id="rId692">
+      <w:hyperlink r:id="rId693">
         <w:r>
           <w:rPr>
             <w:color w:val="6B7280"/>
@@ -20945,7 +24313,7 @@
       <w:pPr>
         <w:spacing w:before="60" w:after="80"/>
       </w:pPr>
-      <w:hyperlink r:id="rId693">
+      <w:hyperlink r:id="rId694">
         <w:r>
           <w:rPr>
             <w:color w:val="6B7280"/>
@@ -20974,7 +24342,7 @@
       <w:pPr>
         <w:spacing w:before="60" w:after="80"/>
       </w:pPr>
-      <w:hyperlink r:id="rId694">
+      <w:hyperlink r:id="rId695">
         <w:r>
           <w:rPr>
             <w:color w:val="6B7280"/>
@@ -21003,7 +24371,7 @@
       <w:pPr>
         <w:spacing w:before="60" w:after="80"/>
       </w:pPr>
-      <w:hyperlink r:id="rId695">
+      <w:hyperlink r:id="rId696">
         <w:r>
           <w:rPr>
             <w:color w:val="6B7280"/>
@@ -21032,7 +24400,7 @@
       <w:pPr>
         <w:spacing w:before="60" w:after="80"/>
       </w:pPr>
-      <w:hyperlink r:id="rId696">
+      <w:hyperlink r:id="rId697">
         <w:r>
           <w:rPr>
             <w:color w:val="6B7280"/>
@@ -21061,7 +24429,7 @@
       <w:pPr>
         <w:spacing w:before="60" w:after="80"/>
       </w:pPr>
-      <w:hyperlink r:id="rId696">
+      <w:hyperlink r:id="rId697">
         <w:r>
           <w:rPr>
             <w:color w:val="6B7280"/>
@@ -21090,7 +24458,7 @@
       <w:pPr>
         <w:spacing w:before="60" w:after="80"/>
       </w:pPr>
-      <w:hyperlink r:id="rId697">
+      <w:hyperlink r:id="rId698">
         <w:r>
           <w:rPr>
             <w:color w:val="6B7280"/>
@@ -21119,7 +24487,7 @@
       <w:pPr>
         <w:spacing w:before="60" w:after="80"/>
       </w:pPr>
-      <w:hyperlink r:id="rId698">
+      <w:hyperlink r:id="rId699">
         <w:r>
           <w:rPr>
             <w:color w:val="6B7280"/>
@@ -21148,7 +24516,7 @@
       <w:pPr>
         <w:spacing w:before="60" w:after="80"/>
       </w:pPr>
-      <w:hyperlink r:id="rId699">
+      <w:hyperlink r:id="rId700">
         <w:r>
           <w:rPr>
             <w:color w:val="6B7280"/>
@@ -21177,7 +24545,7 @@
       <w:pPr>
         <w:spacing w:before="60" w:after="80"/>
       </w:pPr>
-      <w:hyperlink r:id="rId700">
+      <w:hyperlink r:id="rId701">
         <w:r>
           <w:rPr>
             <w:color w:val="6B7280"/>
@@ -21206,7 +24574,7 @@
       <w:pPr>
         <w:spacing w:before="60" w:after="80"/>
       </w:pPr>
-      <w:hyperlink r:id="rId701">
+      <w:hyperlink r:id="rId702">
         <w:r>
           <w:rPr>
             <w:color w:val="6B7280"/>
@@ -21235,7 +24603,7 @@
       <w:pPr>
         <w:spacing w:before="60" w:after="80"/>
       </w:pPr>
-      <w:hyperlink r:id="rId702">
+      <w:hyperlink r:id="rId703">
         <w:r>
           <w:rPr>
             <w:color w:val="6B7280"/>
@@ -21264,7 +24632,7 @@
       <w:pPr>
         <w:spacing w:before="60" w:after="80"/>
       </w:pPr>
-      <w:hyperlink r:id="rId703">
+      <w:hyperlink r:id="rId704">
         <w:r>
           <w:rPr>
             <w:color w:val="6B7280"/>
@@ -21293,7 +24661,7 @@
       <w:pPr>
         <w:spacing w:before="60" w:after="80"/>
       </w:pPr>
-      <w:hyperlink r:id="rId704">
+      <w:hyperlink r:id="rId705">
         <w:r>
           <w:rPr>
             <w:color w:val="6B7280"/>
@@ -21322,7 +24690,7 @@
       <w:pPr>
         <w:spacing w:before="60" w:after="80"/>
       </w:pPr>
-      <w:hyperlink r:id="rId705">
+      <w:hyperlink r:id="rId706">
         <w:r>
           <w:rPr>
             <w:color w:val="6B7280"/>
@@ -21351,7 +24719,7 @@
       <w:pPr>
         <w:spacing w:before="60" w:after="80"/>
       </w:pPr>
-      <w:hyperlink r:id="rId706">
+      <w:hyperlink r:id="rId707">
         <w:r>
           <w:rPr>
             <w:color w:val="6B7280"/>
@@ -21380,7 +24748,7 @@
       <w:pPr>
         <w:spacing w:before="60" w:after="80"/>
       </w:pPr>
-      <w:hyperlink r:id="rId707">
+      <w:hyperlink r:id="rId708">
         <w:r>
           <w:rPr>
             <w:color w:val="6B7280"/>
@@ -21409,7 +24777,7 @@
       <w:pPr>
         <w:spacing w:before="60" w:after="80"/>
       </w:pPr>
-      <w:hyperlink r:id="rId708">
+      <w:hyperlink r:id="rId709">
         <w:r>
           <w:rPr>
             <w:color w:val="6B7280"/>
@@ -21438,7 +24806,7 @@
       <w:pPr>
         <w:spacing w:before="60" w:after="80"/>
       </w:pPr>
-      <w:hyperlink r:id="rId709">
+      <w:hyperlink r:id="rId710">
         <w:r>
           <w:rPr>
             <w:color w:val="6B7280"/>
